--- a/5.人员管理/2.运行记录类文件/050202-运维相关人员管理计划.docx
+++ b/5.人员管理/2.运行记录类文件/050202-运维相关人员管理计划.docx
@@ -23,6 +23,7 @@
           <w:lang w:val="en-US" w:eastAsia="zh-CN"/>
         </w:rPr>
       </w:pPr>
+      <w:bookmarkStart w:id="13" w:name="_GoBack"/>
     </w:p>
     <w:p>
       <w:pPr>
@@ -45,7 +46,7 @@
           <w:lang w:val="en-US"/>
         </w:rPr>
       </w:pPr>
-      <w:bookmarkStart w:id="0" w:name="_Toc21106"/>
+      <w:bookmarkStart w:id="0" w:name="_Toc4693"/>
       <w:r>
         <w:rPr>
           <w:rFonts w:hint="eastAsia"/>
@@ -72,7 +73,7 @@
         <w:adjustRightInd w:val="0"/>
         <w:snapToGrid w:val="0"/>
       </w:pPr>
-      <w:bookmarkStart w:id="1" w:name="_Toc21929"/>
+      <w:bookmarkStart w:id="1" w:name="_Toc7922"/>
       <w:r>
         <w:t>中达丰集团有限公司</w:t>
       </w:r>
@@ -101,7 +102,7 @@
           <w:szCs w:val="36"/>
         </w:rPr>
       </w:pPr>
-      <w:bookmarkStart w:id="2" w:name="_Toc9939"/>
+      <w:bookmarkStart w:id="2" w:name="_Toc32151"/>
       <w:r>
         <w:rPr>
           <w:rFonts w:hint="eastAsia" w:ascii="宋体" w:hAnsi="宋体" w:eastAsia="宋体" w:cs="宋体"/>
@@ -146,7 +147,7 @@
           <w:szCs w:val="28"/>
         </w:rPr>
       </w:pPr>
-      <w:bookmarkStart w:id="3" w:name="_Toc19985"/>
+      <w:bookmarkStart w:id="3" w:name="_Toc18790"/>
       <w:r>
         <w:rPr>
           <w:rFonts w:ascii="宋体" w:hAnsi="宋体" w:eastAsia="宋体" w:cs="宋体"/>
@@ -1448,12 +1449,23 @@
         <w:p>
           <w:pPr>
             <w:pStyle w:val="16"/>
+            <w:keepNext w:val="0"/>
+            <w:keepLines w:val="0"/>
+            <w:pageBreakBefore w:val="0"/>
+            <w:widowControl w:val="0"/>
             <w:tabs>
               <w:tab w:val="right" w:leader="dot" w:pos="8306"/>
             </w:tabs>
+            <w:kinsoku w:val="0"/>
+            <w:wordWrap/>
+            <w:overflowPunct/>
+            <w:topLinePunct w:val="0"/>
+            <w:autoSpaceDE w:val="0"/>
+            <w:autoSpaceDN w:val="0"/>
+            <w:bidi w:val="0"/>
+            <w:adjustRightInd w:val="0"/>
+            <w:snapToGrid w:val="0"/>
           </w:pPr>
-          <w:bookmarkStart w:id="13" w:name="_GoBack"/>
-          <w:bookmarkEnd w:id="13"/>
           <w:r>
             <w:rPr>
               <w:rFonts w:hint="eastAsia" w:ascii="Microsoft JhengHei" w:hAnsi="Microsoft JhengHei" w:eastAsia="Microsoft JhengHei" w:cs="Microsoft JhengHei"/>
@@ -1495,7 +1507,7 @@
               <w:spacing w:val="-1"/>
               <w:szCs w:val="24"/>
             </w:rPr>
-            <w:instrText xml:space="preserve"> HYPERLINK \l _Toc21106 </w:instrText>
+            <w:instrText xml:space="preserve"> HYPERLINK \l _Toc4693 </w:instrText>
           </w:r>
           <w:r>
             <w:rPr>
@@ -1519,7 +1531,7 @@
             <w:fldChar w:fldCharType="begin"/>
           </w:r>
           <w:r>
-            <w:instrText xml:space="preserve"> PAGEREF _Toc21106 \h </w:instrText>
+            <w:instrText xml:space="preserve"> PAGEREF _Toc4693 \h </w:instrText>
           </w:r>
           <w:r>
             <w:fldChar w:fldCharType="separate"/>
@@ -1542,9 +1554,22 @@
         <w:p>
           <w:pPr>
             <w:pStyle w:val="16"/>
+            <w:keepNext w:val="0"/>
+            <w:keepLines w:val="0"/>
+            <w:pageBreakBefore w:val="0"/>
+            <w:widowControl w:val="0"/>
             <w:tabs>
               <w:tab w:val="right" w:leader="dot" w:pos="8306"/>
             </w:tabs>
+            <w:kinsoku w:val="0"/>
+            <w:wordWrap/>
+            <w:overflowPunct/>
+            <w:topLinePunct w:val="0"/>
+            <w:autoSpaceDE w:val="0"/>
+            <w:autoSpaceDN w:val="0"/>
+            <w:bidi w:val="0"/>
+            <w:adjustRightInd w:val="0"/>
+            <w:snapToGrid w:val="0"/>
           </w:pPr>
           <w:r>
             <w:rPr>
@@ -1560,7 +1585,7 @@
               <w:spacing w:val="-1"/>
               <w:szCs w:val="24"/>
             </w:rPr>
-            <w:instrText xml:space="preserve"> HYPERLINK \l _Toc21929 </w:instrText>
+            <w:instrText xml:space="preserve"> HYPERLINK \l _Toc7922 </w:instrText>
           </w:r>
           <w:r>
             <w:rPr>
@@ -1580,7 +1605,7 @@
             <w:fldChar w:fldCharType="begin"/>
           </w:r>
           <w:r>
-            <w:instrText xml:space="preserve"> PAGEREF _Toc21929 \h </w:instrText>
+            <w:instrText xml:space="preserve"> PAGEREF _Toc7922 \h </w:instrText>
           </w:r>
           <w:r>
             <w:fldChar w:fldCharType="separate"/>
@@ -1603,9 +1628,22 @@
         <w:p>
           <w:pPr>
             <w:pStyle w:val="16"/>
+            <w:keepNext w:val="0"/>
+            <w:keepLines w:val="0"/>
+            <w:pageBreakBefore w:val="0"/>
+            <w:widowControl w:val="0"/>
             <w:tabs>
               <w:tab w:val="right" w:leader="dot" w:pos="8306"/>
             </w:tabs>
+            <w:kinsoku w:val="0"/>
+            <w:wordWrap/>
+            <w:overflowPunct/>
+            <w:topLinePunct w:val="0"/>
+            <w:autoSpaceDE w:val="0"/>
+            <w:autoSpaceDN w:val="0"/>
+            <w:bidi w:val="0"/>
+            <w:adjustRightInd w:val="0"/>
+            <w:snapToGrid w:val="0"/>
           </w:pPr>
           <w:r>
             <w:rPr>
@@ -1621,7 +1659,7 @@
               <w:spacing w:val="-1"/>
               <w:szCs w:val="24"/>
             </w:rPr>
-            <w:instrText xml:space="preserve"> HYPERLINK \l _Toc9939 </w:instrText>
+            <w:instrText xml:space="preserve"> HYPERLINK \l _Toc32151 </w:instrText>
           </w:r>
           <w:r>
             <w:rPr>
@@ -1646,7 +1684,7 @@
             <w:fldChar w:fldCharType="begin"/>
           </w:r>
           <w:r>
-            <w:instrText xml:space="preserve"> PAGEREF _Toc9939 \h </w:instrText>
+            <w:instrText xml:space="preserve"> PAGEREF _Toc32151 \h </w:instrText>
           </w:r>
           <w:r>
             <w:fldChar w:fldCharType="separate"/>
@@ -1669,9 +1707,22 @@
         <w:p>
           <w:pPr>
             <w:pStyle w:val="16"/>
+            <w:keepNext w:val="0"/>
+            <w:keepLines w:val="0"/>
+            <w:pageBreakBefore w:val="0"/>
+            <w:widowControl w:val="0"/>
             <w:tabs>
               <w:tab w:val="right" w:leader="dot" w:pos="8306"/>
             </w:tabs>
+            <w:kinsoku w:val="0"/>
+            <w:wordWrap/>
+            <w:overflowPunct/>
+            <w:topLinePunct w:val="0"/>
+            <w:autoSpaceDE w:val="0"/>
+            <w:autoSpaceDN w:val="0"/>
+            <w:bidi w:val="0"/>
+            <w:adjustRightInd w:val="0"/>
+            <w:snapToGrid w:val="0"/>
           </w:pPr>
           <w:r>
             <w:rPr>
@@ -1687,7 +1738,7 @@
               <w:spacing w:val="-1"/>
               <w:szCs w:val="24"/>
             </w:rPr>
-            <w:instrText xml:space="preserve"> HYPERLINK \l _Toc19985 </w:instrText>
+            <w:instrText xml:space="preserve"> HYPERLINK \l _Toc18790 </w:instrText>
           </w:r>
           <w:r>
             <w:rPr>
@@ -1712,7 +1763,7 @@
             <w:fldChar w:fldCharType="begin"/>
           </w:r>
           <w:r>
-            <w:instrText xml:space="preserve"> PAGEREF _Toc19985 \h </w:instrText>
+            <w:instrText xml:space="preserve"> PAGEREF _Toc18790 \h </w:instrText>
           </w:r>
           <w:r>
             <w:fldChar w:fldCharType="separate"/>
@@ -1735,9 +1786,22 @@
         <w:p>
           <w:pPr>
             <w:pStyle w:val="16"/>
+            <w:keepNext w:val="0"/>
+            <w:keepLines w:val="0"/>
+            <w:pageBreakBefore w:val="0"/>
+            <w:widowControl w:val="0"/>
             <w:tabs>
               <w:tab w:val="right" w:leader="dot" w:pos="8306"/>
             </w:tabs>
+            <w:kinsoku w:val="0"/>
+            <w:wordWrap/>
+            <w:overflowPunct/>
+            <w:topLinePunct w:val="0"/>
+            <w:autoSpaceDE w:val="0"/>
+            <w:autoSpaceDN w:val="0"/>
+            <w:bidi w:val="0"/>
+            <w:adjustRightInd w:val="0"/>
+            <w:snapToGrid w:val="0"/>
           </w:pPr>
           <w:r>
             <w:rPr>
@@ -1753,7 +1817,7 @@
               <w:spacing w:val="-1"/>
               <w:szCs w:val="24"/>
             </w:rPr>
-            <w:instrText xml:space="preserve"> HYPERLINK \l _Toc18066 </w:instrText>
+            <w:instrText xml:space="preserve"> HYPERLINK \l _Toc3889 </w:instrText>
           </w:r>
           <w:r>
             <w:rPr>
@@ -1783,7 +1847,7 @@
             <w:fldChar w:fldCharType="begin"/>
           </w:r>
           <w:r>
-            <w:instrText xml:space="preserve"> PAGEREF _Toc18066 \h </w:instrText>
+            <w:instrText xml:space="preserve"> PAGEREF _Toc3889 \h </w:instrText>
           </w:r>
           <w:r>
             <w:fldChar w:fldCharType="separate"/>
@@ -1806,9 +1870,22 @@
         <w:p>
           <w:pPr>
             <w:pStyle w:val="17"/>
+            <w:keepNext w:val="0"/>
+            <w:keepLines w:val="0"/>
+            <w:pageBreakBefore w:val="0"/>
+            <w:widowControl w:val="0"/>
             <w:tabs>
               <w:tab w:val="right" w:leader="dot" w:pos="8306"/>
             </w:tabs>
+            <w:kinsoku w:val="0"/>
+            <w:wordWrap/>
+            <w:overflowPunct/>
+            <w:topLinePunct w:val="0"/>
+            <w:autoSpaceDE w:val="0"/>
+            <w:autoSpaceDN w:val="0"/>
+            <w:bidi w:val="0"/>
+            <w:adjustRightInd w:val="0"/>
+            <w:snapToGrid w:val="0"/>
           </w:pPr>
           <w:r>
             <w:rPr>
@@ -1824,7 +1901,7 @@
               <w:spacing w:val="-1"/>
               <w:szCs w:val="24"/>
             </w:rPr>
-            <w:instrText xml:space="preserve"> HYPERLINK \l _Toc5907 </w:instrText>
+            <w:instrText xml:space="preserve"> HYPERLINK \l _Toc24794 </w:instrText>
           </w:r>
           <w:r>
             <w:rPr>
@@ -1855,7 +1932,7 @@
             <w:fldChar w:fldCharType="begin"/>
           </w:r>
           <w:r>
-            <w:instrText xml:space="preserve"> PAGEREF _Toc5907 \h </w:instrText>
+            <w:instrText xml:space="preserve"> PAGEREF _Toc24794 \h </w:instrText>
           </w:r>
           <w:r>
             <w:fldChar w:fldCharType="separate"/>
@@ -1878,9 +1955,22 @@
         <w:p>
           <w:pPr>
             <w:pStyle w:val="17"/>
+            <w:keepNext w:val="0"/>
+            <w:keepLines w:val="0"/>
+            <w:pageBreakBefore w:val="0"/>
+            <w:widowControl w:val="0"/>
             <w:tabs>
               <w:tab w:val="right" w:leader="dot" w:pos="8306"/>
             </w:tabs>
+            <w:kinsoku w:val="0"/>
+            <w:wordWrap/>
+            <w:overflowPunct/>
+            <w:topLinePunct w:val="0"/>
+            <w:autoSpaceDE w:val="0"/>
+            <w:autoSpaceDN w:val="0"/>
+            <w:bidi w:val="0"/>
+            <w:adjustRightInd w:val="0"/>
+            <w:snapToGrid w:val="0"/>
           </w:pPr>
           <w:r>
             <w:rPr>
@@ -1896,7 +1986,7 @@
               <w:spacing w:val="-1"/>
               <w:szCs w:val="24"/>
             </w:rPr>
-            <w:instrText xml:space="preserve"> HYPERLINK \l _Toc10612 </w:instrText>
+            <w:instrText xml:space="preserve"> HYPERLINK \l _Toc26293 </w:instrText>
           </w:r>
           <w:r>
             <w:rPr>
@@ -1927,7 +2017,7 @@
             <w:fldChar w:fldCharType="begin"/>
           </w:r>
           <w:r>
-            <w:instrText xml:space="preserve"> PAGEREF _Toc10612 \h </w:instrText>
+            <w:instrText xml:space="preserve"> PAGEREF _Toc26293 \h </w:instrText>
           </w:r>
           <w:r>
             <w:fldChar w:fldCharType="separate"/>
@@ -1950,9 +2040,22 @@
         <w:p>
           <w:pPr>
             <w:pStyle w:val="17"/>
+            <w:keepNext w:val="0"/>
+            <w:keepLines w:val="0"/>
+            <w:pageBreakBefore w:val="0"/>
+            <w:widowControl w:val="0"/>
             <w:tabs>
               <w:tab w:val="right" w:leader="dot" w:pos="8306"/>
             </w:tabs>
+            <w:kinsoku w:val="0"/>
+            <w:wordWrap/>
+            <w:overflowPunct/>
+            <w:topLinePunct w:val="0"/>
+            <w:autoSpaceDE w:val="0"/>
+            <w:autoSpaceDN w:val="0"/>
+            <w:bidi w:val="0"/>
+            <w:adjustRightInd w:val="0"/>
+            <w:snapToGrid w:val="0"/>
           </w:pPr>
           <w:r>
             <w:rPr>
@@ -1968,7 +2071,7 @@
               <w:spacing w:val="-1"/>
               <w:szCs w:val="24"/>
             </w:rPr>
-            <w:instrText xml:space="preserve"> HYPERLINK \l _Toc4306 </w:instrText>
+            <w:instrText xml:space="preserve"> HYPERLINK \l _Toc30926 </w:instrText>
           </w:r>
           <w:r>
             <w:rPr>
@@ -1999,7 +2102,7 @@
             <w:fldChar w:fldCharType="begin"/>
           </w:r>
           <w:r>
-            <w:instrText xml:space="preserve"> PAGEREF _Toc4306 \h </w:instrText>
+            <w:instrText xml:space="preserve"> PAGEREF _Toc30926 \h </w:instrText>
           </w:r>
           <w:r>
             <w:fldChar w:fldCharType="separate"/>
@@ -2022,9 +2125,22 @@
         <w:p>
           <w:pPr>
             <w:pStyle w:val="17"/>
+            <w:keepNext w:val="0"/>
+            <w:keepLines w:val="0"/>
+            <w:pageBreakBefore w:val="0"/>
+            <w:widowControl w:val="0"/>
             <w:tabs>
               <w:tab w:val="right" w:leader="dot" w:pos="8306"/>
             </w:tabs>
+            <w:kinsoku w:val="0"/>
+            <w:wordWrap/>
+            <w:overflowPunct/>
+            <w:topLinePunct w:val="0"/>
+            <w:autoSpaceDE w:val="0"/>
+            <w:autoSpaceDN w:val="0"/>
+            <w:bidi w:val="0"/>
+            <w:adjustRightInd w:val="0"/>
+            <w:snapToGrid w:val="0"/>
           </w:pPr>
           <w:r>
             <w:rPr>
@@ -2040,7 +2156,7 @@
               <w:spacing w:val="-1"/>
               <w:szCs w:val="24"/>
             </w:rPr>
-            <w:instrText xml:space="preserve"> HYPERLINK \l _Toc16547 </w:instrText>
+            <w:instrText xml:space="preserve"> HYPERLINK \l _Toc23287 </w:instrText>
           </w:r>
           <w:r>
             <w:rPr>
@@ -2071,7 +2187,7 @@
             <w:fldChar w:fldCharType="begin"/>
           </w:r>
           <w:r>
-            <w:instrText xml:space="preserve"> PAGEREF _Toc16547 \h </w:instrText>
+            <w:instrText xml:space="preserve"> PAGEREF _Toc23287 \h </w:instrText>
           </w:r>
           <w:r>
             <w:fldChar w:fldCharType="separate"/>
@@ -2094,9 +2210,22 @@
         <w:p>
           <w:pPr>
             <w:pStyle w:val="17"/>
+            <w:keepNext w:val="0"/>
+            <w:keepLines w:val="0"/>
+            <w:pageBreakBefore w:val="0"/>
+            <w:widowControl w:val="0"/>
             <w:tabs>
               <w:tab w:val="right" w:leader="dot" w:pos="8306"/>
             </w:tabs>
+            <w:kinsoku w:val="0"/>
+            <w:wordWrap/>
+            <w:overflowPunct/>
+            <w:topLinePunct w:val="0"/>
+            <w:autoSpaceDE w:val="0"/>
+            <w:autoSpaceDN w:val="0"/>
+            <w:bidi w:val="0"/>
+            <w:adjustRightInd w:val="0"/>
+            <w:snapToGrid w:val="0"/>
           </w:pPr>
           <w:r>
             <w:rPr>
@@ -2112,7 +2241,7 @@
               <w:spacing w:val="-1"/>
               <w:szCs w:val="24"/>
             </w:rPr>
-            <w:instrText xml:space="preserve"> HYPERLINK \l _Toc31520 </w:instrText>
+            <w:instrText xml:space="preserve"> HYPERLINK \l _Toc8406 </w:instrText>
           </w:r>
           <w:r>
             <w:rPr>
@@ -2143,7 +2272,7 @@
             <w:fldChar w:fldCharType="begin"/>
           </w:r>
           <w:r>
-            <w:instrText xml:space="preserve"> PAGEREF _Toc31520 \h </w:instrText>
+            <w:instrText xml:space="preserve"> PAGEREF _Toc8406 \h </w:instrText>
           </w:r>
           <w:r>
             <w:fldChar w:fldCharType="separate"/>
@@ -2166,9 +2295,22 @@
         <w:p>
           <w:pPr>
             <w:pStyle w:val="17"/>
+            <w:keepNext w:val="0"/>
+            <w:keepLines w:val="0"/>
+            <w:pageBreakBefore w:val="0"/>
+            <w:widowControl w:val="0"/>
             <w:tabs>
               <w:tab w:val="right" w:leader="dot" w:pos="8306"/>
             </w:tabs>
+            <w:kinsoku w:val="0"/>
+            <w:wordWrap/>
+            <w:overflowPunct/>
+            <w:topLinePunct w:val="0"/>
+            <w:autoSpaceDE w:val="0"/>
+            <w:autoSpaceDN w:val="0"/>
+            <w:bidi w:val="0"/>
+            <w:adjustRightInd w:val="0"/>
+            <w:snapToGrid w:val="0"/>
           </w:pPr>
           <w:r>
             <w:rPr>
@@ -2184,7 +2326,7 @@
               <w:spacing w:val="-1"/>
               <w:szCs w:val="24"/>
             </w:rPr>
-            <w:instrText xml:space="preserve"> HYPERLINK \l _Toc15052 </w:instrText>
+            <w:instrText xml:space="preserve"> HYPERLINK \l _Toc10518 </w:instrText>
           </w:r>
           <w:r>
             <w:rPr>
@@ -2215,7 +2357,7 @@
             <w:fldChar w:fldCharType="begin"/>
           </w:r>
           <w:r>
-            <w:instrText xml:space="preserve"> PAGEREF _Toc15052 \h </w:instrText>
+            <w:instrText xml:space="preserve"> PAGEREF _Toc10518 \h </w:instrText>
           </w:r>
           <w:r>
             <w:fldChar w:fldCharType="separate"/>
@@ -2322,7 +2464,7 @@
         <w:adjustRightInd w:val="0"/>
         <w:snapToGrid w:val="0"/>
       </w:pPr>
-      <w:bookmarkStart w:id="4" w:name="_Toc18066"/>
+      <w:bookmarkStart w:id="4" w:name="_Toc3889"/>
       <w:r>
         <w:rPr>
           <w:rFonts w:hint="eastAsia"/>
@@ -2353,7 +2495,7 @@
           <w:lang w:val="en-US" w:eastAsia="zh-CN"/>
         </w:rPr>
       </w:pPr>
-      <w:bookmarkStart w:id="5" w:name="_Toc5907"/>
+      <w:bookmarkStart w:id="5" w:name="_Toc24794"/>
       <w:r>
         <w:rPr>
           <w:rFonts w:hint="eastAsia"/>
@@ -4887,7 +5029,7 @@
           <w:lang w:val="en-US" w:eastAsia="zh-CN"/>
         </w:rPr>
       </w:pPr>
-      <w:bookmarkStart w:id="6" w:name="_Toc10612"/>
+      <w:bookmarkStart w:id="6" w:name="_Toc26293"/>
       <w:r>
         <w:rPr>
           <w:rFonts w:hint="eastAsia"/>
@@ -6116,7 +6258,7 @@
           <w:lang w:val="en-US" w:eastAsia="zh-CN"/>
         </w:rPr>
       </w:pPr>
-      <w:bookmarkStart w:id="7" w:name="_Toc4306"/>
+      <w:bookmarkStart w:id="7" w:name="_Toc30926"/>
       <w:r>
         <w:rPr>
           <w:rFonts w:hint="eastAsia"/>
@@ -6129,7 +6271,19 @@
     <w:p>
       <w:pPr>
         <w:pStyle w:val="27"/>
+        <w:keepNext w:val="0"/>
+        <w:keepLines w:val="0"/>
+        <w:pageBreakBefore w:val="0"/>
+        <w:widowControl w:val="0"/>
+        <w:kinsoku w:val="0"/>
+        <w:wordWrap/>
+        <w:overflowPunct/>
+        <w:topLinePunct w:val="0"/>
+        <w:autoSpaceDE w:val="0"/>
+        <w:autoSpaceDN w:val="0"/>
         <w:bidi w:val="0"/>
+        <w:adjustRightInd w:val="0"/>
+        <w:snapToGrid w:val="0"/>
         <w:rPr>
           <w:rFonts w:hint="default"/>
           <w:lang w:val="en-US" w:eastAsia="zh-CN"/>
@@ -6182,6 +6336,7 @@
             <w:insideH w:val="none" w:color="auto" w:sz="0" w:space="0"/>
             <w:insideV w:val="none" w:color="auto" w:sz="0" w:space="0"/>
           </w:tblBorders>
+          <w:shd w:val="clear" w:color="auto" w:fill="auto"/>
           <w:tblCellMar>
             <w:top w:w="0" w:type="dxa"/>
             <w:left w:w="108" w:type="dxa"/>
@@ -6880,6 +7035,7 @@
             <w:insideH w:val="none" w:color="auto" w:sz="0" w:space="0"/>
             <w:insideV w:val="none" w:color="auto" w:sz="0" w:space="0"/>
           </w:tblBorders>
+          <w:shd w:val="clear" w:color="auto" w:fill="auto"/>
           <w:tblCellMar>
             <w:top w:w="0" w:type="dxa"/>
             <w:left w:w="108" w:type="dxa"/>
@@ -8212,6 +8368,7 @@
             <w:insideH w:val="none" w:color="auto" w:sz="0" w:space="0"/>
             <w:insideV w:val="none" w:color="auto" w:sz="0" w:space="0"/>
           </w:tblBorders>
+          <w:shd w:val="clear" w:color="auto" w:fill="auto"/>
           <w:tblCellMar>
             <w:top w:w="0" w:type="dxa"/>
             <w:left w:w="108" w:type="dxa"/>
@@ -8867,6 +9024,7 @@
             <w:insideH w:val="none" w:color="auto" w:sz="0" w:space="0"/>
             <w:insideV w:val="none" w:color="auto" w:sz="0" w:space="0"/>
           </w:tblBorders>
+          <w:shd w:val="clear" w:color="auto" w:fill="auto"/>
           <w:tblCellMar>
             <w:top w:w="0" w:type="dxa"/>
             <w:left w:w="108" w:type="dxa"/>
@@ -9194,6 +9352,7 @@
             <w:insideH w:val="none" w:color="auto" w:sz="0" w:space="0"/>
             <w:insideV w:val="none" w:color="auto" w:sz="0" w:space="0"/>
           </w:tblBorders>
+          <w:shd w:val="clear" w:color="auto" w:fill="auto"/>
           <w:tblCellMar>
             <w:top w:w="0" w:type="dxa"/>
             <w:left w:w="108" w:type="dxa"/>
@@ -10814,6 +10973,7 @@
             <w:insideH w:val="none" w:color="auto" w:sz="0" w:space="0"/>
             <w:insideV w:val="none" w:color="auto" w:sz="0" w:space="0"/>
           </w:tblBorders>
+          <w:shd w:val="clear" w:color="auto" w:fill="auto"/>
           <w:tblCellMar>
             <w:top w:w="0" w:type="dxa"/>
             <w:left w:w="108" w:type="dxa"/>
@@ -12149,6 +12309,7 @@
             <w:insideH w:val="none" w:color="auto" w:sz="0" w:space="0"/>
             <w:insideV w:val="none" w:color="auto" w:sz="0" w:space="0"/>
           </w:tblBorders>
+          <w:shd w:val="clear" w:color="auto" w:fill="auto"/>
           <w:tblCellMar>
             <w:top w:w="0" w:type="dxa"/>
             <w:left w:w="108" w:type="dxa"/>
@@ -14453,6 +14614,7 @@
             <w:insideH w:val="none" w:color="auto" w:sz="0" w:space="0"/>
             <w:insideV w:val="none" w:color="auto" w:sz="0" w:space="0"/>
           </w:tblBorders>
+          <w:shd w:val="clear" w:color="auto" w:fill="auto"/>
           <w:tblCellMar>
             <w:top w:w="0" w:type="dxa"/>
             <w:left w:w="108" w:type="dxa"/>
@@ -15120,6 +15282,7 @@
             <w:insideH w:val="none" w:color="auto" w:sz="0" w:space="0"/>
             <w:insideV w:val="none" w:color="auto" w:sz="0" w:space="0"/>
           </w:tblBorders>
+          <w:shd w:val="clear" w:color="auto" w:fill="auto"/>
           <w:tblCellMar>
             <w:top w:w="0" w:type="dxa"/>
             <w:left w:w="108" w:type="dxa"/>
@@ -16101,6 +16264,7 @@
             <w:insideH w:val="none" w:color="auto" w:sz="0" w:space="0"/>
             <w:insideV w:val="none" w:color="auto" w:sz="0" w:space="0"/>
           </w:tblBorders>
+          <w:shd w:val="clear" w:color="auto" w:fill="auto"/>
           <w:tblCellMar>
             <w:top w:w="0" w:type="dxa"/>
             <w:left w:w="108" w:type="dxa"/>
@@ -16764,6 +16928,7 @@
             <w:insideH w:val="none" w:color="auto" w:sz="0" w:space="0"/>
             <w:insideV w:val="none" w:color="auto" w:sz="0" w:space="0"/>
           </w:tblBorders>
+          <w:shd w:val="clear" w:color="auto" w:fill="auto"/>
           <w:tblCellMar>
             <w:top w:w="0" w:type="dxa"/>
             <w:left w:w="108" w:type="dxa"/>
@@ -17091,6 +17256,7 @@
             <w:insideH w:val="none" w:color="auto" w:sz="0" w:space="0"/>
             <w:insideV w:val="none" w:color="auto" w:sz="0" w:space="0"/>
           </w:tblBorders>
+          <w:shd w:val="clear" w:color="auto" w:fill="auto"/>
           <w:tblCellMar>
             <w:top w:w="0" w:type="dxa"/>
             <w:left w:w="108" w:type="dxa"/>
@@ -17418,6 +17584,7 @@
             <w:insideH w:val="none" w:color="auto" w:sz="0" w:space="0"/>
             <w:insideV w:val="none" w:color="auto" w:sz="0" w:space="0"/>
           </w:tblBorders>
+          <w:shd w:val="clear" w:color="auto" w:fill="auto"/>
           <w:tblCellMar>
             <w:top w:w="0" w:type="dxa"/>
             <w:left w:w="108" w:type="dxa"/>
@@ -17748,6 +17915,7 @@
             <w:insideH w:val="none" w:color="auto" w:sz="0" w:space="0"/>
             <w:insideV w:val="none" w:color="auto" w:sz="0" w:space="0"/>
           </w:tblBorders>
+          <w:shd w:val="clear" w:color="auto" w:fill="auto"/>
           <w:tblCellMar>
             <w:top w:w="0" w:type="dxa"/>
             <w:left w:w="108" w:type="dxa"/>
@@ -18435,7 +18603,7 @@
           <w:lang w:val="en-US" w:eastAsia="zh-CN"/>
         </w:rPr>
       </w:pPr>
-      <w:bookmarkStart w:id="8" w:name="_Toc16547"/>
+      <w:bookmarkStart w:id="8" w:name="_Toc23287"/>
       <w:r>
         <w:rPr>
           <w:rFonts w:hint="eastAsia"/>
@@ -18448,6 +18616,19 @@
     <w:p>
       <w:pPr>
         <w:pStyle w:val="27"/>
+        <w:keepNext w:val="0"/>
+        <w:keepLines w:val="0"/>
+        <w:pageBreakBefore w:val="0"/>
+        <w:widowControl w:val="0"/>
+        <w:kinsoku w:val="0"/>
+        <w:wordWrap/>
+        <w:overflowPunct/>
+        <w:topLinePunct w:val="0"/>
+        <w:autoSpaceDE w:val="0"/>
+        <w:autoSpaceDN w:val="0"/>
+        <w:bidi w:val="0"/>
+        <w:adjustRightInd w:val="0"/>
+        <w:snapToGrid w:val="0"/>
         <w:rPr>
           <w:rFonts w:hint="default"/>
           <w:lang w:val="en-US" w:eastAsia="zh-CN"/>
@@ -18458,12 +18639,39 @@
           <w:rFonts w:hint="default"/>
           <w:lang w:val="en-US" w:eastAsia="zh-CN"/>
         </w:rPr>
-        <w:t>为支撑2025年度业务发展目标，保障关键岗位工作连续性，公司正式推行AB岗备份机制。该机制针对研发部经理、运维部经理及运维实施工程师等核心岗位，为每位在岗人员（A岗）预先配置一名备份人员（B岗）。</w:t>
+        <w:t>为支撑2025年</w:t>
+      </w:r>
+      <w:r>
+        <w:rPr>
+          <w:rFonts w:hint="eastAsia"/>
+          <w:lang w:val="en-US" w:eastAsia="zh-CN"/>
+        </w:rPr>
+        <w:t>4月至2026年3月</w:t>
+      </w:r>
+      <w:r>
+        <w:rPr>
+          <w:rFonts w:hint="default"/>
+          <w:lang w:val="en-US" w:eastAsia="zh-CN"/>
+        </w:rPr>
+        <w:t>业务发展目标，保障关键岗位工作连续性，公司正式推行AB岗备份机制。该机制针对研发部经理、运维部经理及运维实施工程师等核心岗位，为每位在岗人员（A岗）预先配置一名备份人员（B岗）。</w:t>
       </w:r>
     </w:p>
     <w:p>
       <w:pPr>
         <w:pStyle w:val="27"/>
+        <w:keepNext w:val="0"/>
+        <w:keepLines w:val="0"/>
+        <w:pageBreakBefore w:val="0"/>
+        <w:widowControl w:val="0"/>
+        <w:kinsoku w:val="0"/>
+        <w:wordWrap/>
+        <w:overflowPunct/>
+        <w:topLinePunct w:val="0"/>
+        <w:autoSpaceDE w:val="0"/>
+        <w:autoSpaceDN w:val="0"/>
+        <w:bidi w:val="0"/>
+        <w:adjustRightInd w:val="0"/>
+        <w:snapToGrid w:val="0"/>
         <w:rPr>
           <w:rFonts w:hint="eastAsia"/>
           <w:lang w:val="en-US" w:eastAsia="zh-CN"/>
@@ -18536,7 +18744,19 @@
           <w:p>
             <w:pPr>
               <w:pStyle w:val="27"/>
-              <w:widowControl w:val="0"/>
+              <w:keepNext w:val="0"/>
+              <w:keepLines w:val="0"/>
+              <w:pageBreakBefore w:val="0"/>
+              <w:widowControl w:val="0"/>
+              <w:kinsoku w:val="0"/>
+              <w:wordWrap/>
+              <w:overflowPunct/>
+              <w:topLinePunct w:val="0"/>
+              <w:autoSpaceDE w:val="0"/>
+              <w:autoSpaceDN w:val="0"/>
+              <w:bidi w:val="0"/>
+              <w:adjustRightInd w:val="0"/>
+              <w:snapToGrid w:val="0"/>
               <w:ind w:left="0" w:leftChars="0" w:firstLine="0" w:firstLineChars="0"/>
               <w:rPr>
                 <w:rFonts w:hint="default"/>
@@ -18561,7 +18781,19 @@
           <w:p>
             <w:pPr>
               <w:pStyle w:val="27"/>
-              <w:widowControl w:val="0"/>
+              <w:keepNext w:val="0"/>
+              <w:keepLines w:val="0"/>
+              <w:pageBreakBefore w:val="0"/>
+              <w:widowControl w:val="0"/>
+              <w:kinsoku w:val="0"/>
+              <w:wordWrap/>
+              <w:overflowPunct/>
+              <w:topLinePunct w:val="0"/>
+              <w:autoSpaceDE w:val="0"/>
+              <w:autoSpaceDN w:val="0"/>
+              <w:bidi w:val="0"/>
+              <w:adjustRightInd w:val="0"/>
+              <w:snapToGrid w:val="0"/>
               <w:ind w:left="0" w:leftChars="0" w:firstLine="0" w:firstLineChars="0"/>
               <w:rPr>
                 <w:rFonts w:hint="default"/>
@@ -18586,7 +18818,19 @@
           <w:p>
             <w:pPr>
               <w:pStyle w:val="27"/>
-              <w:widowControl w:val="0"/>
+              <w:keepNext w:val="0"/>
+              <w:keepLines w:val="0"/>
+              <w:pageBreakBefore w:val="0"/>
+              <w:widowControl w:val="0"/>
+              <w:kinsoku w:val="0"/>
+              <w:wordWrap/>
+              <w:overflowPunct/>
+              <w:topLinePunct w:val="0"/>
+              <w:autoSpaceDE w:val="0"/>
+              <w:autoSpaceDN w:val="0"/>
+              <w:bidi w:val="0"/>
+              <w:adjustRightInd w:val="0"/>
+              <w:snapToGrid w:val="0"/>
               <w:rPr>
                 <w:rFonts w:hint="default"/>
                 <w:vertAlign w:val="baseline"/>
@@ -18610,7 +18854,19 @@
           <w:p>
             <w:pPr>
               <w:pStyle w:val="27"/>
-              <w:widowControl w:val="0"/>
+              <w:keepNext w:val="0"/>
+              <w:keepLines w:val="0"/>
+              <w:pageBreakBefore w:val="0"/>
+              <w:widowControl w:val="0"/>
+              <w:kinsoku w:val="0"/>
+              <w:wordWrap/>
+              <w:overflowPunct/>
+              <w:topLinePunct w:val="0"/>
+              <w:autoSpaceDE w:val="0"/>
+              <w:autoSpaceDN w:val="0"/>
+              <w:bidi w:val="0"/>
+              <w:adjustRightInd w:val="0"/>
+              <w:snapToGrid w:val="0"/>
               <w:ind w:left="0" w:leftChars="0" w:firstLine="0" w:firstLineChars="0"/>
               <w:rPr>
                 <w:rFonts w:hint="default"/>
@@ -18635,7 +18891,19 @@
           <w:p>
             <w:pPr>
               <w:pStyle w:val="27"/>
-              <w:widowControl w:val="0"/>
+              <w:keepNext w:val="0"/>
+              <w:keepLines w:val="0"/>
+              <w:pageBreakBefore w:val="0"/>
+              <w:widowControl w:val="0"/>
+              <w:kinsoku w:val="0"/>
+              <w:wordWrap/>
+              <w:overflowPunct/>
+              <w:topLinePunct w:val="0"/>
+              <w:autoSpaceDE w:val="0"/>
+              <w:autoSpaceDN w:val="0"/>
+              <w:bidi w:val="0"/>
+              <w:adjustRightInd w:val="0"/>
+              <w:snapToGrid w:val="0"/>
               <w:ind w:left="0" w:leftChars="0" w:firstLine="0" w:firstLineChars="0"/>
               <w:rPr>
                 <w:rFonts w:hint="default"/>
@@ -18678,11 +18946,23 @@
           <w:p>
             <w:pPr>
               <w:pStyle w:val="27"/>
+              <w:keepNext w:val="0"/>
+              <w:keepLines w:val="0"/>
+              <w:pageBreakBefore w:val="0"/>
               <w:widowControl w:val="0"/>
               <w:numPr>
                 <w:ilvl w:val="0"/>
                 <w:numId w:val="3"/>
               </w:numPr>
+              <w:kinsoku w:val="0"/>
+              <w:wordWrap/>
+              <w:overflowPunct/>
+              <w:topLinePunct w:val="0"/>
+              <w:autoSpaceDE w:val="0"/>
+              <w:autoSpaceDN w:val="0"/>
+              <w:bidi w:val="0"/>
+              <w:adjustRightInd w:val="0"/>
+              <w:snapToGrid w:val="0"/>
               <w:ind w:left="425" w:leftChars="0" w:hanging="425" w:firstLineChars="0"/>
               <w:rPr>
                 <w:rFonts w:hint="default"/>
@@ -18699,7 +18979,19 @@
           <w:p>
             <w:pPr>
               <w:pStyle w:val="27"/>
-              <w:widowControl w:val="0"/>
+              <w:keepNext w:val="0"/>
+              <w:keepLines w:val="0"/>
+              <w:pageBreakBefore w:val="0"/>
+              <w:widowControl w:val="0"/>
+              <w:kinsoku w:val="0"/>
+              <w:wordWrap/>
+              <w:overflowPunct/>
+              <w:topLinePunct w:val="0"/>
+              <w:autoSpaceDE w:val="0"/>
+              <w:autoSpaceDN w:val="0"/>
+              <w:bidi w:val="0"/>
+              <w:adjustRightInd w:val="0"/>
+              <w:snapToGrid w:val="0"/>
               <w:ind w:left="0" w:leftChars="0" w:firstLine="0" w:firstLineChars="0"/>
               <w:rPr>
                 <w:rFonts w:hint="default"/>
@@ -18724,7 +19016,19 @@
           <w:p>
             <w:pPr>
               <w:pStyle w:val="27"/>
-              <w:widowControl w:val="0"/>
+              <w:keepNext w:val="0"/>
+              <w:keepLines w:val="0"/>
+              <w:pageBreakBefore w:val="0"/>
+              <w:widowControl w:val="0"/>
+              <w:kinsoku w:val="0"/>
+              <w:wordWrap/>
+              <w:overflowPunct/>
+              <w:topLinePunct w:val="0"/>
+              <w:autoSpaceDE w:val="0"/>
+              <w:autoSpaceDN w:val="0"/>
+              <w:bidi w:val="0"/>
+              <w:adjustRightInd w:val="0"/>
+              <w:snapToGrid w:val="0"/>
               <w:ind w:left="0" w:leftChars="0" w:firstLine="0" w:firstLineChars="0"/>
               <w:rPr>
                 <w:rFonts w:hint="default"/>
@@ -18749,7 +19053,19 @@
           <w:p>
             <w:pPr>
               <w:pStyle w:val="27"/>
-              <w:widowControl w:val="0"/>
+              <w:keepNext w:val="0"/>
+              <w:keepLines w:val="0"/>
+              <w:pageBreakBefore w:val="0"/>
+              <w:widowControl w:val="0"/>
+              <w:kinsoku w:val="0"/>
+              <w:wordWrap/>
+              <w:overflowPunct/>
+              <w:topLinePunct w:val="0"/>
+              <w:autoSpaceDE w:val="0"/>
+              <w:autoSpaceDN w:val="0"/>
+              <w:bidi w:val="0"/>
+              <w:adjustRightInd w:val="0"/>
+              <w:snapToGrid w:val="0"/>
               <w:ind w:left="0" w:leftChars="0" w:right="0" w:rightChars="0" w:firstLine="0" w:firstLineChars="0"/>
               <w:jc w:val="center"/>
               <w:rPr>
@@ -18775,7 +19091,19 @@
           <w:p>
             <w:pPr>
               <w:pStyle w:val="27"/>
-              <w:widowControl w:val="0"/>
+              <w:keepNext w:val="0"/>
+              <w:keepLines w:val="0"/>
+              <w:pageBreakBefore w:val="0"/>
+              <w:widowControl w:val="0"/>
+              <w:kinsoku w:val="0"/>
+              <w:wordWrap/>
+              <w:overflowPunct/>
+              <w:topLinePunct w:val="0"/>
+              <w:autoSpaceDE w:val="0"/>
+              <w:autoSpaceDN w:val="0"/>
+              <w:bidi w:val="0"/>
+              <w:adjustRightInd w:val="0"/>
+              <w:snapToGrid w:val="0"/>
               <w:ind w:left="0" w:leftChars="0" w:firstLine="0" w:firstLineChars="0"/>
               <w:rPr>
                 <w:rFonts w:hint="default"/>
@@ -18818,11 +19146,23 @@
           <w:p>
             <w:pPr>
               <w:pStyle w:val="27"/>
+              <w:keepNext w:val="0"/>
+              <w:keepLines w:val="0"/>
+              <w:pageBreakBefore w:val="0"/>
               <w:widowControl w:val="0"/>
               <w:numPr>
                 <w:ilvl w:val="0"/>
                 <w:numId w:val="3"/>
               </w:numPr>
+              <w:kinsoku w:val="0"/>
+              <w:wordWrap/>
+              <w:overflowPunct/>
+              <w:topLinePunct w:val="0"/>
+              <w:autoSpaceDE w:val="0"/>
+              <w:autoSpaceDN w:val="0"/>
+              <w:bidi w:val="0"/>
+              <w:adjustRightInd w:val="0"/>
+              <w:snapToGrid w:val="0"/>
               <w:ind w:left="425" w:leftChars="0" w:hanging="425" w:firstLineChars="0"/>
               <w:rPr>
                 <w:rFonts w:hint="default"/>
@@ -18839,7 +19179,19 @@
           <w:p>
             <w:pPr>
               <w:pStyle w:val="27"/>
-              <w:widowControl w:val="0"/>
+              <w:keepNext w:val="0"/>
+              <w:keepLines w:val="0"/>
+              <w:pageBreakBefore w:val="0"/>
+              <w:widowControl w:val="0"/>
+              <w:kinsoku w:val="0"/>
+              <w:wordWrap/>
+              <w:overflowPunct/>
+              <w:topLinePunct w:val="0"/>
+              <w:autoSpaceDE w:val="0"/>
+              <w:autoSpaceDN w:val="0"/>
+              <w:bidi w:val="0"/>
+              <w:adjustRightInd w:val="0"/>
+              <w:snapToGrid w:val="0"/>
               <w:ind w:left="0" w:leftChars="0" w:firstLine="0" w:firstLineChars="0"/>
               <w:rPr>
                 <w:rFonts w:hint="default"/>
@@ -18864,7 +19216,19 @@
           <w:p>
             <w:pPr>
               <w:pStyle w:val="27"/>
-              <w:widowControl w:val="0"/>
+              <w:keepNext w:val="0"/>
+              <w:keepLines w:val="0"/>
+              <w:pageBreakBefore w:val="0"/>
+              <w:widowControl w:val="0"/>
+              <w:kinsoku w:val="0"/>
+              <w:wordWrap/>
+              <w:overflowPunct/>
+              <w:topLinePunct w:val="0"/>
+              <w:autoSpaceDE w:val="0"/>
+              <w:autoSpaceDN w:val="0"/>
+              <w:bidi w:val="0"/>
+              <w:adjustRightInd w:val="0"/>
+              <w:snapToGrid w:val="0"/>
               <w:ind w:left="0" w:leftChars="0" w:firstLine="0" w:firstLineChars="0"/>
               <w:rPr>
                 <w:rFonts w:hint="default"/>
@@ -18889,7 +19253,19 @@
           <w:p>
             <w:pPr>
               <w:pStyle w:val="27"/>
-              <w:widowControl w:val="0"/>
+              <w:keepNext w:val="0"/>
+              <w:keepLines w:val="0"/>
+              <w:pageBreakBefore w:val="0"/>
+              <w:widowControl w:val="0"/>
+              <w:kinsoku w:val="0"/>
+              <w:wordWrap/>
+              <w:overflowPunct/>
+              <w:topLinePunct w:val="0"/>
+              <w:autoSpaceDE w:val="0"/>
+              <w:autoSpaceDN w:val="0"/>
+              <w:bidi w:val="0"/>
+              <w:adjustRightInd w:val="0"/>
+              <w:snapToGrid w:val="0"/>
               <w:ind w:left="0" w:leftChars="0" w:right="0" w:rightChars="0" w:firstLine="0" w:firstLineChars="0"/>
               <w:jc w:val="center"/>
               <w:rPr>
@@ -18915,7 +19291,19 @@
           <w:p>
             <w:pPr>
               <w:pStyle w:val="27"/>
-              <w:widowControl w:val="0"/>
+              <w:keepNext w:val="0"/>
+              <w:keepLines w:val="0"/>
+              <w:pageBreakBefore w:val="0"/>
+              <w:widowControl w:val="0"/>
+              <w:kinsoku w:val="0"/>
+              <w:wordWrap/>
+              <w:overflowPunct/>
+              <w:topLinePunct w:val="0"/>
+              <w:autoSpaceDE w:val="0"/>
+              <w:autoSpaceDN w:val="0"/>
+              <w:bidi w:val="0"/>
+              <w:adjustRightInd w:val="0"/>
+              <w:snapToGrid w:val="0"/>
               <w:ind w:left="0" w:leftChars="0" w:firstLine="0" w:firstLineChars="0"/>
               <w:rPr>
                 <w:rFonts w:hint="eastAsia"/>
@@ -18958,11 +19346,23 @@
           <w:p>
             <w:pPr>
               <w:pStyle w:val="27"/>
+              <w:keepNext w:val="0"/>
+              <w:keepLines w:val="0"/>
+              <w:pageBreakBefore w:val="0"/>
               <w:widowControl w:val="0"/>
               <w:numPr>
                 <w:ilvl w:val="0"/>
                 <w:numId w:val="3"/>
               </w:numPr>
+              <w:kinsoku w:val="0"/>
+              <w:wordWrap/>
+              <w:overflowPunct/>
+              <w:topLinePunct w:val="0"/>
+              <w:autoSpaceDE w:val="0"/>
+              <w:autoSpaceDN w:val="0"/>
+              <w:bidi w:val="0"/>
+              <w:adjustRightInd w:val="0"/>
+              <w:snapToGrid w:val="0"/>
               <w:ind w:left="425" w:leftChars="0" w:hanging="425" w:firstLineChars="0"/>
               <w:rPr>
                 <w:rFonts w:hint="default"/>
@@ -18979,7 +19379,19 @@
           <w:p>
             <w:pPr>
               <w:pStyle w:val="27"/>
-              <w:widowControl w:val="0"/>
+              <w:keepNext w:val="0"/>
+              <w:keepLines w:val="0"/>
+              <w:pageBreakBefore w:val="0"/>
+              <w:widowControl w:val="0"/>
+              <w:kinsoku w:val="0"/>
+              <w:wordWrap/>
+              <w:overflowPunct/>
+              <w:topLinePunct w:val="0"/>
+              <w:autoSpaceDE w:val="0"/>
+              <w:autoSpaceDN w:val="0"/>
+              <w:bidi w:val="0"/>
+              <w:adjustRightInd w:val="0"/>
+              <w:snapToGrid w:val="0"/>
               <w:ind w:left="0" w:leftChars="0" w:firstLine="0" w:firstLineChars="0"/>
               <w:rPr>
                 <w:rFonts w:hint="default"/>
@@ -19004,7 +19416,19 @@
           <w:p>
             <w:pPr>
               <w:pStyle w:val="27"/>
-              <w:widowControl w:val="0"/>
+              <w:keepNext w:val="0"/>
+              <w:keepLines w:val="0"/>
+              <w:pageBreakBefore w:val="0"/>
+              <w:widowControl w:val="0"/>
+              <w:kinsoku w:val="0"/>
+              <w:wordWrap/>
+              <w:overflowPunct/>
+              <w:topLinePunct w:val="0"/>
+              <w:autoSpaceDE w:val="0"/>
+              <w:autoSpaceDN w:val="0"/>
+              <w:bidi w:val="0"/>
+              <w:adjustRightInd w:val="0"/>
+              <w:snapToGrid w:val="0"/>
               <w:ind w:left="0" w:leftChars="0" w:firstLine="0" w:firstLineChars="0"/>
               <w:rPr>
                 <w:rFonts w:hint="default"/>
@@ -19029,7 +19453,19 @@
           <w:p>
             <w:pPr>
               <w:pStyle w:val="27"/>
-              <w:widowControl w:val="0"/>
+              <w:keepNext w:val="0"/>
+              <w:keepLines w:val="0"/>
+              <w:pageBreakBefore w:val="0"/>
+              <w:widowControl w:val="0"/>
+              <w:kinsoku w:val="0"/>
+              <w:wordWrap/>
+              <w:overflowPunct/>
+              <w:topLinePunct w:val="0"/>
+              <w:autoSpaceDE w:val="0"/>
+              <w:autoSpaceDN w:val="0"/>
+              <w:bidi w:val="0"/>
+              <w:adjustRightInd w:val="0"/>
+              <w:snapToGrid w:val="0"/>
               <w:ind w:left="0" w:leftChars="0" w:right="0" w:rightChars="0" w:firstLine="0" w:firstLineChars="0"/>
               <w:jc w:val="center"/>
               <w:rPr>
@@ -19055,7 +19491,19 @@
           <w:p>
             <w:pPr>
               <w:pStyle w:val="27"/>
-              <w:widowControl w:val="0"/>
+              <w:keepNext w:val="0"/>
+              <w:keepLines w:val="0"/>
+              <w:pageBreakBefore w:val="0"/>
+              <w:widowControl w:val="0"/>
+              <w:kinsoku w:val="0"/>
+              <w:wordWrap/>
+              <w:overflowPunct/>
+              <w:topLinePunct w:val="0"/>
+              <w:autoSpaceDE w:val="0"/>
+              <w:autoSpaceDN w:val="0"/>
+              <w:bidi w:val="0"/>
+              <w:adjustRightInd w:val="0"/>
+              <w:snapToGrid w:val="0"/>
               <w:ind w:left="0" w:leftChars="0" w:firstLine="0" w:firstLineChars="0"/>
               <w:rPr>
                 <w:rFonts w:hint="eastAsia"/>
@@ -19098,11 +19546,23 @@
           <w:p>
             <w:pPr>
               <w:pStyle w:val="27"/>
+              <w:keepNext w:val="0"/>
+              <w:keepLines w:val="0"/>
+              <w:pageBreakBefore w:val="0"/>
               <w:widowControl w:val="0"/>
               <w:numPr>
                 <w:ilvl w:val="0"/>
                 <w:numId w:val="3"/>
               </w:numPr>
+              <w:kinsoku w:val="0"/>
+              <w:wordWrap/>
+              <w:overflowPunct/>
+              <w:topLinePunct w:val="0"/>
+              <w:autoSpaceDE w:val="0"/>
+              <w:autoSpaceDN w:val="0"/>
+              <w:bidi w:val="0"/>
+              <w:adjustRightInd w:val="0"/>
+              <w:snapToGrid w:val="0"/>
               <w:ind w:left="425" w:leftChars="0" w:hanging="425" w:firstLineChars="0"/>
               <w:rPr>
                 <w:rFonts w:hint="default"/>
@@ -19119,7 +19579,19 @@
           <w:p>
             <w:pPr>
               <w:pStyle w:val="27"/>
-              <w:widowControl w:val="0"/>
+              <w:keepNext w:val="0"/>
+              <w:keepLines w:val="0"/>
+              <w:pageBreakBefore w:val="0"/>
+              <w:widowControl w:val="0"/>
+              <w:kinsoku w:val="0"/>
+              <w:wordWrap/>
+              <w:overflowPunct/>
+              <w:topLinePunct w:val="0"/>
+              <w:autoSpaceDE w:val="0"/>
+              <w:autoSpaceDN w:val="0"/>
+              <w:bidi w:val="0"/>
+              <w:adjustRightInd w:val="0"/>
+              <w:snapToGrid w:val="0"/>
               <w:ind w:left="0" w:leftChars="0" w:firstLine="0" w:firstLineChars="0"/>
               <w:rPr>
                 <w:rFonts w:hint="default"/>
@@ -19144,7 +19616,19 @@
           <w:p>
             <w:pPr>
               <w:pStyle w:val="27"/>
-              <w:widowControl w:val="0"/>
+              <w:keepNext w:val="0"/>
+              <w:keepLines w:val="0"/>
+              <w:pageBreakBefore w:val="0"/>
+              <w:widowControl w:val="0"/>
+              <w:kinsoku w:val="0"/>
+              <w:wordWrap/>
+              <w:overflowPunct/>
+              <w:topLinePunct w:val="0"/>
+              <w:autoSpaceDE w:val="0"/>
+              <w:autoSpaceDN w:val="0"/>
+              <w:bidi w:val="0"/>
+              <w:adjustRightInd w:val="0"/>
+              <w:snapToGrid w:val="0"/>
               <w:ind w:left="0" w:leftChars="0" w:firstLine="0" w:firstLineChars="0"/>
               <w:rPr>
                 <w:rFonts w:hint="default"/>
@@ -19169,7 +19653,19 @@
           <w:p>
             <w:pPr>
               <w:pStyle w:val="27"/>
-              <w:widowControl w:val="0"/>
+              <w:keepNext w:val="0"/>
+              <w:keepLines w:val="0"/>
+              <w:pageBreakBefore w:val="0"/>
+              <w:widowControl w:val="0"/>
+              <w:kinsoku w:val="0"/>
+              <w:wordWrap/>
+              <w:overflowPunct/>
+              <w:topLinePunct w:val="0"/>
+              <w:autoSpaceDE w:val="0"/>
+              <w:autoSpaceDN w:val="0"/>
+              <w:bidi w:val="0"/>
+              <w:adjustRightInd w:val="0"/>
+              <w:snapToGrid w:val="0"/>
               <w:ind w:left="0" w:leftChars="0" w:right="0" w:rightChars="0" w:firstLine="0" w:firstLineChars="0"/>
               <w:jc w:val="center"/>
               <w:rPr>
@@ -19195,7 +19691,19 @@
           <w:p>
             <w:pPr>
               <w:pStyle w:val="27"/>
-              <w:widowControl w:val="0"/>
+              <w:keepNext w:val="0"/>
+              <w:keepLines w:val="0"/>
+              <w:pageBreakBefore w:val="0"/>
+              <w:widowControl w:val="0"/>
+              <w:kinsoku w:val="0"/>
+              <w:wordWrap/>
+              <w:overflowPunct/>
+              <w:topLinePunct w:val="0"/>
+              <w:autoSpaceDE w:val="0"/>
+              <w:autoSpaceDN w:val="0"/>
+              <w:bidi w:val="0"/>
+              <w:adjustRightInd w:val="0"/>
+              <w:snapToGrid w:val="0"/>
               <w:ind w:left="0" w:leftChars="0" w:firstLine="0" w:firstLineChars="0"/>
               <w:rPr>
                 <w:rFonts w:hint="eastAsia"/>
@@ -19238,11 +19746,23 @@
           <w:p>
             <w:pPr>
               <w:pStyle w:val="27"/>
+              <w:keepNext w:val="0"/>
+              <w:keepLines w:val="0"/>
+              <w:pageBreakBefore w:val="0"/>
               <w:widowControl w:val="0"/>
               <w:numPr>
                 <w:ilvl w:val="0"/>
                 <w:numId w:val="3"/>
               </w:numPr>
+              <w:kinsoku w:val="0"/>
+              <w:wordWrap/>
+              <w:overflowPunct/>
+              <w:topLinePunct w:val="0"/>
+              <w:autoSpaceDE w:val="0"/>
+              <w:autoSpaceDN w:val="0"/>
+              <w:bidi w:val="0"/>
+              <w:adjustRightInd w:val="0"/>
+              <w:snapToGrid w:val="0"/>
               <w:ind w:left="425" w:leftChars="0" w:hanging="425" w:firstLineChars="0"/>
               <w:rPr>
                 <w:rFonts w:hint="default"/>
@@ -19259,7 +19779,19 @@
           <w:p>
             <w:pPr>
               <w:pStyle w:val="27"/>
-              <w:widowControl w:val="0"/>
+              <w:keepNext w:val="0"/>
+              <w:keepLines w:val="0"/>
+              <w:pageBreakBefore w:val="0"/>
+              <w:widowControl w:val="0"/>
+              <w:kinsoku w:val="0"/>
+              <w:wordWrap/>
+              <w:overflowPunct/>
+              <w:topLinePunct w:val="0"/>
+              <w:autoSpaceDE w:val="0"/>
+              <w:autoSpaceDN w:val="0"/>
+              <w:bidi w:val="0"/>
+              <w:adjustRightInd w:val="0"/>
+              <w:snapToGrid w:val="0"/>
               <w:ind w:left="0" w:leftChars="0" w:firstLine="0" w:firstLineChars="0"/>
               <w:rPr>
                 <w:rFonts w:hint="default"/>
@@ -19284,7 +19816,19 @@
           <w:p>
             <w:pPr>
               <w:pStyle w:val="27"/>
-              <w:widowControl w:val="0"/>
+              <w:keepNext w:val="0"/>
+              <w:keepLines w:val="0"/>
+              <w:pageBreakBefore w:val="0"/>
+              <w:widowControl w:val="0"/>
+              <w:kinsoku w:val="0"/>
+              <w:wordWrap/>
+              <w:overflowPunct/>
+              <w:topLinePunct w:val="0"/>
+              <w:autoSpaceDE w:val="0"/>
+              <w:autoSpaceDN w:val="0"/>
+              <w:bidi w:val="0"/>
+              <w:adjustRightInd w:val="0"/>
+              <w:snapToGrid w:val="0"/>
               <w:ind w:left="0" w:leftChars="0" w:firstLine="0" w:firstLineChars="0"/>
               <w:rPr>
                 <w:rFonts w:hint="default"/>
@@ -19309,7 +19853,19 @@
           <w:p>
             <w:pPr>
               <w:pStyle w:val="27"/>
-              <w:widowControl w:val="0"/>
+              <w:keepNext w:val="0"/>
+              <w:keepLines w:val="0"/>
+              <w:pageBreakBefore w:val="0"/>
+              <w:widowControl w:val="0"/>
+              <w:kinsoku w:val="0"/>
+              <w:wordWrap/>
+              <w:overflowPunct/>
+              <w:topLinePunct w:val="0"/>
+              <w:autoSpaceDE w:val="0"/>
+              <w:autoSpaceDN w:val="0"/>
+              <w:bidi w:val="0"/>
+              <w:adjustRightInd w:val="0"/>
+              <w:snapToGrid w:val="0"/>
               <w:ind w:left="0" w:leftChars="0" w:right="0" w:rightChars="0" w:firstLine="0" w:firstLineChars="0"/>
               <w:jc w:val="center"/>
               <w:rPr>
@@ -19335,7 +19891,19 @@
           <w:p>
             <w:pPr>
               <w:pStyle w:val="27"/>
-              <w:widowControl w:val="0"/>
+              <w:keepNext w:val="0"/>
+              <w:keepLines w:val="0"/>
+              <w:pageBreakBefore w:val="0"/>
+              <w:widowControl w:val="0"/>
+              <w:kinsoku w:val="0"/>
+              <w:wordWrap/>
+              <w:overflowPunct/>
+              <w:topLinePunct w:val="0"/>
+              <w:autoSpaceDE w:val="0"/>
+              <w:autoSpaceDN w:val="0"/>
+              <w:bidi w:val="0"/>
+              <w:adjustRightInd w:val="0"/>
+              <w:snapToGrid w:val="0"/>
               <w:ind w:left="0" w:leftChars="0" w:firstLine="0" w:firstLineChars="0"/>
               <w:rPr>
                 <w:rFonts w:hint="eastAsia"/>
@@ -19376,7 +19944,7 @@
           <w:lang w:val="en-US" w:eastAsia="zh-CN"/>
         </w:rPr>
       </w:pPr>
-      <w:bookmarkStart w:id="9" w:name="_Toc31520"/>
+      <w:bookmarkStart w:id="9" w:name="_Toc8406"/>
       <w:r>
         <w:rPr>
           <w:rFonts w:hint="eastAsia"/>
@@ -19491,17 +20059,17 @@
     <w:tbl>
       <w:tblPr>
         <w:tblStyle w:val="25"/>
-        <w:tblW w:w="9068" w:type="dxa"/>
-        <w:tblInd w:w="9" w:type="dxa"/>
+        <w:tblW w:w="8522" w:type="dxa"/>
+        <w:jc w:val="center"/>
         <w:tblBorders>
-          <w:top w:val="single" w:color="000000" w:sz="4" w:space="0"/>
-          <w:left w:val="single" w:color="000000" w:sz="4" w:space="0"/>
-          <w:bottom w:val="single" w:color="000000" w:sz="4" w:space="0"/>
-          <w:right w:val="single" w:color="000000" w:sz="4" w:space="0"/>
-          <w:insideH w:val="single" w:color="000000" w:sz="4" w:space="0"/>
-          <w:insideV w:val="single" w:color="000000" w:sz="4" w:space="0"/>
+          <w:top w:val="none" w:color="000000" w:sz="4" w:space="0"/>
+          <w:left w:val="none" w:color="000000" w:sz="4" w:space="0"/>
+          <w:bottom w:val="none" w:color="000000" w:sz="4" w:space="0"/>
+          <w:right w:val="none" w:color="000000" w:sz="4" w:space="0"/>
+          <w:insideH w:val="none" w:color="000000" w:sz="4" w:space="0"/>
+          <w:insideV w:val="none" w:color="000000" w:sz="4" w:space="0"/>
         </w:tblBorders>
-        <w:tblLayout w:type="fixed"/>
+        <w:tblLayout w:type="autofit"/>
         <w:tblCellMar>
           <w:top w:w="0" w:type="dxa"/>
           <w:left w:w="0" w:type="dxa"/>
@@ -19510,21 +20078,21 @@
         </w:tblCellMar>
       </w:tblPr>
       <w:tblGrid>
-        <w:gridCol w:w="855"/>
-        <w:gridCol w:w="1699"/>
-        <w:gridCol w:w="1133"/>
-        <w:gridCol w:w="2406"/>
-        <w:gridCol w:w="2975"/>
+        <w:gridCol w:w="690"/>
+        <w:gridCol w:w="1325"/>
+        <w:gridCol w:w="811"/>
+        <w:gridCol w:w="1738"/>
+        <w:gridCol w:w="3958"/>
       </w:tblGrid>
       <w:tr>
         <w:tblPrEx>
           <w:tblBorders>
-            <w:top w:val="single" w:color="000000" w:sz="4" w:space="0"/>
-            <w:left w:val="single" w:color="000000" w:sz="4" w:space="0"/>
-            <w:bottom w:val="single" w:color="000000" w:sz="4" w:space="0"/>
-            <w:right w:val="single" w:color="000000" w:sz="4" w:space="0"/>
-            <w:insideH w:val="single" w:color="000000" w:sz="4" w:space="0"/>
-            <w:insideV w:val="single" w:color="000000" w:sz="4" w:space="0"/>
+            <w:top w:val="none" w:color="000000" w:sz="4" w:space="0"/>
+            <w:left w:val="none" w:color="000000" w:sz="4" w:space="0"/>
+            <w:bottom w:val="none" w:color="000000" w:sz="4" w:space="0"/>
+            <w:right w:val="none" w:color="000000" w:sz="4" w:space="0"/>
+            <w:insideH w:val="none" w:color="000000" w:sz="4" w:space="0"/>
+            <w:insideV w:val="none" w:color="000000" w:sz="4" w:space="0"/>
           </w:tblBorders>
           <w:tblCellMar>
             <w:top w:w="0" w:type="dxa"/>
@@ -19534,31 +20102,49 @@
           </w:tblCellMar>
         </w:tblPrEx>
         <w:trPr>
-          <w:trHeight w:val="559" w:hRule="atLeast"/>
+          <w:trHeight w:val="0" w:hRule="atLeast"/>
+          <w:tblHeader/>
+          <w:jc w:val="center"/>
         </w:trPr>
         <w:tc>
           <w:tcPr>
-            <w:tcW w:w="855" w:type="dxa"/>
-          </w:tcPr>
-          <w:p>
-            <w:pPr>
-              <w:keepNext w:val="0"/>
-              <w:keepLines w:val="0"/>
-              <w:pageBreakBefore w:val="0"/>
-              <w:widowControl w:val="0"/>
-              <w:kinsoku w:val="0"/>
-              <w:wordWrap/>
-              <w:overflowPunct/>
-              <w:topLinePunct w:val="0"/>
-              <w:autoSpaceDE w:val="0"/>
-              <w:autoSpaceDN w:val="0"/>
-              <w:bidi w:val="0"/>
-              <w:adjustRightInd w:val="0"/>
-              <w:snapToGrid w:val="0"/>
-              <w:spacing w:before="234" w:line="221" w:lineRule="auto"/>
-              <w:ind w:left="187"/>
+            <w:tcW w:w="690" w:type="dxa"/>
+            <w:tcBorders>
+              <w:top w:val="single" w:color="auto" w:sz="12" w:space="0"/>
+              <w:left w:val="single" w:color="auto" w:sz="12" w:space="0"/>
+              <w:bottom w:val="nil"/>
+              <w:right w:val="nil"/>
+            </w:tcBorders>
+            <w:noWrap w:val="0"/>
+            <w:tcMar>
+              <w:top w:w="-1" w:type="dxa"/>
+              <w:left w:w="-1" w:type="dxa"/>
+              <w:bottom w:w="-1" w:type="dxa"/>
+              <w:right w:w="-1" w:type="dxa"/>
+            </w:tcMar>
+            <w:vAlign w:val="center"/>
+          </w:tcPr>
+          <w:p>
+            <w:pPr>
+              <w:keepNext w:val="0"/>
+              <w:keepLines w:val="0"/>
+              <w:pageBreakBefore w:val="0"/>
+              <w:widowControl w:val="0"/>
+              <w:kinsoku w:val="0"/>
+              <w:wordWrap/>
+              <w:overflowPunct/>
+              <w:topLinePunct w:val="0"/>
+              <w:autoSpaceDE w:val="0"/>
+              <w:autoSpaceDN w:val="0"/>
+              <w:bidi w:val="0"/>
+              <w:adjustRightInd w:val="0"/>
+              <w:snapToGrid w:val="0"/>
+              <w:spacing w:before="234" w:line="240" w:lineRule="auto"/>
+              <w:ind w:left="0" w:leftChars="0" w:right="0" w:rightChars="0" w:firstLine="0" w:firstLineChars="0"/>
+              <w:jc w:val="center"/>
               <w:rPr>
                 <w:rFonts w:ascii="宋体" w:hAnsi="宋体" w:eastAsia="宋体" w:cs="宋体"/>
+                <w:b/>
                 <w:sz w:val="24"/>
                 <w:szCs w:val="24"/>
               </w:rPr>
@@ -19566,6 +20152,7 @@
             <w:r>
               <w:rPr>
                 <w:rFonts w:ascii="宋体" w:hAnsi="宋体" w:eastAsia="宋体" w:cs="宋体"/>
+                <w:b/>
                 <w:spacing w:val="-4"/>
                 <w:sz w:val="24"/>
                 <w:szCs w:val="24"/>
@@ -19576,27 +20163,43 @@
         </w:tc>
         <w:tc>
           <w:tcPr>
-            <w:tcW w:w="1699" w:type="dxa"/>
-          </w:tcPr>
-          <w:p>
-            <w:pPr>
-              <w:keepNext w:val="0"/>
-              <w:keepLines w:val="0"/>
-              <w:pageBreakBefore w:val="0"/>
-              <w:widowControl w:val="0"/>
-              <w:kinsoku w:val="0"/>
-              <w:wordWrap/>
-              <w:overflowPunct/>
-              <w:topLinePunct w:val="0"/>
-              <w:autoSpaceDE w:val="0"/>
-              <w:autoSpaceDN w:val="0"/>
-              <w:bidi w:val="0"/>
-              <w:adjustRightInd w:val="0"/>
-              <w:snapToGrid w:val="0"/>
-              <w:spacing w:before="233" w:line="220" w:lineRule="auto"/>
-              <w:ind w:left="369"/>
+            <w:tcW w:w="1325" w:type="dxa"/>
+            <w:tcBorders>
+              <w:top w:val="single" w:color="auto" w:sz="12" w:space="0"/>
+              <w:left w:val="single" w:color="auto" w:sz="4" w:space="0"/>
+              <w:bottom w:val="nil"/>
+              <w:right w:val="nil"/>
+            </w:tcBorders>
+            <w:noWrap w:val="0"/>
+            <w:tcMar>
+              <w:top w:w="-1" w:type="dxa"/>
+              <w:left w:w="-1" w:type="dxa"/>
+              <w:bottom w:w="-1" w:type="dxa"/>
+              <w:right w:w="-1" w:type="dxa"/>
+            </w:tcMar>
+            <w:vAlign w:val="center"/>
+          </w:tcPr>
+          <w:p>
+            <w:pPr>
+              <w:keepNext w:val="0"/>
+              <w:keepLines w:val="0"/>
+              <w:pageBreakBefore w:val="0"/>
+              <w:widowControl w:val="0"/>
+              <w:kinsoku w:val="0"/>
+              <w:wordWrap/>
+              <w:overflowPunct/>
+              <w:topLinePunct w:val="0"/>
+              <w:autoSpaceDE w:val="0"/>
+              <w:autoSpaceDN w:val="0"/>
+              <w:bidi w:val="0"/>
+              <w:adjustRightInd w:val="0"/>
+              <w:snapToGrid w:val="0"/>
+              <w:spacing w:before="233" w:line="240" w:lineRule="auto"/>
+              <w:ind w:left="0" w:leftChars="0" w:right="0" w:rightChars="0" w:firstLine="0" w:firstLineChars="0"/>
+              <w:jc w:val="center"/>
               <w:rPr>
                 <w:rFonts w:ascii="宋体" w:hAnsi="宋体" w:eastAsia="宋体" w:cs="宋体"/>
+                <w:b/>
                 <w:sz w:val="24"/>
                 <w:szCs w:val="24"/>
               </w:rPr>
@@ -19604,6 +20207,7 @@
             <w:r>
               <w:rPr>
                 <w:rFonts w:ascii="宋体" w:hAnsi="宋体" w:eastAsia="宋体" w:cs="宋体"/>
+                <w:b/>
                 <w:spacing w:val="-2"/>
                 <w:sz w:val="24"/>
                 <w:szCs w:val="24"/>
@@ -19614,27 +20218,43 @@
         </w:tc>
         <w:tc>
           <w:tcPr>
-            <w:tcW w:w="1133" w:type="dxa"/>
-          </w:tcPr>
-          <w:p>
-            <w:pPr>
-              <w:keepNext w:val="0"/>
-              <w:keepLines w:val="0"/>
-              <w:pageBreakBefore w:val="0"/>
-              <w:widowControl w:val="0"/>
-              <w:kinsoku w:val="0"/>
-              <w:wordWrap/>
-              <w:overflowPunct/>
-              <w:topLinePunct w:val="0"/>
-              <w:autoSpaceDE w:val="0"/>
-              <w:autoSpaceDN w:val="0"/>
-              <w:bidi w:val="0"/>
-              <w:adjustRightInd w:val="0"/>
-              <w:snapToGrid w:val="0"/>
-              <w:spacing w:before="233" w:line="222" w:lineRule="auto"/>
-              <w:ind w:left="339"/>
+            <w:tcW w:w="811" w:type="dxa"/>
+            <w:tcBorders>
+              <w:top w:val="single" w:color="auto" w:sz="12" w:space="0"/>
+              <w:left w:val="single" w:color="auto" w:sz="4" w:space="0"/>
+              <w:bottom w:val="nil"/>
+              <w:right w:val="nil"/>
+            </w:tcBorders>
+            <w:noWrap w:val="0"/>
+            <w:tcMar>
+              <w:top w:w="-1" w:type="dxa"/>
+              <w:left w:w="-1" w:type="dxa"/>
+              <w:bottom w:w="-1" w:type="dxa"/>
+              <w:right w:w="-1" w:type="dxa"/>
+            </w:tcMar>
+            <w:vAlign w:val="center"/>
+          </w:tcPr>
+          <w:p>
+            <w:pPr>
+              <w:keepNext w:val="0"/>
+              <w:keepLines w:val="0"/>
+              <w:pageBreakBefore w:val="0"/>
+              <w:widowControl w:val="0"/>
+              <w:kinsoku w:val="0"/>
+              <w:wordWrap/>
+              <w:overflowPunct/>
+              <w:topLinePunct w:val="0"/>
+              <w:autoSpaceDE w:val="0"/>
+              <w:autoSpaceDN w:val="0"/>
+              <w:bidi w:val="0"/>
+              <w:adjustRightInd w:val="0"/>
+              <w:snapToGrid w:val="0"/>
+              <w:spacing w:before="233" w:line="240" w:lineRule="auto"/>
+              <w:ind w:left="0" w:leftChars="0" w:right="0" w:rightChars="0" w:firstLine="0" w:firstLineChars="0"/>
+              <w:jc w:val="center"/>
               <w:rPr>
                 <w:rFonts w:ascii="宋体" w:hAnsi="宋体" w:eastAsia="宋体" w:cs="宋体"/>
+                <w:b/>
                 <w:sz w:val="24"/>
                 <w:szCs w:val="24"/>
               </w:rPr>
@@ -19642,6 +20262,7 @@
             <w:r>
               <w:rPr>
                 <w:rFonts w:ascii="宋体" w:hAnsi="宋体" w:eastAsia="宋体" w:cs="宋体"/>
+                <w:b/>
                 <w:spacing w:val="-10"/>
                 <w:sz w:val="24"/>
                 <w:szCs w:val="24"/>
@@ -19652,27 +20273,43 @@
         </w:tc>
         <w:tc>
           <w:tcPr>
-            <w:tcW w:w="2406" w:type="dxa"/>
-          </w:tcPr>
-          <w:p>
-            <w:pPr>
-              <w:keepNext w:val="0"/>
-              <w:keepLines w:val="0"/>
-              <w:pageBreakBefore w:val="0"/>
-              <w:widowControl w:val="0"/>
-              <w:kinsoku w:val="0"/>
-              <w:wordWrap/>
-              <w:overflowPunct/>
-              <w:topLinePunct w:val="0"/>
-              <w:autoSpaceDE w:val="0"/>
-              <w:autoSpaceDN w:val="0"/>
-              <w:bidi w:val="0"/>
-              <w:adjustRightInd w:val="0"/>
-              <w:snapToGrid w:val="0"/>
-              <w:spacing w:before="233" w:line="220" w:lineRule="auto"/>
-              <w:ind w:left="553"/>
+            <w:tcW w:w="1738" w:type="dxa"/>
+            <w:tcBorders>
+              <w:top w:val="single" w:color="auto" w:sz="12" w:space="0"/>
+              <w:left w:val="single" w:color="auto" w:sz="4" w:space="0"/>
+              <w:bottom w:val="nil"/>
+              <w:right w:val="nil"/>
+            </w:tcBorders>
+            <w:noWrap w:val="0"/>
+            <w:tcMar>
+              <w:top w:w="-1" w:type="dxa"/>
+              <w:left w:w="-1" w:type="dxa"/>
+              <w:bottom w:w="-1" w:type="dxa"/>
+              <w:right w:w="-1" w:type="dxa"/>
+            </w:tcMar>
+            <w:vAlign w:val="center"/>
+          </w:tcPr>
+          <w:p>
+            <w:pPr>
+              <w:keepNext w:val="0"/>
+              <w:keepLines w:val="0"/>
+              <w:pageBreakBefore w:val="0"/>
+              <w:widowControl w:val="0"/>
+              <w:kinsoku w:val="0"/>
+              <w:wordWrap/>
+              <w:overflowPunct/>
+              <w:topLinePunct w:val="0"/>
+              <w:autoSpaceDE w:val="0"/>
+              <w:autoSpaceDN w:val="0"/>
+              <w:bidi w:val="0"/>
+              <w:adjustRightInd w:val="0"/>
+              <w:snapToGrid w:val="0"/>
+              <w:spacing w:before="233" w:line="240" w:lineRule="auto"/>
+              <w:ind w:left="0" w:leftChars="0" w:right="0" w:rightChars="0" w:firstLine="0" w:firstLineChars="0"/>
+              <w:jc w:val="center"/>
               <w:rPr>
                 <w:rFonts w:ascii="宋体" w:hAnsi="宋体" w:eastAsia="宋体" w:cs="宋体"/>
+                <w:b/>
                 <w:sz w:val="24"/>
                 <w:szCs w:val="24"/>
               </w:rPr>
@@ -19680,6 +20317,7 @@
             <w:r>
               <w:rPr>
                 <w:rFonts w:ascii="宋体" w:hAnsi="宋体" w:eastAsia="宋体" w:cs="宋体"/>
+                <w:b/>
                 <w:spacing w:val="-3"/>
                 <w:sz w:val="24"/>
                 <w:szCs w:val="24"/>
@@ -19690,27 +20328,43 @@
         </w:tc>
         <w:tc>
           <w:tcPr>
-            <w:tcW w:w="2975" w:type="dxa"/>
-          </w:tcPr>
-          <w:p>
-            <w:pPr>
-              <w:keepNext w:val="0"/>
-              <w:keepLines w:val="0"/>
-              <w:pageBreakBefore w:val="0"/>
-              <w:widowControl w:val="0"/>
-              <w:kinsoku w:val="0"/>
-              <w:wordWrap/>
-              <w:overflowPunct/>
-              <w:topLinePunct w:val="0"/>
-              <w:autoSpaceDE w:val="0"/>
-              <w:autoSpaceDN w:val="0"/>
-              <w:bidi w:val="0"/>
-              <w:adjustRightInd w:val="0"/>
-              <w:snapToGrid w:val="0"/>
-              <w:spacing w:before="234" w:line="221" w:lineRule="auto"/>
-              <w:ind w:left="1254"/>
+            <w:tcW w:w="3959" w:type="dxa"/>
+            <w:tcBorders>
+              <w:top w:val="single" w:color="auto" w:sz="12" w:space="0"/>
+              <w:left w:val="single" w:color="auto" w:sz="4" w:space="0"/>
+              <w:bottom w:val="nil"/>
+              <w:right w:val="single" w:color="auto" w:sz="12" w:space="0"/>
+            </w:tcBorders>
+            <w:noWrap w:val="0"/>
+            <w:tcMar>
+              <w:top w:w="-1" w:type="dxa"/>
+              <w:left w:w="-1" w:type="dxa"/>
+              <w:bottom w:w="-1" w:type="dxa"/>
+              <w:right w:w="-1" w:type="dxa"/>
+            </w:tcMar>
+            <w:vAlign w:val="center"/>
+          </w:tcPr>
+          <w:p>
+            <w:pPr>
+              <w:keepNext w:val="0"/>
+              <w:keepLines w:val="0"/>
+              <w:pageBreakBefore w:val="0"/>
+              <w:widowControl w:val="0"/>
+              <w:kinsoku w:val="0"/>
+              <w:wordWrap/>
+              <w:overflowPunct/>
+              <w:topLinePunct w:val="0"/>
+              <w:autoSpaceDE w:val="0"/>
+              <w:autoSpaceDN w:val="0"/>
+              <w:bidi w:val="0"/>
+              <w:adjustRightInd w:val="0"/>
+              <w:snapToGrid w:val="0"/>
+              <w:spacing w:before="234" w:line="240" w:lineRule="auto"/>
+              <w:ind w:left="0" w:leftChars="0" w:right="0" w:rightChars="0" w:firstLine="0" w:firstLineChars="0"/>
+              <w:jc w:val="center"/>
               <w:rPr>
                 <w:rFonts w:ascii="宋体" w:hAnsi="宋体" w:eastAsia="宋体" w:cs="宋体"/>
+                <w:b/>
                 <w:sz w:val="24"/>
                 <w:szCs w:val="24"/>
               </w:rPr>
@@ -19718,6 +20372,7 @@
             <w:r>
               <w:rPr>
                 <w:rFonts w:ascii="宋体" w:hAnsi="宋体" w:eastAsia="宋体" w:cs="宋体"/>
+                <w:b/>
                 <w:spacing w:val="-6"/>
                 <w:sz w:val="24"/>
                 <w:szCs w:val="24"/>
@@ -19730,12 +20385,12 @@
       <w:tr>
         <w:tblPrEx>
           <w:tblBorders>
-            <w:top w:val="single" w:color="000000" w:sz="4" w:space="0"/>
-            <w:left w:val="single" w:color="000000" w:sz="4" w:space="0"/>
-            <w:bottom w:val="single" w:color="000000" w:sz="4" w:space="0"/>
-            <w:right w:val="single" w:color="000000" w:sz="4" w:space="0"/>
-            <w:insideH w:val="single" w:color="000000" w:sz="4" w:space="0"/>
-            <w:insideV w:val="single" w:color="000000" w:sz="4" w:space="0"/>
+            <w:top w:val="none" w:color="000000" w:sz="4" w:space="0"/>
+            <w:left w:val="none" w:color="000000" w:sz="4" w:space="0"/>
+            <w:bottom w:val="none" w:color="000000" w:sz="4" w:space="0"/>
+            <w:right w:val="none" w:color="000000" w:sz="4" w:space="0"/>
+            <w:insideH w:val="none" w:color="000000" w:sz="4" w:space="0"/>
+            <w:insideV w:val="none" w:color="000000" w:sz="4" w:space="0"/>
           </w:tblBorders>
           <w:tblCellMar>
             <w:top w:w="0" w:type="dxa"/>
@@ -19745,29 +20400,45 @@
           </w:tblCellMar>
         </w:tblPrEx>
         <w:trPr>
-          <w:trHeight w:val="542" w:hRule="atLeast"/>
+          <w:trHeight w:val="0" w:hRule="atLeast"/>
+          <w:jc w:val="center"/>
         </w:trPr>
         <w:tc>
           <w:tcPr>
-            <w:tcW w:w="855" w:type="dxa"/>
-          </w:tcPr>
-          <w:p>
-            <w:pPr>
-              <w:keepNext w:val="0"/>
-              <w:keepLines w:val="0"/>
-              <w:pageBreakBefore w:val="0"/>
-              <w:widowControl w:val="0"/>
-              <w:kinsoku w:val="0"/>
-              <w:wordWrap/>
-              <w:overflowPunct/>
-              <w:topLinePunct w:val="0"/>
-              <w:autoSpaceDE w:val="0"/>
-              <w:autoSpaceDN w:val="0"/>
-              <w:bidi w:val="0"/>
-              <w:adjustRightInd w:val="0"/>
-              <w:snapToGrid w:val="0"/>
-              <w:spacing w:before="264" w:line="241" w:lineRule="auto"/>
-              <w:ind w:left="387"/>
+            <w:tcW w:w="690" w:type="dxa"/>
+            <w:tcBorders>
+              <w:top w:val="single" w:color="auto" w:sz="4" w:space="0"/>
+              <w:left w:val="single" w:color="auto" w:sz="12" w:space="0"/>
+              <w:bottom w:val="nil"/>
+              <w:right w:val="nil"/>
+            </w:tcBorders>
+            <w:noWrap w:val="0"/>
+            <w:tcMar>
+              <w:top w:w="-1" w:type="dxa"/>
+              <w:left w:w="-1" w:type="dxa"/>
+              <w:bottom w:w="-1" w:type="dxa"/>
+              <w:right w:w="-1" w:type="dxa"/>
+            </w:tcMar>
+            <w:vAlign w:val="center"/>
+          </w:tcPr>
+          <w:p>
+            <w:pPr>
+              <w:keepNext w:val="0"/>
+              <w:keepLines w:val="0"/>
+              <w:pageBreakBefore w:val="0"/>
+              <w:widowControl w:val="0"/>
+              <w:kinsoku w:val="0"/>
+              <w:wordWrap/>
+              <w:overflowPunct/>
+              <w:topLinePunct w:val="0"/>
+              <w:autoSpaceDE w:val="0"/>
+              <w:autoSpaceDN w:val="0"/>
+              <w:bidi w:val="0"/>
+              <w:adjustRightInd w:val="0"/>
+              <w:snapToGrid w:val="0"/>
+              <w:spacing w:before="264" w:line="240" w:lineRule="auto"/>
+              <w:ind w:left="0" w:leftChars="0" w:right="0" w:rightChars="0" w:firstLine="0" w:firstLineChars="0"/>
+              <w:jc w:val="center"/>
               <w:rPr>
                 <w:rFonts w:ascii="宋体" w:hAnsi="宋体" w:eastAsia="宋体" w:cs="宋体"/>
                 <w:sz w:val="24"/>
@@ -19786,25 +20457,40 @@
         </w:tc>
         <w:tc>
           <w:tcPr>
-            <w:tcW w:w="1699" w:type="dxa"/>
-          </w:tcPr>
-          <w:p>
-            <w:pPr>
-              <w:keepNext w:val="0"/>
-              <w:keepLines w:val="0"/>
-              <w:pageBreakBefore w:val="0"/>
-              <w:widowControl w:val="0"/>
-              <w:kinsoku w:val="0"/>
-              <w:wordWrap/>
-              <w:overflowPunct/>
-              <w:topLinePunct w:val="0"/>
-              <w:autoSpaceDE w:val="0"/>
-              <w:autoSpaceDN w:val="0"/>
-              <w:bidi w:val="0"/>
-              <w:adjustRightInd w:val="0"/>
-              <w:snapToGrid w:val="0"/>
-              <w:spacing w:before="231" w:line="220" w:lineRule="auto"/>
-              <w:ind w:left="76"/>
+            <w:tcW w:w="1325" w:type="dxa"/>
+            <w:tcBorders>
+              <w:top w:val="single" w:color="auto" w:sz="4" w:space="0"/>
+              <w:left w:val="single" w:color="auto" w:sz="4" w:space="0"/>
+              <w:bottom w:val="nil"/>
+              <w:right w:val="nil"/>
+            </w:tcBorders>
+            <w:noWrap w:val="0"/>
+            <w:tcMar>
+              <w:top w:w="-1" w:type="dxa"/>
+              <w:left w:w="-1" w:type="dxa"/>
+              <w:bottom w:w="-1" w:type="dxa"/>
+              <w:right w:w="-1" w:type="dxa"/>
+            </w:tcMar>
+            <w:vAlign w:val="center"/>
+          </w:tcPr>
+          <w:p>
+            <w:pPr>
+              <w:keepNext w:val="0"/>
+              <w:keepLines w:val="0"/>
+              <w:pageBreakBefore w:val="0"/>
+              <w:widowControl w:val="0"/>
+              <w:kinsoku w:val="0"/>
+              <w:wordWrap/>
+              <w:overflowPunct/>
+              <w:topLinePunct w:val="0"/>
+              <w:autoSpaceDE w:val="0"/>
+              <w:autoSpaceDN w:val="0"/>
+              <w:bidi w:val="0"/>
+              <w:adjustRightInd w:val="0"/>
+              <w:snapToGrid w:val="0"/>
+              <w:spacing w:before="231" w:line="240" w:lineRule="auto"/>
+              <w:ind w:left="0" w:leftChars="0" w:right="0" w:rightChars="0" w:firstLine="0" w:firstLineChars="0"/>
+              <w:jc w:val="center"/>
               <w:rPr>
                 <w:rFonts w:ascii="宋体" w:hAnsi="宋体" w:eastAsia="宋体" w:cs="宋体"/>
                 <w:sz w:val="24"/>
@@ -19824,25 +20510,40 @@
         </w:tc>
         <w:tc>
           <w:tcPr>
-            <w:tcW w:w="1133" w:type="dxa"/>
-          </w:tcPr>
-          <w:p>
-            <w:pPr>
-              <w:keepNext w:val="0"/>
-              <w:keepLines w:val="0"/>
-              <w:pageBreakBefore w:val="0"/>
-              <w:widowControl w:val="0"/>
-              <w:kinsoku w:val="0"/>
-              <w:wordWrap/>
-              <w:overflowPunct/>
-              <w:topLinePunct w:val="0"/>
-              <w:autoSpaceDE w:val="0"/>
-              <w:autoSpaceDN w:val="0"/>
-              <w:bidi w:val="0"/>
-              <w:adjustRightInd w:val="0"/>
-              <w:snapToGrid w:val="0"/>
-              <w:spacing w:before="230" w:line="225" w:lineRule="auto"/>
-              <w:ind w:left="345"/>
+            <w:tcW w:w="811" w:type="dxa"/>
+            <w:tcBorders>
+              <w:top w:val="single" w:color="auto" w:sz="4" w:space="0"/>
+              <w:left w:val="single" w:color="auto" w:sz="4" w:space="0"/>
+              <w:bottom w:val="nil"/>
+              <w:right w:val="nil"/>
+            </w:tcBorders>
+            <w:noWrap w:val="0"/>
+            <w:tcMar>
+              <w:top w:w="-1" w:type="dxa"/>
+              <w:left w:w="-1" w:type="dxa"/>
+              <w:bottom w:w="-1" w:type="dxa"/>
+              <w:right w:w="-1" w:type="dxa"/>
+            </w:tcMar>
+            <w:vAlign w:val="center"/>
+          </w:tcPr>
+          <w:p>
+            <w:pPr>
+              <w:keepNext w:val="0"/>
+              <w:keepLines w:val="0"/>
+              <w:pageBreakBefore w:val="0"/>
+              <w:widowControl w:val="0"/>
+              <w:kinsoku w:val="0"/>
+              <w:wordWrap/>
+              <w:overflowPunct/>
+              <w:topLinePunct w:val="0"/>
+              <w:autoSpaceDE w:val="0"/>
+              <w:autoSpaceDN w:val="0"/>
+              <w:bidi w:val="0"/>
+              <w:adjustRightInd w:val="0"/>
+              <w:snapToGrid w:val="0"/>
+              <w:spacing w:before="230" w:line="240" w:lineRule="auto"/>
+              <w:ind w:left="0" w:leftChars="0" w:right="0" w:rightChars="0" w:firstLine="0" w:firstLineChars="0"/>
+              <w:jc w:val="left"/>
               <w:rPr>
                 <w:rFonts w:ascii="宋体" w:hAnsi="宋体" w:eastAsia="宋体" w:cs="宋体"/>
                 <w:sz w:val="24"/>
@@ -19862,25 +20563,40 @@
         </w:tc>
         <w:tc>
           <w:tcPr>
-            <w:tcW w:w="2406" w:type="dxa"/>
-          </w:tcPr>
-          <w:p>
-            <w:pPr>
-              <w:keepNext w:val="0"/>
-              <w:keepLines w:val="0"/>
-              <w:pageBreakBefore w:val="0"/>
-              <w:widowControl w:val="0"/>
-              <w:kinsoku w:val="0"/>
-              <w:wordWrap/>
-              <w:overflowPunct/>
-              <w:topLinePunct w:val="0"/>
-              <w:autoSpaceDE w:val="0"/>
-              <w:autoSpaceDN w:val="0"/>
-              <w:bidi w:val="0"/>
-              <w:adjustRightInd w:val="0"/>
-              <w:snapToGrid w:val="0"/>
-              <w:spacing w:before="230" w:line="220" w:lineRule="auto"/>
-              <w:ind w:left="725"/>
+            <w:tcW w:w="1738" w:type="dxa"/>
+            <w:tcBorders>
+              <w:top w:val="single" w:color="auto" w:sz="4" w:space="0"/>
+              <w:left w:val="single" w:color="auto" w:sz="4" w:space="0"/>
+              <w:bottom w:val="nil"/>
+              <w:right w:val="nil"/>
+            </w:tcBorders>
+            <w:noWrap w:val="0"/>
+            <w:tcMar>
+              <w:top w:w="-1" w:type="dxa"/>
+              <w:left w:w="-1" w:type="dxa"/>
+              <w:bottom w:w="-1" w:type="dxa"/>
+              <w:right w:w="-1" w:type="dxa"/>
+            </w:tcMar>
+            <w:vAlign w:val="center"/>
+          </w:tcPr>
+          <w:p>
+            <w:pPr>
+              <w:keepNext w:val="0"/>
+              <w:keepLines w:val="0"/>
+              <w:pageBreakBefore w:val="0"/>
+              <w:widowControl w:val="0"/>
+              <w:kinsoku w:val="0"/>
+              <w:wordWrap/>
+              <w:overflowPunct/>
+              <w:topLinePunct w:val="0"/>
+              <w:autoSpaceDE w:val="0"/>
+              <w:autoSpaceDN w:val="0"/>
+              <w:bidi w:val="0"/>
+              <w:adjustRightInd w:val="0"/>
+              <w:snapToGrid w:val="0"/>
+              <w:spacing w:before="230" w:line="240" w:lineRule="auto"/>
+              <w:ind w:left="0" w:leftChars="0" w:right="0" w:rightChars="0" w:firstLine="0" w:firstLineChars="0"/>
+              <w:jc w:val="left"/>
               <w:rPr>
                 <w:rFonts w:ascii="宋体" w:hAnsi="宋体" w:eastAsia="宋体" w:cs="宋体"/>
                 <w:sz w:val="24"/>
@@ -19900,25 +20616,40 @@
         </w:tc>
         <w:tc>
           <w:tcPr>
-            <w:tcW w:w="2975" w:type="dxa"/>
-          </w:tcPr>
-          <w:p>
-            <w:pPr>
-              <w:keepNext w:val="0"/>
-              <w:keepLines w:val="0"/>
-              <w:pageBreakBefore w:val="0"/>
-              <w:widowControl w:val="0"/>
-              <w:kinsoku w:val="0"/>
-              <w:wordWrap/>
-              <w:overflowPunct/>
-              <w:topLinePunct w:val="0"/>
-              <w:autoSpaceDE w:val="0"/>
-              <w:autoSpaceDN w:val="0"/>
-              <w:bidi w:val="0"/>
-              <w:adjustRightInd w:val="0"/>
-              <w:snapToGrid w:val="0"/>
-              <w:spacing w:before="230" w:line="220" w:lineRule="auto"/>
-              <w:ind w:left="168"/>
+            <w:tcW w:w="3959" w:type="dxa"/>
+            <w:tcBorders>
+              <w:top w:val="single" w:color="auto" w:sz="4" w:space="0"/>
+              <w:left w:val="single" w:color="auto" w:sz="4" w:space="0"/>
+              <w:bottom w:val="nil"/>
+              <w:right w:val="single" w:color="auto" w:sz="12" w:space="0"/>
+            </w:tcBorders>
+            <w:noWrap w:val="0"/>
+            <w:tcMar>
+              <w:top w:w="-1" w:type="dxa"/>
+              <w:left w:w="-1" w:type="dxa"/>
+              <w:bottom w:w="-1" w:type="dxa"/>
+              <w:right w:w="-1" w:type="dxa"/>
+            </w:tcMar>
+            <w:vAlign w:val="center"/>
+          </w:tcPr>
+          <w:p>
+            <w:pPr>
+              <w:keepNext w:val="0"/>
+              <w:keepLines w:val="0"/>
+              <w:pageBreakBefore w:val="0"/>
+              <w:widowControl w:val="0"/>
+              <w:kinsoku w:val="0"/>
+              <w:wordWrap/>
+              <w:overflowPunct/>
+              <w:topLinePunct w:val="0"/>
+              <w:autoSpaceDE w:val="0"/>
+              <w:autoSpaceDN w:val="0"/>
+              <w:bidi w:val="0"/>
+              <w:adjustRightInd w:val="0"/>
+              <w:snapToGrid w:val="0"/>
+              <w:spacing w:before="230" w:line="240" w:lineRule="auto"/>
+              <w:ind w:left="0" w:leftChars="0" w:right="0" w:rightChars="0" w:firstLine="0" w:firstLineChars="0"/>
+              <w:jc w:val="left"/>
               <w:rPr>
                 <w:rFonts w:ascii="宋体" w:hAnsi="宋体" w:eastAsia="宋体" w:cs="宋体"/>
                 <w:sz w:val="24"/>
@@ -19940,12 +20671,12 @@
       <w:tr>
         <w:tblPrEx>
           <w:tblBorders>
-            <w:top w:val="single" w:color="000000" w:sz="4" w:space="0"/>
-            <w:left w:val="single" w:color="000000" w:sz="4" w:space="0"/>
-            <w:bottom w:val="single" w:color="000000" w:sz="4" w:space="0"/>
-            <w:right w:val="single" w:color="000000" w:sz="4" w:space="0"/>
-            <w:insideH w:val="single" w:color="000000" w:sz="4" w:space="0"/>
-            <w:insideV w:val="single" w:color="000000" w:sz="4" w:space="0"/>
+            <w:top w:val="none" w:color="000000" w:sz="4" w:space="0"/>
+            <w:left w:val="none" w:color="000000" w:sz="4" w:space="0"/>
+            <w:bottom w:val="none" w:color="000000" w:sz="4" w:space="0"/>
+            <w:right w:val="none" w:color="000000" w:sz="4" w:space="0"/>
+            <w:insideH w:val="none" w:color="000000" w:sz="4" w:space="0"/>
+            <w:insideV w:val="none" w:color="000000" w:sz="4" w:space="0"/>
           </w:tblBorders>
           <w:tblCellMar>
             <w:top w:w="0" w:type="dxa"/>
@@ -19955,48 +20686,45 @@
           </w:tblCellMar>
         </w:tblPrEx>
         <w:trPr>
-          <w:trHeight w:val="490" w:hRule="atLeast"/>
+          <w:trHeight w:val="0" w:hRule="atLeast"/>
+          <w:jc w:val="center"/>
         </w:trPr>
         <w:tc>
           <w:tcPr>
-            <w:tcW w:w="855" w:type="dxa"/>
-          </w:tcPr>
-          <w:p>
-            <w:pPr>
-              <w:pStyle w:val="24"/>
-              <w:keepNext w:val="0"/>
-              <w:keepLines w:val="0"/>
-              <w:pageBreakBefore w:val="0"/>
-              <w:widowControl w:val="0"/>
-              <w:kinsoku w:val="0"/>
-              <w:wordWrap/>
-              <w:overflowPunct/>
-              <w:topLinePunct w:val="0"/>
-              <w:autoSpaceDE w:val="0"/>
-              <w:autoSpaceDN w:val="0"/>
-              <w:bidi w:val="0"/>
-              <w:adjustRightInd w:val="0"/>
-              <w:snapToGrid w:val="0"/>
-              <w:spacing w:line="249" w:lineRule="auto"/>
-            </w:pPr>
-          </w:p>
-          <w:p>
-            <w:pPr>
-              <w:keepNext w:val="0"/>
-              <w:keepLines w:val="0"/>
-              <w:pageBreakBefore w:val="0"/>
-              <w:widowControl w:val="0"/>
-              <w:kinsoku w:val="0"/>
-              <w:wordWrap/>
-              <w:overflowPunct/>
-              <w:topLinePunct w:val="0"/>
-              <w:autoSpaceDE w:val="0"/>
-              <w:autoSpaceDN w:val="0"/>
-              <w:bidi w:val="0"/>
-              <w:adjustRightInd w:val="0"/>
-              <w:snapToGrid w:val="0"/>
-              <w:spacing w:before="78" w:line="241" w:lineRule="auto"/>
-              <w:ind w:left="372"/>
+            <w:tcW w:w="690" w:type="dxa"/>
+            <w:tcBorders>
+              <w:top w:val="single" w:color="auto" w:sz="4" w:space="0"/>
+              <w:left w:val="single" w:color="auto" w:sz="12" w:space="0"/>
+              <w:bottom w:val="nil"/>
+              <w:right w:val="nil"/>
+            </w:tcBorders>
+            <w:noWrap w:val="0"/>
+            <w:tcMar>
+              <w:top w:w="-1" w:type="dxa"/>
+              <w:left w:w="-1" w:type="dxa"/>
+              <w:bottom w:w="-1" w:type="dxa"/>
+              <w:right w:w="-1" w:type="dxa"/>
+            </w:tcMar>
+            <w:vAlign w:val="center"/>
+          </w:tcPr>
+          <w:p>
+            <w:pPr>
+              <w:keepNext w:val="0"/>
+              <w:keepLines w:val="0"/>
+              <w:pageBreakBefore w:val="0"/>
+              <w:widowControl w:val="0"/>
+              <w:kinsoku w:val="0"/>
+              <w:wordWrap/>
+              <w:overflowPunct/>
+              <w:topLinePunct w:val="0"/>
+              <w:autoSpaceDE w:val="0"/>
+              <w:autoSpaceDN w:val="0"/>
+              <w:bidi w:val="0"/>
+              <w:adjustRightInd w:val="0"/>
+              <w:snapToGrid w:val="0"/>
+              <w:spacing w:before="78" w:line="240" w:lineRule="auto"/>
+              <w:ind w:left="0" w:leftChars="0" w:right="0" w:rightChars="0" w:firstLine="0" w:firstLineChars="0"/>
+              <w:jc w:val="center"/>
               <w:rPr>
                 <w:rFonts w:ascii="宋体" w:hAnsi="宋体" w:eastAsia="宋体" w:cs="宋体"/>
                 <w:sz w:val="24"/>
@@ -20015,25 +20743,40 @@
         </w:tc>
         <w:tc>
           <w:tcPr>
-            <w:tcW w:w="1699" w:type="dxa"/>
-          </w:tcPr>
-          <w:p>
-            <w:pPr>
-              <w:keepNext w:val="0"/>
-              <w:keepLines w:val="0"/>
-              <w:pageBreakBefore w:val="0"/>
-              <w:widowControl w:val="0"/>
-              <w:kinsoku w:val="0"/>
-              <w:wordWrap/>
-              <w:overflowPunct/>
-              <w:topLinePunct w:val="0"/>
-              <w:autoSpaceDE w:val="0"/>
-              <w:autoSpaceDN w:val="0"/>
-              <w:bidi w:val="0"/>
-              <w:adjustRightInd w:val="0"/>
-              <w:snapToGrid w:val="0"/>
-              <w:spacing w:before="294" w:line="218" w:lineRule="auto"/>
-              <w:ind w:left="370"/>
+            <w:tcW w:w="1325" w:type="dxa"/>
+            <w:tcBorders>
+              <w:top w:val="single" w:color="auto" w:sz="4" w:space="0"/>
+              <w:left w:val="single" w:color="auto" w:sz="4" w:space="0"/>
+              <w:bottom w:val="nil"/>
+              <w:right w:val="nil"/>
+            </w:tcBorders>
+            <w:noWrap w:val="0"/>
+            <w:tcMar>
+              <w:top w:w="-1" w:type="dxa"/>
+              <w:left w:w="-1" w:type="dxa"/>
+              <w:bottom w:w="-1" w:type="dxa"/>
+              <w:right w:w="-1" w:type="dxa"/>
+            </w:tcMar>
+            <w:vAlign w:val="center"/>
+          </w:tcPr>
+          <w:p>
+            <w:pPr>
+              <w:keepNext w:val="0"/>
+              <w:keepLines w:val="0"/>
+              <w:pageBreakBefore w:val="0"/>
+              <w:widowControl w:val="0"/>
+              <w:kinsoku w:val="0"/>
+              <w:wordWrap/>
+              <w:overflowPunct/>
+              <w:topLinePunct w:val="0"/>
+              <w:autoSpaceDE w:val="0"/>
+              <w:autoSpaceDN w:val="0"/>
+              <w:bidi w:val="0"/>
+              <w:adjustRightInd w:val="0"/>
+              <w:snapToGrid w:val="0"/>
+              <w:spacing w:before="294" w:line="240" w:lineRule="auto"/>
+              <w:ind w:left="0" w:leftChars="0" w:right="0" w:rightChars="0" w:firstLine="0" w:firstLineChars="0"/>
+              <w:jc w:val="center"/>
               <w:rPr>
                 <w:rFonts w:ascii="宋体" w:hAnsi="宋体" w:eastAsia="宋体" w:cs="宋体"/>
                 <w:sz w:val="24"/>
@@ -20053,25 +20796,40 @@
         </w:tc>
         <w:tc>
           <w:tcPr>
-            <w:tcW w:w="1133" w:type="dxa"/>
-          </w:tcPr>
-          <w:p>
-            <w:pPr>
-              <w:keepNext w:val="0"/>
-              <w:keepLines w:val="0"/>
-              <w:pageBreakBefore w:val="0"/>
-              <w:widowControl w:val="0"/>
-              <w:kinsoku w:val="0"/>
-              <w:wordWrap/>
-              <w:overflowPunct/>
-              <w:topLinePunct w:val="0"/>
-              <w:autoSpaceDE w:val="0"/>
-              <w:autoSpaceDN w:val="0"/>
-              <w:bidi w:val="0"/>
-              <w:adjustRightInd w:val="0"/>
-              <w:snapToGrid w:val="0"/>
-              <w:spacing w:before="294" w:line="225" w:lineRule="auto"/>
-              <w:ind w:left="209"/>
+            <w:tcW w:w="811" w:type="dxa"/>
+            <w:tcBorders>
+              <w:top w:val="single" w:color="auto" w:sz="4" w:space="0"/>
+              <w:left w:val="single" w:color="auto" w:sz="4" w:space="0"/>
+              <w:bottom w:val="nil"/>
+              <w:right w:val="nil"/>
+            </w:tcBorders>
+            <w:noWrap w:val="0"/>
+            <w:tcMar>
+              <w:top w:w="-1" w:type="dxa"/>
+              <w:left w:w="-1" w:type="dxa"/>
+              <w:bottom w:w="-1" w:type="dxa"/>
+              <w:right w:w="-1" w:type="dxa"/>
+            </w:tcMar>
+            <w:vAlign w:val="center"/>
+          </w:tcPr>
+          <w:p>
+            <w:pPr>
+              <w:keepNext w:val="0"/>
+              <w:keepLines w:val="0"/>
+              <w:pageBreakBefore w:val="0"/>
+              <w:widowControl w:val="0"/>
+              <w:kinsoku w:val="0"/>
+              <w:wordWrap/>
+              <w:overflowPunct/>
+              <w:topLinePunct w:val="0"/>
+              <w:autoSpaceDE w:val="0"/>
+              <w:autoSpaceDN w:val="0"/>
+              <w:bidi w:val="0"/>
+              <w:adjustRightInd w:val="0"/>
+              <w:snapToGrid w:val="0"/>
+              <w:spacing w:before="294" w:line="240" w:lineRule="auto"/>
+              <w:ind w:left="0" w:leftChars="0" w:right="0" w:rightChars="0" w:firstLine="0" w:firstLineChars="0"/>
+              <w:jc w:val="left"/>
               <w:rPr>
                 <w:rFonts w:ascii="宋体" w:hAnsi="宋体" w:eastAsia="宋体" w:cs="宋体"/>
                 <w:sz w:val="24"/>
@@ -20091,25 +20849,40 @@
         </w:tc>
         <w:tc>
           <w:tcPr>
-            <w:tcW w:w="2406" w:type="dxa"/>
-          </w:tcPr>
-          <w:p>
-            <w:pPr>
-              <w:keepNext w:val="0"/>
-              <w:keepLines w:val="0"/>
-              <w:pageBreakBefore w:val="0"/>
-              <w:widowControl w:val="0"/>
-              <w:kinsoku w:val="0"/>
-              <w:wordWrap/>
-              <w:overflowPunct/>
-              <w:topLinePunct w:val="0"/>
-              <w:autoSpaceDE w:val="0"/>
-              <w:autoSpaceDN w:val="0"/>
-              <w:bidi w:val="0"/>
-              <w:adjustRightInd w:val="0"/>
-              <w:snapToGrid w:val="0"/>
-              <w:spacing w:before="294" w:line="220" w:lineRule="auto"/>
-              <w:ind w:left="185"/>
+            <w:tcW w:w="1738" w:type="dxa"/>
+            <w:tcBorders>
+              <w:top w:val="single" w:color="auto" w:sz="4" w:space="0"/>
+              <w:left w:val="single" w:color="auto" w:sz="4" w:space="0"/>
+              <w:bottom w:val="nil"/>
+              <w:right w:val="nil"/>
+            </w:tcBorders>
+            <w:noWrap w:val="0"/>
+            <w:tcMar>
+              <w:top w:w="-1" w:type="dxa"/>
+              <w:left w:w="-1" w:type="dxa"/>
+              <w:bottom w:w="-1" w:type="dxa"/>
+              <w:right w:w="-1" w:type="dxa"/>
+            </w:tcMar>
+            <w:vAlign w:val="center"/>
+          </w:tcPr>
+          <w:p>
+            <w:pPr>
+              <w:keepNext w:val="0"/>
+              <w:keepLines w:val="0"/>
+              <w:pageBreakBefore w:val="0"/>
+              <w:widowControl w:val="0"/>
+              <w:kinsoku w:val="0"/>
+              <w:wordWrap/>
+              <w:overflowPunct/>
+              <w:topLinePunct w:val="0"/>
+              <w:autoSpaceDE w:val="0"/>
+              <w:autoSpaceDN w:val="0"/>
+              <w:bidi w:val="0"/>
+              <w:adjustRightInd w:val="0"/>
+              <w:snapToGrid w:val="0"/>
+              <w:spacing w:before="294" w:line="240" w:lineRule="auto"/>
+              <w:ind w:left="0" w:leftChars="0" w:right="0" w:rightChars="0" w:firstLine="0" w:firstLineChars="0"/>
+              <w:jc w:val="left"/>
               <w:rPr>
                 <w:rFonts w:ascii="宋体" w:hAnsi="宋体" w:eastAsia="宋体" w:cs="宋体"/>
                 <w:sz w:val="24"/>
@@ -20129,25 +20902,40 @@
         </w:tc>
         <w:tc>
           <w:tcPr>
-            <w:tcW w:w="2975" w:type="dxa"/>
-          </w:tcPr>
-          <w:p>
-            <w:pPr>
-              <w:keepNext w:val="0"/>
-              <w:keepLines w:val="0"/>
-              <w:pageBreakBefore w:val="0"/>
-              <w:widowControl w:val="0"/>
-              <w:kinsoku w:val="0"/>
-              <w:wordWrap/>
-              <w:overflowPunct/>
-              <w:topLinePunct w:val="0"/>
-              <w:autoSpaceDE w:val="0"/>
-              <w:autoSpaceDN w:val="0"/>
-              <w:bidi w:val="0"/>
-              <w:adjustRightInd w:val="0"/>
-              <w:snapToGrid w:val="0"/>
-              <w:spacing w:before="116" w:line="268" w:lineRule="auto"/>
-              <w:ind w:left="410" w:right="156" w:hanging="241"/>
+            <w:tcW w:w="3959" w:type="dxa"/>
+            <w:tcBorders>
+              <w:top w:val="single" w:color="auto" w:sz="4" w:space="0"/>
+              <w:left w:val="single" w:color="auto" w:sz="4" w:space="0"/>
+              <w:bottom w:val="nil"/>
+              <w:right w:val="single" w:color="auto" w:sz="12" w:space="0"/>
+            </w:tcBorders>
+            <w:noWrap w:val="0"/>
+            <w:tcMar>
+              <w:top w:w="-1" w:type="dxa"/>
+              <w:left w:w="-1" w:type="dxa"/>
+              <w:bottom w:w="-1" w:type="dxa"/>
+              <w:right w:w="-1" w:type="dxa"/>
+            </w:tcMar>
+            <w:vAlign w:val="center"/>
+          </w:tcPr>
+          <w:p>
+            <w:pPr>
+              <w:keepNext w:val="0"/>
+              <w:keepLines w:val="0"/>
+              <w:pageBreakBefore w:val="0"/>
+              <w:widowControl w:val="0"/>
+              <w:kinsoku w:val="0"/>
+              <w:wordWrap/>
+              <w:overflowPunct/>
+              <w:topLinePunct w:val="0"/>
+              <w:autoSpaceDE w:val="0"/>
+              <w:autoSpaceDN w:val="0"/>
+              <w:bidi w:val="0"/>
+              <w:adjustRightInd w:val="0"/>
+              <w:snapToGrid w:val="0"/>
+              <w:spacing w:before="116" w:line="240" w:lineRule="auto"/>
+              <w:ind w:left="0" w:leftChars="0" w:right="0" w:rightChars="0" w:firstLine="0" w:firstLineChars="0"/>
+              <w:jc w:val="left"/>
               <w:rPr>
                 <w:rFonts w:ascii="宋体" w:hAnsi="宋体" w:eastAsia="宋体" w:cs="宋体"/>
                 <w:sz w:val="24"/>
@@ -20169,12 +20957,12 @@
       <w:tr>
         <w:tblPrEx>
           <w:tblBorders>
-            <w:top w:val="single" w:color="000000" w:sz="4" w:space="0"/>
-            <w:left w:val="single" w:color="000000" w:sz="4" w:space="0"/>
-            <w:bottom w:val="single" w:color="000000" w:sz="4" w:space="0"/>
-            <w:right w:val="single" w:color="000000" w:sz="4" w:space="0"/>
-            <w:insideH w:val="single" w:color="000000" w:sz="4" w:space="0"/>
-            <w:insideV w:val="single" w:color="000000" w:sz="4" w:space="0"/>
+            <w:top w:val="none" w:color="000000" w:sz="4" w:space="0"/>
+            <w:left w:val="none" w:color="000000" w:sz="4" w:space="0"/>
+            <w:bottom w:val="none" w:color="000000" w:sz="4" w:space="0"/>
+            <w:right w:val="none" w:color="000000" w:sz="4" w:space="0"/>
+            <w:insideH w:val="none" w:color="000000" w:sz="4" w:space="0"/>
+            <w:insideV w:val="none" w:color="000000" w:sz="4" w:space="0"/>
           </w:tblBorders>
           <w:tblCellMar>
             <w:top w:w="0" w:type="dxa"/>
@@ -20184,29 +20972,45 @@
           </w:tblCellMar>
         </w:tblPrEx>
         <w:trPr>
-          <w:trHeight w:val="449" w:hRule="atLeast"/>
+          <w:trHeight w:val="0" w:hRule="atLeast"/>
+          <w:jc w:val="center"/>
         </w:trPr>
         <w:tc>
           <w:tcPr>
-            <w:tcW w:w="855" w:type="dxa"/>
-          </w:tcPr>
-          <w:p>
-            <w:pPr>
-              <w:keepNext w:val="0"/>
-              <w:keepLines w:val="0"/>
-              <w:pageBreakBefore w:val="0"/>
-              <w:widowControl w:val="0"/>
-              <w:kinsoku w:val="0"/>
-              <w:wordWrap/>
-              <w:overflowPunct/>
-              <w:topLinePunct w:val="0"/>
-              <w:autoSpaceDE w:val="0"/>
-              <w:autoSpaceDN w:val="0"/>
-              <w:bidi w:val="0"/>
-              <w:adjustRightInd w:val="0"/>
-              <w:snapToGrid w:val="0"/>
-              <w:spacing w:before="266"/>
-              <w:ind w:left="374"/>
+            <w:tcW w:w="690" w:type="dxa"/>
+            <w:tcBorders>
+              <w:top w:val="single" w:color="auto" w:sz="4" w:space="0"/>
+              <w:left w:val="single" w:color="auto" w:sz="12" w:space="0"/>
+              <w:bottom w:val="single" w:color="auto" w:sz="12" w:space="0"/>
+              <w:right w:val="nil"/>
+            </w:tcBorders>
+            <w:noWrap w:val="0"/>
+            <w:tcMar>
+              <w:top w:w="-1" w:type="dxa"/>
+              <w:left w:w="-1" w:type="dxa"/>
+              <w:bottom w:w="-1" w:type="dxa"/>
+              <w:right w:w="-1" w:type="dxa"/>
+            </w:tcMar>
+            <w:vAlign w:val="center"/>
+          </w:tcPr>
+          <w:p>
+            <w:pPr>
+              <w:keepNext w:val="0"/>
+              <w:keepLines w:val="0"/>
+              <w:pageBreakBefore w:val="0"/>
+              <w:widowControl w:val="0"/>
+              <w:kinsoku w:val="0"/>
+              <w:wordWrap/>
+              <w:overflowPunct/>
+              <w:topLinePunct w:val="0"/>
+              <w:autoSpaceDE w:val="0"/>
+              <w:autoSpaceDN w:val="0"/>
+              <w:bidi w:val="0"/>
+              <w:adjustRightInd w:val="0"/>
+              <w:snapToGrid w:val="0"/>
+              <w:spacing w:before="266" w:line="240" w:lineRule="auto"/>
+              <w:ind w:left="0" w:leftChars="0" w:right="0" w:rightChars="0" w:firstLine="0" w:firstLineChars="0"/>
+              <w:jc w:val="center"/>
               <w:rPr>
                 <w:rFonts w:ascii="宋体" w:hAnsi="宋体" w:eastAsia="宋体" w:cs="宋体"/>
                 <w:sz w:val="24"/>
@@ -20225,25 +21029,40 @@
         </w:tc>
         <w:tc>
           <w:tcPr>
-            <w:tcW w:w="1699" w:type="dxa"/>
-          </w:tcPr>
-          <w:p>
-            <w:pPr>
-              <w:keepNext w:val="0"/>
-              <w:keepLines w:val="0"/>
-              <w:pageBreakBefore w:val="0"/>
-              <w:widowControl w:val="0"/>
-              <w:kinsoku w:val="0"/>
-              <w:wordWrap/>
-              <w:overflowPunct/>
-              <w:topLinePunct w:val="0"/>
-              <w:autoSpaceDE w:val="0"/>
-              <w:autoSpaceDN w:val="0"/>
-              <w:bidi w:val="0"/>
-              <w:adjustRightInd w:val="0"/>
-              <w:snapToGrid w:val="0"/>
-              <w:spacing w:before="233" w:line="220" w:lineRule="auto"/>
-              <w:ind w:left="370"/>
+            <w:tcW w:w="1325" w:type="dxa"/>
+            <w:tcBorders>
+              <w:top w:val="single" w:color="auto" w:sz="4" w:space="0"/>
+              <w:left w:val="single" w:color="auto" w:sz="4" w:space="0"/>
+              <w:bottom w:val="single" w:color="auto" w:sz="12" w:space="0"/>
+              <w:right w:val="nil"/>
+            </w:tcBorders>
+            <w:noWrap w:val="0"/>
+            <w:tcMar>
+              <w:top w:w="-1" w:type="dxa"/>
+              <w:left w:w="-1" w:type="dxa"/>
+              <w:bottom w:w="-1" w:type="dxa"/>
+              <w:right w:w="-1" w:type="dxa"/>
+            </w:tcMar>
+            <w:vAlign w:val="center"/>
+          </w:tcPr>
+          <w:p>
+            <w:pPr>
+              <w:keepNext w:val="0"/>
+              <w:keepLines w:val="0"/>
+              <w:pageBreakBefore w:val="0"/>
+              <w:widowControl w:val="0"/>
+              <w:kinsoku w:val="0"/>
+              <w:wordWrap/>
+              <w:overflowPunct/>
+              <w:topLinePunct w:val="0"/>
+              <w:autoSpaceDE w:val="0"/>
+              <w:autoSpaceDN w:val="0"/>
+              <w:bidi w:val="0"/>
+              <w:adjustRightInd w:val="0"/>
+              <w:snapToGrid w:val="0"/>
+              <w:spacing w:before="233" w:line="240" w:lineRule="auto"/>
+              <w:ind w:left="0" w:leftChars="0" w:right="0" w:rightChars="0" w:firstLine="0" w:firstLineChars="0"/>
+              <w:jc w:val="center"/>
               <w:rPr>
                 <w:rFonts w:ascii="宋体" w:hAnsi="宋体" w:eastAsia="宋体" w:cs="宋体"/>
                 <w:sz w:val="24"/>
@@ -20263,25 +21082,40 @@
         </w:tc>
         <w:tc>
           <w:tcPr>
-            <w:tcW w:w="1133" w:type="dxa"/>
-          </w:tcPr>
-          <w:p>
-            <w:pPr>
-              <w:keepNext w:val="0"/>
-              <w:keepLines w:val="0"/>
-              <w:pageBreakBefore w:val="0"/>
-              <w:widowControl w:val="0"/>
-              <w:kinsoku w:val="0"/>
-              <w:wordWrap/>
-              <w:overflowPunct/>
-              <w:topLinePunct w:val="0"/>
-              <w:autoSpaceDE w:val="0"/>
-              <w:autoSpaceDN w:val="0"/>
-              <w:bidi w:val="0"/>
-              <w:adjustRightInd w:val="0"/>
-              <w:snapToGrid w:val="0"/>
-              <w:spacing w:before="232" w:line="225" w:lineRule="auto"/>
-              <w:ind w:left="326"/>
+            <w:tcW w:w="811" w:type="dxa"/>
+            <w:tcBorders>
+              <w:top w:val="single" w:color="auto" w:sz="4" w:space="0"/>
+              <w:left w:val="single" w:color="auto" w:sz="4" w:space="0"/>
+              <w:bottom w:val="single" w:color="auto" w:sz="12" w:space="0"/>
+              <w:right w:val="nil"/>
+            </w:tcBorders>
+            <w:noWrap w:val="0"/>
+            <w:tcMar>
+              <w:top w:w="-1" w:type="dxa"/>
+              <w:left w:w="-1" w:type="dxa"/>
+              <w:bottom w:w="-1" w:type="dxa"/>
+              <w:right w:w="-1" w:type="dxa"/>
+            </w:tcMar>
+            <w:vAlign w:val="center"/>
+          </w:tcPr>
+          <w:p>
+            <w:pPr>
+              <w:keepNext w:val="0"/>
+              <w:keepLines w:val="0"/>
+              <w:pageBreakBefore w:val="0"/>
+              <w:widowControl w:val="0"/>
+              <w:kinsoku w:val="0"/>
+              <w:wordWrap/>
+              <w:overflowPunct/>
+              <w:topLinePunct w:val="0"/>
+              <w:autoSpaceDE w:val="0"/>
+              <w:autoSpaceDN w:val="0"/>
+              <w:bidi w:val="0"/>
+              <w:adjustRightInd w:val="0"/>
+              <w:snapToGrid w:val="0"/>
+              <w:spacing w:before="232" w:line="240" w:lineRule="auto"/>
+              <w:ind w:left="0" w:leftChars="0" w:right="0" w:rightChars="0" w:firstLine="0" w:firstLineChars="0"/>
+              <w:jc w:val="left"/>
               <w:rPr>
                 <w:rFonts w:ascii="宋体" w:hAnsi="宋体" w:eastAsia="宋体" w:cs="宋体"/>
                 <w:sz w:val="24"/>
@@ -20301,25 +21135,40 @@
         </w:tc>
         <w:tc>
           <w:tcPr>
-            <w:tcW w:w="2406" w:type="dxa"/>
-          </w:tcPr>
-          <w:p>
-            <w:pPr>
-              <w:keepNext w:val="0"/>
-              <w:keepLines w:val="0"/>
-              <w:pageBreakBefore w:val="0"/>
-              <w:widowControl w:val="0"/>
-              <w:kinsoku w:val="0"/>
-              <w:wordWrap/>
-              <w:overflowPunct/>
-              <w:topLinePunct w:val="0"/>
-              <w:autoSpaceDE w:val="0"/>
-              <w:autoSpaceDN w:val="0"/>
-              <w:bidi w:val="0"/>
-              <w:adjustRightInd w:val="0"/>
-              <w:snapToGrid w:val="0"/>
-              <w:spacing w:before="232" w:line="220" w:lineRule="auto"/>
-              <w:ind w:left="607"/>
+            <w:tcW w:w="1738" w:type="dxa"/>
+            <w:tcBorders>
+              <w:top w:val="single" w:color="auto" w:sz="4" w:space="0"/>
+              <w:left w:val="single" w:color="auto" w:sz="4" w:space="0"/>
+              <w:bottom w:val="single" w:color="auto" w:sz="12" w:space="0"/>
+              <w:right w:val="nil"/>
+            </w:tcBorders>
+            <w:noWrap w:val="0"/>
+            <w:tcMar>
+              <w:top w:w="-1" w:type="dxa"/>
+              <w:left w:w="-1" w:type="dxa"/>
+              <w:bottom w:w="-1" w:type="dxa"/>
+              <w:right w:w="-1" w:type="dxa"/>
+            </w:tcMar>
+            <w:vAlign w:val="center"/>
+          </w:tcPr>
+          <w:p>
+            <w:pPr>
+              <w:keepNext w:val="0"/>
+              <w:keepLines w:val="0"/>
+              <w:pageBreakBefore w:val="0"/>
+              <w:widowControl w:val="0"/>
+              <w:kinsoku w:val="0"/>
+              <w:wordWrap/>
+              <w:overflowPunct/>
+              <w:topLinePunct w:val="0"/>
+              <w:autoSpaceDE w:val="0"/>
+              <w:autoSpaceDN w:val="0"/>
+              <w:bidi w:val="0"/>
+              <w:adjustRightInd w:val="0"/>
+              <w:snapToGrid w:val="0"/>
+              <w:spacing w:before="232" w:line="240" w:lineRule="auto"/>
+              <w:ind w:left="0" w:leftChars="0" w:right="0" w:rightChars="0" w:firstLine="0" w:firstLineChars="0"/>
+              <w:jc w:val="left"/>
               <w:rPr>
                 <w:rFonts w:ascii="宋体" w:hAnsi="宋体" w:eastAsia="宋体" w:cs="宋体"/>
                 <w:sz w:val="24"/>
@@ -20339,25 +21188,40 @@
         </w:tc>
         <w:tc>
           <w:tcPr>
-            <w:tcW w:w="2975" w:type="dxa"/>
-          </w:tcPr>
-          <w:p>
-            <w:pPr>
-              <w:keepNext w:val="0"/>
-              <w:keepLines w:val="0"/>
-              <w:pageBreakBefore w:val="0"/>
-              <w:widowControl w:val="0"/>
-              <w:kinsoku w:val="0"/>
-              <w:wordWrap/>
-              <w:overflowPunct/>
-              <w:topLinePunct w:val="0"/>
-              <w:autoSpaceDE w:val="0"/>
-              <w:autoSpaceDN w:val="0"/>
-              <w:bidi w:val="0"/>
-              <w:adjustRightInd w:val="0"/>
-              <w:snapToGrid w:val="0"/>
-              <w:spacing w:before="232" w:line="220" w:lineRule="auto"/>
-              <w:ind w:left="769"/>
+            <w:tcW w:w="3959" w:type="dxa"/>
+            <w:tcBorders>
+              <w:top w:val="single" w:color="auto" w:sz="4" w:space="0"/>
+              <w:left w:val="single" w:color="auto" w:sz="4" w:space="0"/>
+              <w:bottom w:val="single" w:color="auto" w:sz="12" w:space="0"/>
+              <w:right w:val="single" w:color="auto" w:sz="12" w:space="0"/>
+            </w:tcBorders>
+            <w:noWrap w:val="0"/>
+            <w:tcMar>
+              <w:top w:w="-1" w:type="dxa"/>
+              <w:left w:w="-1" w:type="dxa"/>
+              <w:bottom w:w="-1" w:type="dxa"/>
+              <w:right w:w="-1" w:type="dxa"/>
+            </w:tcMar>
+            <w:vAlign w:val="center"/>
+          </w:tcPr>
+          <w:p>
+            <w:pPr>
+              <w:keepNext w:val="0"/>
+              <w:keepLines w:val="0"/>
+              <w:pageBreakBefore w:val="0"/>
+              <w:widowControl w:val="0"/>
+              <w:kinsoku w:val="0"/>
+              <w:wordWrap/>
+              <w:overflowPunct/>
+              <w:topLinePunct w:val="0"/>
+              <w:autoSpaceDE w:val="0"/>
+              <w:autoSpaceDN w:val="0"/>
+              <w:bidi w:val="0"/>
+              <w:adjustRightInd w:val="0"/>
+              <w:snapToGrid w:val="0"/>
+              <w:spacing w:before="232" w:line="240" w:lineRule="auto"/>
+              <w:ind w:left="0" w:leftChars="0" w:right="0" w:rightChars="0" w:firstLine="0" w:firstLineChars="0"/>
+              <w:jc w:val="left"/>
               <w:rPr>
                 <w:rFonts w:ascii="宋体" w:hAnsi="宋体" w:eastAsia="宋体" w:cs="宋体"/>
                 <w:sz w:val="24"/>
@@ -20402,7 +21266,7 @@
       <w:bookmarkEnd w:id="10"/>
       <w:bookmarkStart w:id="11" w:name="bookmark16"/>
       <w:bookmarkEnd w:id="11"/>
-      <w:bookmarkStart w:id="12" w:name="_Toc15052"/>
+      <w:bookmarkStart w:id="12" w:name="_Toc10518"/>
       <w:r>
         <w:rPr>
           <w:rFonts w:hint="eastAsia"/>
@@ -20488,6 +21352,7 @@
         <w:t>月第一周进行。</w:t>
       </w:r>
     </w:p>
+    <w:bookmarkEnd w:id="13"/>
     <w:sectPr>
       <w:pgSz w:w="11906" w:h="16838"/>
       <w:pgMar w:top="1440" w:right="1800" w:bottom="1440" w:left="1800" w:header="851" w:footer="992" w:gutter="0"/>

--- a/5.人员管理/2.运行记录类文件/050202-运维相关人员管理计划.docx
+++ b/5.人员管理/2.运行记录类文件/050202-运维相关人员管理计划.docx
@@ -23,7 +23,6 @@
           <w:lang w:val="en-US" w:eastAsia="zh-CN"/>
         </w:rPr>
       </w:pPr>
-      <w:bookmarkStart w:id="13" w:name="_GoBack"/>
     </w:p>
     <w:p>
       <w:pPr>
@@ -46,7 +45,7 @@
           <w:lang w:val="en-US"/>
         </w:rPr>
       </w:pPr>
-      <w:bookmarkStart w:id="0" w:name="_Toc4693"/>
+      <w:bookmarkStart w:id="0" w:name="_Toc17171"/>
       <w:r>
         <w:rPr>
           <w:rFonts w:hint="eastAsia"/>
@@ -73,7 +72,7 @@
         <w:adjustRightInd w:val="0"/>
         <w:snapToGrid w:val="0"/>
       </w:pPr>
-      <w:bookmarkStart w:id="1" w:name="_Toc7922"/>
+      <w:bookmarkStart w:id="1" w:name="_Toc32350"/>
       <w:r>
         <w:t>中达丰集团有限公司</w:t>
       </w:r>
@@ -102,7 +101,7 @@
           <w:szCs w:val="36"/>
         </w:rPr>
       </w:pPr>
-      <w:bookmarkStart w:id="2" w:name="_Toc32151"/>
+      <w:bookmarkStart w:id="2" w:name="_Toc14147"/>
       <w:r>
         <w:rPr>
           <w:rFonts w:hint="eastAsia" w:ascii="宋体" w:hAnsi="宋体" w:eastAsia="宋体" w:cs="宋体"/>
@@ -147,7 +146,7 @@
           <w:szCs w:val="28"/>
         </w:rPr>
       </w:pPr>
-      <w:bookmarkStart w:id="3" w:name="_Toc18790"/>
+      <w:bookmarkStart w:id="3" w:name="_Toc3575"/>
       <w:r>
         <w:rPr>
           <w:rFonts w:ascii="宋体" w:hAnsi="宋体" w:eastAsia="宋体" w:cs="宋体"/>
@@ -1449,22 +1448,9 @@
         <w:p>
           <w:pPr>
             <w:pStyle w:val="16"/>
-            <w:keepNext w:val="0"/>
-            <w:keepLines w:val="0"/>
-            <w:pageBreakBefore w:val="0"/>
-            <w:widowControl w:val="0"/>
             <w:tabs>
               <w:tab w:val="right" w:leader="dot" w:pos="8306"/>
             </w:tabs>
-            <w:kinsoku w:val="0"/>
-            <w:wordWrap/>
-            <w:overflowPunct/>
-            <w:topLinePunct w:val="0"/>
-            <w:autoSpaceDE w:val="0"/>
-            <w:autoSpaceDN w:val="0"/>
-            <w:bidi w:val="0"/>
-            <w:adjustRightInd w:val="0"/>
-            <w:snapToGrid w:val="0"/>
           </w:pPr>
           <w:r>
             <w:rPr>
@@ -1507,7 +1493,7 @@
               <w:spacing w:val="-1"/>
               <w:szCs w:val="24"/>
             </w:rPr>
-            <w:instrText xml:space="preserve"> HYPERLINK \l _Toc4693 </w:instrText>
+            <w:instrText xml:space="preserve"> HYPERLINK \l _Toc17171 </w:instrText>
           </w:r>
           <w:r>
             <w:rPr>
@@ -1531,7 +1517,7 @@
             <w:fldChar w:fldCharType="begin"/>
           </w:r>
           <w:r>
-            <w:instrText xml:space="preserve"> PAGEREF _Toc4693 \h </w:instrText>
+            <w:instrText xml:space="preserve"> PAGEREF _Toc17171 \h </w:instrText>
           </w:r>
           <w:r>
             <w:fldChar w:fldCharType="separate"/>
@@ -1554,22 +1540,9 @@
         <w:p>
           <w:pPr>
             <w:pStyle w:val="16"/>
-            <w:keepNext w:val="0"/>
-            <w:keepLines w:val="0"/>
-            <w:pageBreakBefore w:val="0"/>
-            <w:widowControl w:val="0"/>
             <w:tabs>
               <w:tab w:val="right" w:leader="dot" w:pos="8306"/>
             </w:tabs>
-            <w:kinsoku w:val="0"/>
-            <w:wordWrap/>
-            <w:overflowPunct/>
-            <w:topLinePunct w:val="0"/>
-            <w:autoSpaceDE w:val="0"/>
-            <w:autoSpaceDN w:val="0"/>
-            <w:bidi w:val="0"/>
-            <w:adjustRightInd w:val="0"/>
-            <w:snapToGrid w:val="0"/>
           </w:pPr>
           <w:r>
             <w:rPr>
@@ -1585,7 +1558,7 @@
               <w:spacing w:val="-1"/>
               <w:szCs w:val="24"/>
             </w:rPr>
-            <w:instrText xml:space="preserve"> HYPERLINK \l _Toc7922 </w:instrText>
+            <w:instrText xml:space="preserve"> HYPERLINK \l _Toc32350 </w:instrText>
           </w:r>
           <w:r>
             <w:rPr>
@@ -1605,7 +1578,7 @@
             <w:fldChar w:fldCharType="begin"/>
           </w:r>
           <w:r>
-            <w:instrText xml:space="preserve"> PAGEREF _Toc7922 \h </w:instrText>
+            <w:instrText xml:space="preserve"> PAGEREF _Toc32350 \h </w:instrText>
           </w:r>
           <w:r>
             <w:fldChar w:fldCharType="separate"/>
@@ -1628,22 +1601,9 @@
         <w:p>
           <w:pPr>
             <w:pStyle w:val="16"/>
-            <w:keepNext w:val="0"/>
-            <w:keepLines w:val="0"/>
-            <w:pageBreakBefore w:val="0"/>
-            <w:widowControl w:val="0"/>
             <w:tabs>
               <w:tab w:val="right" w:leader="dot" w:pos="8306"/>
             </w:tabs>
-            <w:kinsoku w:val="0"/>
-            <w:wordWrap/>
-            <w:overflowPunct/>
-            <w:topLinePunct w:val="0"/>
-            <w:autoSpaceDE w:val="0"/>
-            <w:autoSpaceDN w:val="0"/>
-            <w:bidi w:val="0"/>
-            <w:adjustRightInd w:val="0"/>
-            <w:snapToGrid w:val="0"/>
           </w:pPr>
           <w:r>
             <w:rPr>
@@ -1659,7 +1619,7 @@
               <w:spacing w:val="-1"/>
               <w:szCs w:val="24"/>
             </w:rPr>
-            <w:instrText xml:space="preserve"> HYPERLINK \l _Toc32151 </w:instrText>
+            <w:instrText xml:space="preserve"> HYPERLINK \l _Toc14147 </w:instrText>
           </w:r>
           <w:r>
             <w:rPr>
@@ -1684,7 +1644,7 @@
             <w:fldChar w:fldCharType="begin"/>
           </w:r>
           <w:r>
-            <w:instrText xml:space="preserve"> PAGEREF _Toc32151 \h </w:instrText>
+            <w:instrText xml:space="preserve"> PAGEREF _Toc14147 \h </w:instrText>
           </w:r>
           <w:r>
             <w:fldChar w:fldCharType="separate"/>
@@ -1707,22 +1667,9 @@
         <w:p>
           <w:pPr>
             <w:pStyle w:val="16"/>
-            <w:keepNext w:val="0"/>
-            <w:keepLines w:val="0"/>
-            <w:pageBreakBefore w:val="0"/>
-            <w:widowControl w:val="0"/>
             <w:tabs>
               <w:tab w:val="right" w:leader="dot" w:pos="8306"/>
             </w:tabs>
-            <w:kinsoku w:val="0"/>
-            <w:wordWrap/>
-            <w:overflowPunct/>
-            <w:topLinePunct w:val="0"/>
-            <w:autoSpaceDE w:val="0"/>
-            <w:autoSpaceDN w:val="0"/>
-            <w:bidi w:val="0"/>
-            <w:adjustRightInd w:val="0"/>
-            <w:snapToGrid w:val="0"/>
           </w:pPr>
           <w:r>
             <w:rPr>
@@ -1738,7 +1685,7 @@
               <w:spacing w:val="-1"/>
               <w:szCs w:val="24"/>
             </w:rPr>
-            <w:instrText xml:space="preserve"> HYPERLINK \l _Toc18790 </w:instrText>
+            <w:instrText xml:space="preserve"> HYPERLINK \l _Toc3575 </w:instrText>
           </w:r>
           <w:r>
             <w:rPr>
@@ -1763,7 +1710,7 @@
             <w:fldChar w:fldCharType="begin"/>
           </w:r>
           <w:r>
-            <w:instrText xml:space="preserve"> PAGEREF _Toc18790 \h </w:instrText>
+            <w:instrText xml:space="preserve"> PAGEREF _Toc3575 \h </w:instrText>
           </w:r>
           <w:r>
             <w:fldChar w:fldCharType="separate"/>
@@ -1786,22 +1733,9 @@
         <w:p>
           <w:pPr>
             <w:pStyle w:val="16"/>
-            <w:keepNext w:val="0"/>
-            <w:keepLines w:val="0"/>
-            <w:pageBreakBefore w:val="0"/>
-            <w:widowControl w:val="0"/>
             <w:tabs>
               <w:tab w:val="right" w:leader="dot" w:pos="8306"/>
             </w:tabs>
-            <w:kinsoku w:val="0"/>
-            <w:wordWrap/>
-            <w:overflowPunct/>
-            <w:topLinePunct w:val="0"/>
-            <w:autoSpaceDE w:val="0"/>
-            <w:autoSpaceDN w:val="0"/>
-            <w:bidi w:val="0"/>
-            <w:adjustRightInd w:val="0"/>
-            <w:snapToGrid w:val="0"/>
           </w:pPr>
           <w:r>
             <w:rPr>
@@ -1817,7 +1751,7 @@
               <w:spacing w:val="-1"/>
               <w:szCs w:val="24"/>
             </w:rPr>
-            <w:instrText xml:space="preserve"> HYPERLINK \l _Toc3889 </w:instrText>
+            <w:instrText xml:space="preserve"> HYPERLINK \l _Toc164 </w:instrText>
           </w:r>
           <w:r>
             <w:rPr>
@@ -1847,7 +1781,7 @@
             <w:fldChar w:fldCharType="begin"/>
           </w:r>
           <w:r>
-            <w:instrText xml:space="preserve"> PAGEREF _Toc3889 \h </w:instrText>
+            <w:instrText xml:space="preserve"> PAGEREF _Toc164 \h </w:instrText>
           </w:r>
           <w:r>
             <w:fldChar w:fldCharType="separate"/>
@@ -1870,22 +1804,9 @@
         <w:p>
           <w:pPr>
             <w:pStyle w:val="17"/>
-            <w:keepNext w:val="0"/>
-            <w:keepLines w:val="0"/>
-            <w:pageBreakBefore w:val="0"/>
-            <w:widowControl w:val="0"/>
             <w:tabs>
               <w:tab w:val="right" w:leader="dot" w:pos="8306"/>
             </w:tabs>
-            <w:kinsoku w:val="0"/>
-            <w:wordWrap/>
-            <w:overflowPunct/>
-            <w:topLinePunct w:val="0"/>
-            <w:autoSpaceDE w:val="0"/>
-            <w:autoSpaceDN w:val="0"/>
-            <w:bidi w:val="0"/>
-            <w:adjustRightInd w:val="0"/>
-            <w:snapToGrid w:val="0"/>
           </w:pPr>
           <w:r>
             <w:rPr>
@@ -1901,7 +1822,7 @@
               <w:spacing w:val="-1"/>
               <w:szCs w:val="24"/>
             </w:rPr>
-            <w:instrText xml:space="preserve"> HYPERLINK \l _Toc24794 </w:instrText>
+            <w:instrText xml:space="preserve"> HYPERLINK \l _Toc4974 </w:instrText>
           </w:r>
           <w:r>
             <w:rPr>
@@ -1932,7 +1853,7 @@
             <w:fldChar w:fldCharType="begin"/>
           </w:r>
           <w:r>
-            <w:instrText xml:space="preserve"> PAGEREF _Toc24794 \h </w:instrText>
+            <w:instrText xml:space="preserve"> PAGEREF _Toc4974 \h </w:instrText>
           </w:r>
           <w:r>
             <w:fldChar w:fldCharType="separate"/>
@@ -1955,22 +1876,9 @@
         <w:p>
           <w:pPr>
             <w:pStyle w:val="17"/>
-            <w:keepNext w:val="0"/>
-            <w:keepLines w:val="0"/>
-            <w:pageBreakBefore w:val="0"/>
-            <w:widowControl w:val="0"/>
             <w:tabs>
               <w:tab w:val="right" w:leader="dot" w:pos="8306"/>
             </w:tabs>
-            <w:kinsoku w:val="0"/>
-            <w:wordWrap/>
-            <w:overflowPunct/>
-            <w:topLinePunct w:val="0"/>
-            <w:autoSpaceDE w:val="0"/>
-            <w:autoSpaceDN w:val="0"/>
-            <w:bidi w:val="0"/>
-            <w:adjustRightInd w:val="0"/>
-            <w:snapToGrid w:val="0"/>
           </w:pPr>
           <w:r>
             <w:rPr>
@@ -1986,7 +1894,7 @@
               <w:spacing w:val="-1"/>
               <w:szCs w:val="24"/>
             </w:rPr>
-            <w:instrText xml:space="preserve"> HYPERLINK \l _Toc26293 </w:instrText>
+            <w:instrText xml:space="preserve"> HYPERLINK \l _Toc27916 </w:instrText>
           </w:r>
           <w:r>
             <w:rPr>
@@ -2017,7 +1925,7 @@
             <w:fldChar w:fldCharType="begin"/>
           </w:r>
           <w:r>
-            <w:instrText xml:space="preserve"> PAGEREF _Toc26293 \h </w:instrText>
+            <w:instrText xml:space="preserve"> PAGEREF _Toc27916 \h </w:instrText>
           </w:r>
           <w:r>
             <w:fldChar w:fldCharType="separate"/>
@@ -2040,22 +1948,9 @@
         <w:p>
           <w:pPr>
             <w:pStyle w:val="17"/>
-            <w:keepNext w:val="0"/>
-            <w:keepLines w:val="0"/>
-            <w:pageBreakBefore w:val="0"/>
-            <w:widowControl w:val="0"/>
             <w:tabs>
               <w:tab w:val="right" w:leader="dot" w:pos="8306"/>
             </w:tabs>
-            <w:kinsoku w:val="0"/>
-            <w:wordWrap/>
-            <w:overflowPunct/>
-            <w:topLinePunct w:val="0"/>
-            <w:autoSpaceDE w:val="0"/>
-            <w:autoSpaceDN w:val="0"/>
-            <w:bidi w:val="0"/>
-            <w:adjustRightInd w:val="0"/>
-            <w:snapToGrid w:val="0"/>
           </w:pPr>
           <w:r>
             <w:rPr>
@@ -2071,7 +1966,7 @@
               <w:spacing w:val="-1"/>
               <w:szCs w:val="24"/>
             </w:rPr>
-            <w:instrText xml:space="preserve"> HYPERLINK \l _Toc30926 </w:instrText>
+            <w:instrText xml:space="preserve"> HYPERLINK \l _Toc29427 </w:instrText>
           </w:r>
           <w:r>
             <w:rPr>
@@ -2102,7 +1997,7 @@
             <w:fldChar w:fldCharType="begin"/>
           </w:r>
           <w:r>
-            <w:instrText xml:space="preserve"> PAGEREF _Toc30926 \h </w:instrText>
+            <w:instrText xml:space="preserve"> PAGEREF _Toc29427 \h </w:instrText>
           </w:r>
           <w:r>
             <w:fldChar w:fldCharType="separate"/>
@@ -2125,22 +2020,9 @@
         <w:p>
           <w:pPr>
             <w:pStyle w:val="17"/>
-            <w:keepNext w:val="0"/>
-            <w:keepLines w:val="0"/>
-            <w:pageBreakBefore w:val="0"/>
-            <w:widowControl w:val="0"/>
             <w:tabs>
               <w:tab w:val="right" w:leader="dot" w:pos="8306"/>
             </w:tabs>
-            <w:kinsoku w:val="0"/>
-            <w:wordWrap/>
-            <w:overflowPunct/>
-            <w:topLinePunct w:val="0"/>
-            <w:autoSpaceDE w:val="0"/>
-            <w:autoSpaceDN w:val="0"/>
-            <w:bidi w:val="0"/>
-            <w:adjustRightInd w:val="0"/>
-            <w:snapToGrid w:val="0"/>
           </w:pPr>
           <w:r>
             <w:rPr>
@@ -2156,7 +2038,7 @@
               <w:spacing w:val="-1"/>
               <w:szCs w:val="24"/>
             </w:rPr>
-            <w:instrText xml:space="preserve"> HYPERLINK \l _Toc23287 </w:instrText>
+            <w:instrText xml:space="preserve"> HYPERLINK \l _Toc3819 </w:instrText>
           </w:r>
           <w:r>
             <w:rPr>
@@ -2187,7 +2069,7 @@
             <w:fldChar w:fldCharType="begin"/>
           </w:r>
           <w:r>
-            <w:instrText xml:space="preserve"> PAGEREF _Toc23287 \h </w:instrText>
+            <w:instrText xml:space="preserve"> PAGEREF _Toc3819 \h </w:instrText>
           </w:r>
           <w:r>
             <w:fldChar w:fldCharType="separate"/>
@@ -2210,22 +2092,9 @@
         <w:p>
           <w:pPr>
             <w:pStyle w:val="17"/>
-            <w:keepNext w:val="0"/>
-            <w:keepLines w:val="0"/>
-            <w:pageBreakBefore w:val="0"/>
-            <w:widowControl w:val="0"/>
             <w:tabs>
               <w:tab w:val="right" w:leader="dot" w:pos="8306"/>
             </w:tabs>
-            <w:kinsoku w:val="0"/>
-            <w:wordWrap/>
-            <w:overflowPunct/>
-            <w:topLinePunct w:val="0"/>
-            <w:autoSpaceDE w:val="0"/>
-            <w:autoSpaceDN w:val="0"/>
-            <w:bidi w:val="0"/>
-            <w:adjustRightInd w:val="0"/>
-            <w:snapToGrid w:val="0"/>
           </w:pPr>
           <w:r>
             <w:rPr>
@@ -2241,7 +2110,7 @@
               <w:spacing w:val="-1"/>
               <w:szCs w:val="24"/>
             </w:rPr>
-            <w:instrText xml:space="preserve"> HYPERLINK \l _Toc8406 </w:instrText>
+            <w:instrText xml:space="preserve"> HYPERLINK \l _Toc16425 </w:instrText>
           </w:r>
           <w:r>
             <w:rPr>
@@ -2272,7 +2141,7 @@
             <w:fldChar w:fldCharType="begin"/>
           </w:r>
           <w:r>
-            <w:instrText xml:space="preserve"> PAGEREF _Toc8406 \h </w:instrText>
+            <w:instrText xml:space="preserve"> PAGEREF _Toc16425 \h </w:instrText>
           </w:r>
           <w:r>
             <w:fldChar w:fldCharType="separate"/>
@@ -2295,22 +2164,9 @@
         <w:p>
           <w:pPr>
             <w:pStyle w:val="17"/>
-            <w:keepNext w:val="0"/>
-            <w:keepLines w:val="0"/>
-            <w:pageBreakBefore w:val="0"/>
-            <w:widowControl w:val="0"/>
             <w:tabs>
               <w:tab w:val="right" w:leader="dot" w:pos="8306"/>
             </w:tabs>
-            <w:kinsoku w:val="0"/>
-            <w:wordWrap/>
-            <w:overflowPunct/>
-            <w:topLinePunct w:val="0"/>
-            <w:autoSpaceDE w:val="0"/>
-            <w:autoSpaceDN w:val="0"/>
-            <w:bidi w:val="0"/>
-            <w:adjustRightInd w:val="0"/>
-            <w:snapToGrid w:val="0"/>
           </w:pPr>
           <w:r>
             <w:rPr>
@@ -2326,7 +2182,7 @@
               <w:spacing w:val="-1"/>
               <w:szCs w:val="24"/>
             </w:rPr>
-            <w:instrText xml:space="preserve"> HYPERLINK \l _Toc10518 </w:instrText>
+            <w:instrText xml:space="preserve"> HYPERLINK \l _Toc12909 </w:instrText>
           </w:r>
           <w:r>
             <w:rPr>
@@ -2357,7 +2213,7 @@
             <w:fldChar w:fldCharType="begin"/>
           </w:r>
           <w:r>
-            <w:instrText xml:space="preserve"> PAGEREF _Toc10518 \h </w:instrText>
+            <w:instrText xml:space="preserve"> PAGEREF _Toc12909 \h </w:instrText>
           </w:r>
           <w:r>
             <w:fldChar w:fldCharType="separate"/>
@@ -2464,7 +2320,7 @@
         <w:adjustRightInd w:val="0"/>
         <w:snapToGrid w:val="0"/>
       </w:pPr>
-      <w:bookmarkStart w:id="4" w:name="_Toc3889"/>
+      <w:bookmarkStart w:id="4" w:name="_Toc164"/>
       <w:r>
         <w:rPr>
           <w:rFonts w:hint="eastAsia"/>
@@ -2495,7 +2351,7 @@
           <w:lang w:val="en-US" w:eastAsia="zh-CN"/>
         </w:rPr>
       </w:pPr>
-      <w:bookmarkStart w:id="5" w:name="_Toc24794"/>
+      <w:bookmarkStart w:id="5" w:name="_Toc4974"/>
       <w:r>
         <w:rPr>
           <w:rFonts w:hint="eastAsia"/>
@@ -2675,7 +2531,7 @@
                 <w:vertAlign w:val="baseline"/>
                 <w:lang w:val="en-US" w:eastAsia="zh-CN"/>
               </w:rPr>
-              <w:t>2025年人员招聘计划</w:t>
+              <w:t>人员招聘计划</w:t>
             </w:r>
           </w:p>
         </w:tc>
@@ -5029,7 +4885,7 @@
           <w:lang w:val="en-US" w:eastAsia="zh-CN"/>
         </w:rPr>
       </w:pPr>
-      <w:bookmarkStart w:id="6" w:name="_Toc26293"/>
+      <w:bookmarkStart w:id="6" w:name="_Toc27916"/>
       <w:r>
         <w:rPr>
           <w:rFonts w:hint="eastAsia"/>
@@ -5209,7 +5065,7 @@
                 <w:vertAlign w:val="baseline"/>
                 <w:lang w:val="en-US" w:eastAsia="zh-CN"/>
               </w:rPr>
-              <w:t>2025年人员储备计划</w:t>
+              <w:t>人员储备计划</w:t>
             </w:r>
           </w:p>
         </w:tc>
@@ -6258,7 +6114,7 @@
           <w:lang w:val="en-US" w:eastAsia="zh-CN"/>
         </w:rPr>
       </w:pPr>
-      <w:bookmarkStart w:id="7" w:name="_Toc30926"/>
+      <w:bookmarkStart w:id="7" w:name="_Toc29427"/>
       <w:r>
         <w:rPr>
           <w:rFonts w:hint="eastAsia"/>
@@ -6391,6 +6247,7 @@
                 <w:u w:val="none"/>
               </w:rPr>
             </w:pPr>
+            <w:bookmarkStart w:id="13" w:name="_GoBack"/>
             <w:r>
               <w:rPr>
                 <w:rFonts w:hint="eastAsia" w:ascii="宋体" w:hAnsi="宋体" w:eastAsia="宋体" w:cs="宋体"/>
@@ -6417,6 +6274,7 @@
             <w:insideH w:val="none" w:color="auto" w:sz="0" w:space="0"/>
             <w:insideV w:val="none" w:color="auto" w:sz="0" w:space="0"/>
           </w:tblBorders>
+          <w:shd w:val="clear" w:color="auto" w:fill="auto"/>
           <w:tblCellMar>
             <w:top w:w="0" w:type="dxa"/>
             <w:left w:w="108" w:type="dxa"/>
@@ -6720,6 +6578,7 @@
             <w:insideH w:val="none" w:color="auto" w:sz="0" w:space="0"/>
             <w:insideV w:val="none" w:color="auto" w:sz="0" w:space="0"/>
           </w:tblBorders>
+          <w:shd w:val="clear" w:color="auto" w:fill="auto"/>
           <w:tblCellMar>
             <w:top w:w="0" w:type="dxa"/>
             <w:left w:w="108" w:type="dxa"/>
@@ -7360,6 +7219,7 @@
             <w:insideH w:val="none" w:color="auto" w:sz="0" w:space="0"/>
             <w:insideV w:val="none" w:color="auto" w:sz="0" w:space="0"/>
           </w:tblBorders>
+          <w:shd w:val="clear" w:color="auto" w:fill="auto"/>
           <w:tblCellMar>
             <w:top w:w="0" w:type="dxa"/>
             <w:left w:w="108" w:type="dxa"/>
@@ -7705,6 +7565,7 @@
             <w:insideH w:val="none" w:color="auto" w:sz="0" w:space="0"/>
             <w:insideV w:val="none" w:color="auto" w:sz="0" w:space="0"/>
           </w:tblBorders>
+          <w:shd w:val="clear" w:color="auto" w:fill="auto"/>
           <w:tblCellMar>
             <w:top w:w="0" w:type="dxa"/>
             <w:left w:w="108" w:type="dxa"/>
@@ -8032,6 +7893,7 @@
             <w:insideH w:val="none" w:color="auto" w:sz="0" w:space="0"/>
             <w:insideV w:val="none" w:color="auto" w:sz="0" w:space="0"/>
           </w:tblBorders>
+          <w:shd w:val="clear" w:color="auto" w:fill="auto"/>
           <w:tblCellMar>
             <w:top w:w="0" w:type="dxa"/>
             <w:left w:w="108" w:type="dxa"/>
@@ -8705,6 +8567,7 @@
             <w:insideH w:val="none" w:color="auto" w:sz="0" w:space="0"/>
             <w:insideV w:val="none" w:color="auto" w:sz="0" w:space="0"/>
           </w:tblBorders>
+          <w:shd w:val="clear" w:color="auto" w:fill="auto"/>
           <w:tblCellMar>
             <w:top w:w="0" w:type="dxa"/>
             <w:left w:w="108" w:type="dxa"/>
@@ -9680,6 +9543,7 @@
             <w:insideH w:val="none" w:color="auto" w:sz="0" w:space="0"/>
             <w:insideV w:val="none" w:color="auto" w:sz="0" w:space="0"/>
           </w:tblBorders>
+          <w:shd w:val="clear" w:color="auto" w:fill="auto"/>
           <w:tblCellMar>
             <w:top w:w="0" w:type="dxa"/>
             <w:left w:w="108" w:type="dxa"/>
@@ -9981,984 +9845,6 @@
                 <w:lang w:val="en-US" w:eastAsia="zh-CN"/>
               </w:rPr>
               <w:t>6月</w:t>
-            </w:r>
-          </w:p>
-        </w:tc>
-      </w:tr>
-      <w:tr>
-        <w:tblPrEx>
-          <w:tblBorders>
-            <w:top w:val="none" w:color="auto" w:sz="0" w:space="0"/>
-            <w:left w:val="none" w:color="auto" w:sz="0" w:space="0"/>
-            <w:bottom w:val="none" w:color="auto" w:sz="0" w:space="0"/>
-            <w:right w:val="none" w:color="auto" w:sz="0" w:space="0"/>
-            <w:insideH w:val="none" w:color="auto" w:sz="0" w:space="0"/>
-            <w:insideV w:val="none" w:color="auto" w:sz="0" w:space="0"/>
-          </w:tblBorders>
-          <w:tblCellMar>
-            <w:top w:w="0" w:type="dxa"/>
-            <w:left w:w="108" w:type="dxa"/>
-            <w:bottom w:w="0" w:type="dxa"/>
-            <w:right w:w="108" w:type="dxa"/>
-          </w:tblCellMar>
-        </w:tblPrEx>
-        <w:trPr>
-          <w:trHeight w:val="384" w:hRule="atLeast"/>
-          <w:jc w:val="center"/>
-        </w:trPr>
-        <w:tc>
-          <w:tcPr>
-            <w:tcW w:w="661" w:type="dxa"/>
-            <w:tcBorders>
-              <w:top w:val="single" w:color="000000" w:sz="4" w:space="0"/>
-              <w:left w:val="single" w:color="000000" w:sz="4" w:space="0"/>
-              <w:bottom w:val="single" w:color="000000" w:sz="4" w:space="0"/>
-              <w:right w:val="single" w:color="000000" w:sz="4" w:space="0"/>
-            </w:tcBorders>
-            <w:shd w:val="clear" w:color="auto" w:fill="auto"/>
-            <w:vAlign w:val="center"/>
-          </w:tcPr>
-          <w:p>
-            <w:pPr>
-              <w:keepNext w:val="0"/>
-              <w:keepLines w:val="0"/>
-              <w:pageBreakBefore w:val="0"/>
-              <w:widowControl w:val="0"/>
-              <w:numPr>
-                <w:ilvl w:val="0"/>
-                <w:numId w:val="2"/>
-              </w:numPr>
-              <w:suppressLineNumbers w:val="0"/>
-              <w:kinsoku w:val="0"/>
-              <w:wordWrap/>
-              <w:overflowPunct/>
-              <w:topLinePunct w:val="0"/>
-              <w:autoSpaceDE w:val="0"/>
-              <w:autoSpaceDN w:val="0"/>
-              <w:bidi w:val="0"/>
-              <w:adjustRightInd w:val="0"/>
-              <w:snapToGrid w:val="0"/>
-              <w:ind w:left="425" w:leftChars="0" w:hanging="425" w:firstLineChars="0"/>
-              <w:jc w:val="left"/>
-              <w:textAlignment w:val="center"/>
-              <w:rPr>
-                <w:rFonts w:hint="eastAsia" w:ascii="宋体" w:hAnsi="宋体" w:eastAsia="宋体" w:cs="宋体"/>
-                <w:i w:val="0"/>
-                <w:iCs w:val="0"/>
-                <w:snapToGrid w:val="0"/>
-                <w:color w:val="000000"/>
-                <w:kern w:val="0"/>
-                <w:sz w:val="16"/>
-                <w:szCs w:val="16"/>
-                <w:u w:val="none"/>
-                <w:lang w:val="en-US" w:eastAsia="zh-CN"/>
-              </w:rPr>
-            </w:pPr>
-          </w:p>
-        </w:tc>
-        <w:tc>
-          <w:tcPr>
-            <w:tcW w:w="2476" w:type="dxa"/>
-            <w:tcBorders>
-              <w:top w:val="single" w:color="000000" w:sz="4" w:space="0"/>
-              <w:left w:val="single" w:color="000000" w:sz="4" w:space="0"/>
-              <w:bottom w:val="single" w:color="000000" w:sz="4" w:space="0"/>
-              <w:right w:val="single" w:color="000000" w:sz="4" w:space="0"/>
-            </w:tcBorders>
-            <w:shd w:val="clear" w:color="auto" w:fill="auto"/>
-            <w:vAlign w:val="center"/>
-          </w:tcPr>
-          <w:p>
-            <w:pPr>
-              <w:keepNext w:val="0"/>
-              <w:keepLines w:val="0"/>
-              <w:pageBreakBefore w:val="0"/>
-              <w:widowControl w:val="0"/>
-              <w:suppressLineNumbers w:val="0"/>
-              <w:kinsoku w:val="0"/>
-              <w:wordWrap/>
-              <w:overflowPunct/>
-              <w:topLinePunct w:val="0"/>
-              <w:autoSpaceDE w:val="0"/>
-              <w:autoSpaceDN w:val="0"/>
-              <w:bidi w:val="0"/>
-              <w:adjustRightInd w:val="0"/>
-              <w:snapToGrid w:val="0"/>
-              <w:jc w:val="left"/>
-              <w:textAlignment w:val="center"/>
-              <w:rPr>
-                <w:rFonts w:hint="eastAsia" w:ascii="宋体" w:hAnsi="宋体" w:eastAsia="宋体" w:cs="宋体"/>
-                <w:i w:val="0"/>
-                <w:iCs w:val="0"/>
-                <w:color w:val="000000"/>
-                <w:sz w:val="16"/>
-                <w:szCs w:val="16"/>
-                <w:u w:val="none"/>
-              </w:rPr>
-            </w:pPr>
-            <w:r>
-              <w:rPr>
-                <w:rFonts w:hint="eastAsia" w:ascii="宋体" w:hAnsi="宋体" w:eastAsia="宋体" w:cs="宋体"/>
-                <w:i w:val="0"/>
-                <w:iCs w:val="0"/>
-                <w:snapToGrid w:val="0"/>
-                <w:color w:val="000000"/>
-                <w:kern w:val="0"/>
-                <w:sz w:val="16"/>
-                <w:szCs w:val="16"/>
-                <w:u w:val="none"/>
-                <w:lang w:val="en-US" w:eastAsia="zh-CN"/>
-              </w:rPr>
-              <w:t>IT</w:t>
-            </w:r>
-            <w:r>
-              <w:rPr>
-                <w:rStyle w:val="31"/>
-                <w:snapToGrid w:val="0"/>
-                <w:color w:val="000000"/>
-                <w:lang w:val="en-US" w:eastAsia="zh-CN"/>
-              </w:rPr>
-              <w:t>服务项目经理</w:t>
-            </w:r>
-          </w:p>
-        </w:tc>
-        <w:tc>
-          <w:tcPr>
-            <w:tcW w:w="1428" w:type="dxa"/>
-            <w:tcBorders>
-              <w:top w:val="single" w:color="000000" w:sz="4" w:space="0"/>
-              <w:left w:val="single" w:color="000000" w:sz="4" w:space="0"/>
-              <w:bottom w:val="single" w:color="000000" w:sz="4" w:space="0"/>
-              <w:right w:val="single" w:color="000000" w:sz="4" w:space="0"/>
-            </w:tcBorders>
-            <w:shd w:val="clear" w:color="auto" w:fill="auto"/>
-            <w:vAlign w:val="center"/>
-          </w:tcPr>
-          <w:p>
-            <w:pPr>
-              <w:keepNext w:val="0"/>
-              <w:keepLines w:val="0"/>
-              <w:pageBreakBefore w:val="0"/>
-              <w:widowControl w:val="0"/>
-              <w:suppressLineNumbers w:val="0"/>
-              <w:kinsoku w:val="0"/>
-              <w:wordWrap/>
-              <w:overflowPunct/>
-              <w:topLinePunct w:val="0"/>
-              <w:autoSpaceDE w:val="0"/>
-              <w:autoSpaceDN w:val="0"/>
-              <w:bidi w:val="0"/>
-              <w:adjustRightInd w:val="0"/>
-              <w:snapToGrid w:val="0"/>
-              <w:jc w:val="left"/>
-              <w:textAlignment w:val="center"/>
-              <w:rPr>
-                <w:rFonts w:hint="eastAsia" w:ascii="宋体" w:hAnsi="宋体" w:eastAsia="宋体" w:cs="宋体"/>
-                <w:i w:val="0"/>
-                <w:iCs w:val="0"/>
-                <w:color w:val="000000"/>
-                <w:sz w:val="16"/>
-                <w:szCs w:val="16"/>
-                <w:u w:val="none"/>
-              </w:rPr>
-            </w:pPr>
-            <w:r>
-              <w:rPr>
-                <w:rFonts w:hint="eastAsia" w:ascii="宋体" w:hAnsi="宋体" w:eastAsia="宋体" w:cs="宋体"/>
-                <w:i w:val="0"/>
-                <w:iCs w:val="0"/>
-                <w:snapToGrid w:val="0"/>
-                <w:color w:val="000000"/>
-                <w:kern w:val="0"/>
-                <w:sz w:val="16"/>
-                <w:szCs w:val="16"/>
-                <w:u w:val="none"/>
-                <w:lang w:val="en-US" w:eastAsia="zh-CN"/>
-              </w:rPr>
-              <w:t>部分人员</w:t>
-            </w:r>
-          </w:p>
-        </w:tc>
-        <w:tc>
-          <w:tcPr>
-            <w:tcW w:w="816" w:type="dxa"/>
-            <w:tcBorders>
-              <w:top w:val="single" w:color="000000" w:sz="4" w:space="0"/>
-              <w:left w:val="single" w:color="000000" w:sz="4" w:space="0"/>
-              <w:bottom w:val="single" w:color="000000" w:sz="4" w:space="0"/>
-              <w:right w:val="single" w:color="000000" w:sz="4" w:space="0"/>
-            </w:tcBorders>
-            <w:shd w:val="clear" w:color="auto" w:fill="auto"/>
-            <w:vAlign w:val="center"/>
-          </w:tcPr>
-          <w:p>
-            <w:pPr>
-              <w:keepNext w:val="0"/>
-              <w:keepLines w:val="0"/>
-              <w:pageBreakBefore w:val="0"/>
-              <w:widowControl w:val="0"/>
-              <w:suppressLineNumbers w:val="0"/>
-              <w:kinsoku w:val="0"/>
-              <w:wordWrap/>
-              <w:overflowPunct/>
-              <w:topLinePunct w:val="0"/>
-              <w:autoSpaceDE w:val="0"/>
-              <w:autoSpaceDN w:val="0"/>
-              <w:bidi w:val="0"/>
-              <w:adjustRightInd w:val="0"/>
-              <w:snapToGrid w:val="0"/>
-              <w:jc w:val="both"/>
-              <w:textAlignment w:val="center"/>
-              <w:rPr>
-                <w:rFonts w:hint="eastAsia" w:ascii="宋体" w:hAnsi="宋体" w:eastAsia="宋体" w:cs="宋体"/>
-                <w:i w:val="0"/>
-                <w:iCs w:val="0"/>
-                <w:color w:val="000000"/>
-                <w:sz w:val="16"/>
-                <w:szCs w:val="16"/>
-                <w:u w:val="none"/>
-              </w:rPr>
-            </w:pPr>
-            <w:r>
-              <w:rPr>
-                <w:rFonts w:hint="eastAsia" w:ascii="宋体" w:hAnsi="宋体" w:eastAsia="宋体" w:cs="宋体"/>
-                <w:i w:val="0"/>
-                <w:iCs w:val="0"/>
-                <w:snapToGrid w:val="0"/>
-                <w:color w:val="000000"/>
-                <w:kern w:val="0"/>
-                <w:sz w:val="16"/>
-                <w:szCs w:val="16"/>
-                <w:u w:val="none"/>
-                <w:lang w:val="en-US" w:eastAsia="zh-CN"/>
-              </w:rPr>
-              <w:t>外聘</w:t>
-            </w:r>
-          </w:p>
-        </w:tc>
-        <w:tc>
-          <w:tcPr>
-            <w:tcW w:w="1169" w:type="dxa"/>
-            <w:tcBorders>
-              <w:top w:val="single" w:color="000000" w:sz="4" w:space="0"/>
-              <w:left w:val="single" w:color="000000" w:sz="4" w:space="0"/>
-              <w:bottom w:val="single" w:color="000000" w:sz="4" w:space="0"/>
-              <w:right w:val="single" w:color="000000" w:sz="4" w:space="0"/>
-            </w:tcBorders>
-            <w:shd w:val="clear" w:color="auto" w:fill="auto"/>
-            <w:vAlign w:val="center"/>
-          </w:tcPr>
-          <w:p>
-            <w:pPr>
-              <w:keepNext w:val="0"/>
-              <w:keepLines w:val="0"/>
-              <w:pageBreakBefore w:val="0"/>
-              <w:widowControl w:val="0"/>
-              <w:suppressLineNumbers w:val="0"/>
-              <w:kinsoku w:val="0"/>
-              <w:wordWrap/>
-              <w:overflowPunct/>
-              <w:topLinePunct w:val="0"/>
-              <w:autoSpaceDE w:val="0"/>
-              <w:autoSpaceDN w:val="0"/>
-              <w:bidi w:val="0"/>
-              <w:adjustRightInd w:val="0"/>
-              <w:snapToGrid w:val="0"/>
-              <w:jc w:val="both"/>
-              <w:textAlignment w:val="center"/>
-              <w:rPr>
-                <w:rFonts w:hint="eastAsia" w:ascii="宋体" w:hAnsi="宋体" w:eastAsia="宋体" w:cs="宋体"/>
-                <w:i w:val="0"/>
-                <w:iCs w:val="0"/>
-                <w:color w:val="000000"/>
-                <w:sz w:val="16"/>
-                <w:szCs w:val="16"/>
-                <w:u w:val="none"/>
-              </w:rPr>
-            </w:pPr>
-            <w:r>
-              <w:rPr>
-                <w:rFonts w:hint="eastAsia" w:ascii="宋体" w:hAnsi="宋体" w:cs="宋体"/>
-                <w:i w:val="0"/>
-                <w:iCs w:val="0"/>
-                <w:snapToGrid w:val="0"/>
-                <w:color w:val="000000"/>
-                <w:kern w:val="0"/>
-                <w:sz w:val="16"/>
-                <w:szCs w:val="16"/>
-                <w:u w:val="none"/>
-                <w:lang w:val="en-US" w:eastAsia="zh-CN"/>
-              </w:rPr>
-              <w:t>2025年</w:t>
-            </w:r>
-            <w:r>
-              <w:rPr>
-                <w:rFonts w:hint="eastAsia" w:ascii="宋体" w:hAnsi="宋体" w:eastAsia="宋体" w:cs="宋体"/>
-                <w:i w:val="0"/>
-                <w:iCs w:val="0"/>
-                <w:snapToGrid w:val="0"/>
-                <w:color w:val="000000"/>
-                <w:kern w:val="0"/>
-                <w:sz w:val="16"/>
-                <w:szCs w:val="16"/>
-                <w:u w:val="none"/>
-                <w:lang w:val="en-US" w:eastAsia="zh-CN"/>
-              </w:rPr>
-              <w:t>6月</w:t>
-            </w:r>
-          </w:p>
-        </w:tc>
-      </w:tr>
-      <w:tr>
-        <w:tblPrEx>
-          <w:tblBorders>
-            <w:top w:val="none" w:color="auto" w:sz="0" w:space="0"/>
-            <w:left w:val="none" w:color="auto" w:sz="0" w:space="0"/>
-            <w:bottom w:val="none" w:color="auto" w:sz="0" w:space="0"/>
-            <w:right w:val="none" w:color="auto" w:sz="0" w:space="0"/>
-            <w:insideH w:val="none" w:color="auto" w:sz="0" w:space="0"/>
-            <w:insideV w:val="none" w:color="auto" w:sz="0" w:space="0"/>
-          </w:tblBorders>
-          <w:tblCellMar>
-            <w:top w:w="0" w:type="dxa"/>
-            <w:left w:w="108" w:type="dxa"/>
-            <w:bottom w:w="0" w:type="dxa"/>
-            <w:right w:w="108" w:type="dxa"/>
-          </w:tblCellMar>
-        </w:tblPrEx>
-        <w:trPr>
-          <w:trHeight w:val="384" w:hRule="atLeast"/>
-          <w:jc w:val="center"/>
-        </w:trPr>
-        <w:tc>
-          <w:tcPr>
-            <w:tcW w:w="661" w:type="dxa"/>
-            <w:tcBorders>
-              <w:top w:val="single" w:color="000000" w:sz="4" w:space="0"/>
-              <w:left w:val="single" w:color="000000" w:sz="4" w:space="0"/>
-              <w:bottom w:val="single" w:color="000000" w:sz="4" w:space="0"/>
-              <w:right w:val="single" w:color="000000" w:sz="4" w:space="0"/>
-            </w:tcBorders>
-            <w:shd w:val="clear" w:color="auto" w:fill="auto"/>
-            <w:vAlign w:val="center"/>
-          </w:tcPr>
-          <w:p>
-            <w:pPr>
-              <w:keepNext w:val="0"/>
-              <w:keepLines w:val="0"/>
-              <w:pageBreakBefore w:val="0"/>
-              <w:widowControl w:val="0"/>
-              <w:numPr>
-                <w:ilvl w:val="0"/>
-                <w:numId w:val="2"/>
-              </w:numPr>
-              <w:suppressLineNumbers w:val="0"/>
-              <w:kinsoku w:val="0"/>
-              <w:wordWrap/>
-              <w:overflowPunct/>
-              <w:topLinePunct w:val="0"/>
-              <w:autoSpaceDE w:val="0"/>
-              <w:autoSpaceDN w:val="0"/>
-              <w:bidi w:val="0"/>
-              <w:adjustRightInd w:val="0"/>
-              <w:snapToGrid w:val="0"/>
-              <w:ind w:left="425" w:leftChars="0" w:hanging="425" w:firstLineChars="0"/>
-              <w:jc w:val="left"/>
-              <w:textAlignment w:val="center"/>
-              <w:rPr>
-                <w:rFonts w:hint="eastAsia" w:ascii="宋体" w:hAnsi="宋体" w:eastAsia="宋体" w:cs="宋体"/>
-                <w:i w:val="0"/>
-                <w:iCs w:val="0"/>
-                <w:snapToGrid w:val="0"/>
-                <w:color w:val="000000"/>
-                <w:kern w:val="0"/>
-                <w:sz w:val="16"/>
-                <w:szCs w:val="16"/>
-                <w:u w:val="none"/>
-                <w:lang w:val="en-US" w:eastAsia="zh-CN"/>
-              </w:rPr>
-            </w:pPr>
-          </w:p>
-        </w:tc>
-        <w:tc>
-          <w:tcPr>
-            <w:tcW w:w="2476" w:type="dxa"/>
-            <w:tcBorders>
-              <w:top w:val="single" w:color="000000" w:sz="4" w:space="0"/>
-              <w:left w:val="single" w:color="000000" w:sz="4" w:space="0"/>
-              <w:bottom w:val="single" w:color="000000" w:sz="4" w:space="0"/>
-              <w:right w:val="single" w:color="000000" w:sz="4" w:space="0"/>
-            </w:tcBorders>
-            <w:shd w:val="clear" w:color="auto" w:fill="auto"/>
-            <w:vAlign w:val="center"/>
-          </w:tcPr>
-          <w:p>
-            <w:pPr>
-              <w:keepNext w:val="0"/>
-              <w:keepLines w:val="0"/>
-              <w:pageBreakBefore w:val="0"/>
-              <w:widowControl w:val="0"/>
-              <w:suppressLineNumbers w:val="0"/>
-              <w:kinsoku w:val="0"/>
-              <w:wordWrap/>
-              <w:overflowPunct/>
-              <w:topLinePunct w:val="0"/>
-              <w:autoSpaceDE w:val="0"/>
-              <w:autoSpaceDN w:val="0"/>
-              <w:bidi w:val="0"/>
-              <w:adjustRightInd w:val="0"/>
-              <w:snapToGrid w:val="0"/>
-              <w:jc w:val="left"/>
-              <w:textAlignment w:val="center"/>
-              <w:rPr>
-                <w:rFonts w:hint="eastAsia" w:ascii="宋体" w:hAnsi="宋体" w:eastAsia="宋体" w:cs="宋体"/>
-                <w:i w:val="0"/>
-                <w:iCs w:val="0"/>
-                <w:snapToGrid w:val="0"/>
-                <w:color w:val="000000"/>
-                <w:kern w:val="0"/>
-                <w:sz w:val="16"/>
-                <w:szCs w:val="16"/>
-                <w:u w:val="none"/>
-                <w:lang w:val="en-US" w:eastAsia="zh-CN" w:bidi="ar-SA"/>
-              </w:rPr>
-            </w:pPr>
-            <w:r>
-              <w:rPr>
-                <w:rFonts w:hint="eastAsia" w:ascii="宋体" w:hAnsi="宋体" w:eastAsia="宋体" w:cs="宋体"/>
-                <w:i w:val="0"/>
-                <w:iCs w:val="0"/>
-                <w:snapToGrid w:val="0"/>
-                <w:color w:val="000000"/>
-                <w:kern w:val="0"/>
-                <w:sz w:val="16"/>
-                <w:szCs w:val="16"/>
-                <w:u w:val="none"/>
-                <w:lang w:val="en-US" w:eastAsia="zh-CN"/>
-              </w:rPr>
-              <w:t>运维服务工具使用</w:t>
-            </w:r>
-          </w:p>
-        </w:tc>
-        <w:tc>
-          <w:tcPr>
-            <w:tcW w:w="1428" w:type="dxa"/>
-            <w:tcBorders>
-              <w:top w:val="single" w:color="000000" w:sz="4" w:space="0"/>
-              <w:left w:val="single" w:color="000000" w:sz="4" w:space="0"/>
-              <w:bottom w:val="single" w:color="000000" w:sz="4" w:space="0"/>
-              <w:right w:val="single" w:color="000000" w:sz="4" w:space="0"/>
-            </w:tcBorders>
-            <w:shd w:val="clear" w:color="auto" w:fill="auto"/>
-            <w:vAlign w:val="center"/>
-          </w:tcPr>
-          <w:p>
-            <w:pPr>
-              <w:keepNext w:val="0"/>
-              <w:keepLines w:val="0"/>
-              <w:pageBreakBefore w:val="0"/>
-              <w:widowControl w:val="0"/>
-              <w:suppressLineNumbers w:val="0"/>
-              <w:kinsoku w:val="0"/>
-              <w:wordWrap/>
-              <w:overflowPunct/>
-              <w:topLinePunct w:val="0"/>
-              <w:autoSpaceDE w:val="0"/>
-              <w:autoSpaceDN w:val="0"/>
-              <w:bidi w:val="0"/>
-              <w:adjustRightInd w:val="0"/>
-              <w:snapToGrid w:val="0"/>
-              <w:jc w:val="left"/>
-              <w:textAlignment w:val="center"/>
-              <w:rPr>
-                <w:rFonts w:hint="eastAsia" w:ascii="宋体" w:hAnsi="宋体" w:eastAsia="宋体" w:cs="宋体"/>
-                <w:i w:val="0"/>
-                <w:iCs w:val="0"/>
-                <w:snapToGrid w:val="0"/>
-                <w:color w:val="000000"/>
-                <w:kern w:val="0"/>
-                <w:sz w:val="16"/>
-                <w:szCs w:val="16"/>
-                <w:u w:val="none"/>
-                <w:lang w:val="en-US" w:eastAsia="zh-CN" w:bidi="ar-SA"/>
-              </w:rPr>
-            </w:pPr>
-            <w:r>
-              <w:rPr>
-                <w:rFonts w:hint="eastAsia" w:ascii="宋体" w:hAnsi="宋体" w:eastAsia="宋体" w:cs="宋体"/>
-                <w:i w:val="0"/>
-                <w:iCs w:val="0"/>
-                <w:snapToGrid w:val="0"/>
-                <w:color w:val="000000"/>
-                <w:kern w:val="0"/>
-                <w:sz w:val="16"/>
-                <w:szCs w:val="16"/>
-                <w:u w:val="none"/>
-                <w:lang w:val="en-US" w:eastAsia="zh-CN"/>
-              </w:rPr>
-              <w:t>运维部全员</w:t>
-            </w:r>
-          </w:p>
-        </w:tc>
-        <w:tc>
-          <w:tcPr>
-            <w:tcW w:w="816" w:type="dxa"/>
-            <w:tcBorders>
-              <w:top w:val="single" w:color="000000" w:sz="4" w:space="0"/>
-              <w:left w:val="single" w:color="000000" w:sz="4" w:space="0"/>
-              <w:bottom w:val="single" w:color="000000" w:sz="4" w:space="0"/>
-              <w:right w:val="single" w:color="000000" w:sz="4" w:space="0"/>
-            </w:tcBorders>
-            <w:shd w:val="clear" w:color="auto" w:fill="auto"/>
-            <w:vAlign w:val="center"/>
-          </w:tcPr>
-          <w:p>
-            <w:pPr>
-              <w:keepNext w:val="0"/>
-              <w:keepLines w:val="0"/>
-              <w:pageBreakBefore w:val="0"/>
-              <w:widowControl w:val="0"/>
-              <w:suppressLineNumbers w:val="0"/>
-              <w:kinsoku w:val="0"/>
-              <w:wordWrap/>
-              <w:overflowPunct/>
-              <w:topLinePunct w:val="0"/>
-              <w:autoSpaceDE w:val="0"/>
-              <w:autoSpaceDN w:val="0"/>
-              <w:bidi w:val="0"/>
-              <w:adjustRightInd w:val="0"/>
-              <w:snapToGrid w:val="0"/>
-              <w:jc w:val="both"/>
-              <w:textAlignment w:val="center"/>
-              <w:rPr>
-                <w:rFonts w:hint="eastAsia" w:ascii="宋体" w:hAnsi="宋体" w:eastAsia="宋体" w:cs="宋体"/>
-                <w:i w:val="0"/>
-                <w:iCs w:val="0"/>
-                <w:snapToGrid w:val="0"/>
-                <w:color w:val="000000"/>
-                <w:kern w:val="0"/>
-                <w:sz w:val="16"/>
-                <w:szCs w:val="16"/>
-                <w:u w:val="none"/>
-                <w:lang w:val="en-US" w:eastAsia="zh-CN" w:bidi="ar-SA"/>
-              </w:rPr>
-            </w:pPr>
-            <w:r>
-              <w:rPr>
-                <w:rFonts w:hint="eastAsia" w:ascii="宋体" w:hAnsi="宋体" w:eastAsia="宋体" w:cs="宋体"/>
-                <w:i w:val="0"/>
-                <w:iCs w:val="0"/>
-                <w:snapToGrid w:val="0"/>
-                <w:color w:val="000000"/>
-                <w:kern w:val="0"/>
-                <w:sz w:val="16"/>
-                <w:szCs w:val="16"/>
-                <w:u w:val="none"/>
-                <w:lang w:val="en-US" w:eastAsia="zh-CN"/>
-              </w:rPr>
-              <w:t>肖龙莽</w:t>
-            </w:r>
-          </w:p>
-        </w:tc>
-        <w:tc>
-          <w:tcPr>
-            <w:tcW w:w="1169" w:type="dxa"/>
-            <w:tcBorders>
-              <w:top w:val="single" w:color="000000" w:sz="4" w:space="0"/>
-              <w:left w:val="single" w:color="000000" w:sz="4" w:space="0"/>
-              <w:bottom w:val="single" w:color="000000" w:sz="4" w:space="0"/>
-              <w:right w:val="single" w:color="000000" w:sz="4" w:space="0"/>
-            </w:tcBorders>
-            <w:shd w:val="clear" w:color="auto" w:fill="auto"/>
-            <w:vAlign w:val="center"/>
-          </w:tcPr>
-          <w:p>
-            <w:pPr>
-              <w:keepNext w:val="0"/>
-              <w:keepLines w:val="0"/>
-              <w:pageBreakBefore w:val="0"/>
-              <w:widowControl w:val="0"/>
-              <w:suppressLineNumbers w:val="0"/>
-              <w:kinsoku w:val="0"/>
-              <w:wordWrap/>
-              <w:overflowPunct/>
-              <w:topLinePunct w:val="0"/>
-              <w:autoSpaceDE w:val="0"/>
-              <w:autoSpaceDN w:val="0"/>
-              <w:bidi w:val="0"/>
-              <w:adjustRightInd w:val="0"/>
-              <w:snapToGrid w:val="0"/>
-              <w:jc w:val="both"/>
-              <w:textAlignment w:val="center"/>
-              <w:rPr>
-                <w:rFonts w:hint="default" w:ascii="宋体" w:hAnsi="宋体" w:eastAsia="宋体" w:cs="宋体"/>
-                <w:i w:val="0"/>
-                <w:iCs w:val="0"/>
-                <w:snapToGrid w:val="0"/>
-                <w:color w:val="000000"/>
-                <w:kern w:val="0"/>
-                <w:sz w:val="16"/>
-                <w:szCs w:val="16"/>
-                <w:u w:val="none"/>
-                <w:lang w:val="en-US" w:eastAsia="zh-CN"/>
-              </w:rPr>
-            </w:pPr>
-            <w:r>
-              <w:rPr>
-                <w:rFonts w:hint="eastAsia" w:ascii="宋体" w:hAnsi="宋体" w:cs="宋体"/>
-                <w:i w:val="0"/>
-                <w:iCs w:val="0"/>
-                <w:snapToGrid w:val="0"/>
-                <w:color w:val="000000"/>
-                <w:kern w:val="0"/>
-                <w:sz w:val="16"/>
-                <w:szCs w:val="16"/>
-                <w:u w:val="none"/>
-                <w:lang w:val="en-US" w:eastAsia="zh-CN"/>
-              </w:rPr>
-              <w:t>2025年</w:t>
-            </w:r>
-            <w:r>
-              <w:rPr>
-                <w:rFonts w:hint="eastAsia" w:ascii="宋体" w:hAnsi="宋体" w:eastAsia="宋体" w:cs="宋体"/>
-                <w:i w:val="0"/>
-                <w:iCs w:val="0"/>
-                <w:snapToGrid w:val="0"/>
-                <w:color w:val="000000"/>
-                <w:kern w:val="0"/>
-                <w:sz w:val="16"/>
-                <w:szCs w:val="16"/>
-                <w:u w:val="none"/>
-                <w:lang w:val="en-US" w:eastAsia="zh-CN"/>
-              </w:rPr>
-              <w:t>6月</w:t>
-            </w:r>
-          </w:p>
-        </w:tc>
-      </w:tr>
-      <w:tr>
-        <w:tblPrEx>
-          <w:tblBorders>
-            <w:top w:val="none" w:color="auto" w:sz="0" w:space="0"/>
-            <w:left w:val="none" w:color="auto" w:sz="0" w:space="0"/>
-            <w:bottom w:val="none" w:color="auto" w:sz="0" w:space="0"/>
-            <w:right w:val="none" w:color="auto" w:sz="0" w:space="0"/>
-            <w:insideH w:val="none" w:color="auto" w:sz="0" w:space="0"/>
-            <w:insideV w:val="none" w:color="auto" w:sz="0" w:space="0"/>
-          </w:tblBorders>
-          <w:tblCellMar>
-            <w:top w:w="0" w:type="dxa"/>
-            <w:left w:w="108" w:type="dxa"/>
-            <w:bottom w:w="0" w:type="dxa"/>
-            <w:right w:w="108" w:type="dxa"/>
-          </w:tblCellMar>
-        </w:tblPrEx>
-        <w:trPr>
-          <w:trHeight w:val="384" w:hRule="atLeast"/>
-          <w:jc w:val="center"/>
-        </w:trPr>
-        <w:tc>
-          <w:tcPr>
-            <w:tcW w:w="661" w:type="dxa"/>
-            <w:tcBorders>
-              <w:top w:val="single" w:color="000000" w:sz="4" w:space="0"/>
-              <w:left w:val="single" w:color="000000" w:sz="4" w:space="0"/>
-              <w:bottom w:val="single" w:color="000000" w:sz="4" w:space="0"/>
-              <w:right w:val="single" w:color="000000" w:sz="4" w:space="0"/>
-            </w:tcBorders>
-            <w:shd w:val="clear" w:color="auto" w:fill="auto"/>
-            <w:vAlign w:val="center"/>
-          </w:tcPr>
-          <w:p>
-            <w:pPr>
-              <w:keepNext w:val="0"/>
-              <w:keepLines w:val="0"/>
-              <w:pageBreakBefore w:val="0"/>
-              <w:widowControl w:val="0"/>
-              <w:numPr>
-                <w:ilvl w:val="0"/>
-                <w:numId w:val="2"/>
-              </w:numPr>
-              <w:suppressLineNumbers w:val="0"/>
-              <w:kinsoku w:val="0"/>
-              <w:wordWrap/>
-              <w:overflowPunct/>
-              <w:topLinePunct w:val="0"/>
-              <w:autoSpaceDE w:val="0"/>
-              <w:autoSpaceDN w:val="0"/>
-              <w:bidi w:val="0"/>
-              <w:adjustRightInd w:val="0"/>
-              <w:snapToGrid w:val="0"/>
-              <w:ind w:left="425" w:leftChars="0" w:hanging="425" w:firstLineChars="0"/>
-              <w:jc w:val="left"/>
-              <w:textAlignment w:val="center"/>
-              <w:rPr>
-                <w:rFonts w:hint="eastAsia" w:ascii="宋体" w:hAnsi="宋体" w:eastAsia="宋体" w:cs="宋体"/>
-                <w:i w:val="0"/>
-                <w:iCs w:val="0"/>
-                <w:snapToGrid w:val="0"/>
-                <w:color w:val="000000"/>
-                <w:kern w:val="0"/>
-                <w:sz w:val="16"/>
-                <w:szCs w:val="16"/>
-                <w:u w:val="none"/>
-                <w:lang w:val="en-US" w:eastAsia="zh-CN"/>
-              </w:rPr>
-            </w:pPr>
-          </w:p>
-        </w:tc>
-        <w:tc>
-          <w:tcPr>
-            <w:tcW w:w="2476" w:type="dxa"/>
-            <w:tcBorders>
-              <w:top w:val="single" w:color="000000" w:sz="4" w:space="0"/>
-              <w:left w:val="single" w:color="000000" w:sz="4" w:space="0"/>
-              <w:bottom w:val="single" w:color="000000" w:sz="4" w:space="0"/>
-              <w:right w:val="single" w:color="000000" w:sz="4" w:space="0"/>
-            </w:tcBorders>
-            <w:shd w:val="clear" w:color="auto" w:fill="auto"/>
-            <w:vAlign w:val="center"/>
-          </w:tcPr>
-          <w:p>
-            <w:pPr>
-              <w:keepNext w:val="0"/>
-              <w:keepLines w:val="0"/>
-              <w:pageBreakBefore w:val="0"/>
-              <w:widowControl w:val="0"/>
-              <w:suppressLineNumbers w:val="0"/>
-              <w:kinsoku w:val="0"/>
-              <w:wordWrap/>
-              <w:overflowPunct/>
-              <w:topLinePunct w:val="0"/>
-              <w:autoSpaceDE w:val="0"/>
-              <w:autoSpaceDN w:val="0"/>
-              <w:bidi w:val="0"/>
-              <w:adjustRightInd w:val="0"/>
-              <w:snapToGrid w:val="0"/>
-              <w:jc w:val="left"/>
-              <w:textAlignment w:val="center"/>
-              <w:rPr>
-                <w:rFonts w:hint="eastAsia" w:ascii="宋体" w:hAnsi="宋体" w:eastAsia="宋体" w:cs="宋体"/>
-                <w:i w:val="0"/>
-                <w:iCs w:val="0"/>
-                <w:snapToGrid w:val="0"/>
-                <w:color w:val="000000"/>
-                <w:kern w:val="0"/>
-                <w:sz w:val="16"/>
-                <w:szCs w:val="16"/>
-                <w:u w:val="none"/>
-                <w:lang w:val="en-US" w:eastAsia="zh-CN" w:bidi="ar-SA"/>
-              </w:rPr>
-            </w:pPr>
-            <w:r>
-              <w:rPr>
-                <w:rFonts w:hint="eastAsia" w:ascii="宋体" w:hAnsi="宋体" w:eastAsia="宋体" w:cs="宋体"/>
-                <w:i w:val="0"/>
-                <w:iCs w:val="0"/>
-                <w:snapToGrid w:val="0"/>
-                <w:color w:val="000000"/>
-                <w:kern w:val="0"/>
-                <w:sz w:val="16"/>
-                <w:szCs w:val="16"/>
-                <w:u w:val="none"/>
-                <w:lang w:val="en-US" w:eastAsia="zh-CN"/>
-              </w:rPr>
-              <w:t>产品服务化规范</w:t>
-            </w:r>
-          </w:p>
-        </w:tc>
-        <w:tc>
-          <w:tcPr>
-            <w:tcW w:w="1428" w:type="dxa"/>
-            <w:tcBorders>
-              <w:top w:val="single" w:color="000000" w:sz="4" w:space="0"/>
-              <w:left w:val="single" w:color="000000" w:sz="4" w:space="0"/>
-              <w:bottom w:val="single" w:color="000000" w:sz="4" w:space="0"/>
-              <w:right w:val="single" w:color="000000" w:sz="4" w:space="0"/>
-            </w:tcBorders>
-            <w:shd w:val="clear" w:color="auto" w:fill="auto"/>
-            <w:vAlign w:val="center"/>
-          </w:tcPr>
-          <w:p>
-            <w:pPr>
-              <w:keepNext w:val="0"/>
-              <w:keepLines w:val="0"/>
-              <w:pageBreakBefore w:val="0"/>
-              <w:widowControl w:val="0"/>
-              <w:suppressLineNumbers w:val="0"/>
-              <w:kinsoku w:val="0"/>
-              <w:wordWrap/>
-              <w:overflowPunct/>
-              <w:topLinePunct w:val="0"/>
-              <w:autoSpaceDE w:val="0"/>
-              <w:autoSpaceDN w:val="0"/>
-              <w:bidi w:val="0"/>
-              <w:adjustRightInd w:val="0"/>
-              <w:snapToGrid w:val="0"/>
-              <w:jc w:val="left"/>
-              <w:textAlignment w:val="center"/>
-              <w:rPr>
-                <w:rFonts w:hint="eastAsia" w:ascii="宋体" w:hAnsi="宋体" w:eastAsia="宋体" w:cs="宋体"/>
-                <w:i w:val="0"/>
-                <w:iCs w:val="0"/>
-                <w:snapToGrid w:val="0"/>
-                <w:color w:val="000000"/>
-                <w:kern w:val="0"/>
-                <w:sz w:val="16"/>
-                <w:szCs w:val="16"/>
-                <w:u w:val="none"/>
-                <w:lang w:val="en-US" w:eastAsia="zh-CN" w:bidi="ar-SA"/>
-              </w:rPr>
-            </w:pPr>
-            <w:r>
-              <w:rPr>
-                <w:rFonts w:hint="eastAsia" w:ascii="宋体" w:hAnsi="宋体" w:eastAsia="宋体" w:cs="宋体"/>
-                <w:i w:val="0"/>
-                <w:iCs w:val="0"/>
-                <w:snapToGrid w:val="0"/>
-                <w:color w:val="000000"/>
-                <w:kern w:val="0"/>
-                <w:sz w:val="16"/>
-                <w:szCs w:val="16"/>
-                <w:u w:val="none"/>
-                <w:lang w:val="en-US" w:eastAsia="zh-CN"/>
-              </w:rPr>
-              <w:t>运维部全员</w:t>
-            </w:r>
-          </w:p>
-        </w:tc>
-        <w:tc>
-          <w:tcPr>
-            <w:tcW w:w="816" w:type="dxa"/>
-            <w:tcBorders>
-              <w:top w:val="single" w:color="000000" w:sz="4" w:space="0"/>
-              <w:left w:val="single" w:color="000000" w:sz="4" w:space="0"/>
-              <w:bottom w:val="single" w:color="000000" w:sz="4" w:space="0"/>
-              <w:right w:val="single" w:color="000000" w:sz="4" w:space="0"/>
-            </w:tcBorders>
-            <w:shd w:val="clear" w:color="auto" w:fill="auto"/>
-            <w:vAlign w:val="center"/>
-          </w:tcPr>
-          <w:p>
-            <w:pPr>
-              <w:keepNext w:val="0"/>
-              <w:keepLines w:val="0"/>
-              <w:pageBreakBefore w:val="0"/>
-              <w:widowControl w:val="0"/>
-              <w:suppressLineNumbers w:val="0"/>
-              <w:kinsoku w:val="0"/>
-              <w:wordWrap/>
-              <w:overflowPunct/>
-              <w:topLinePunct w:val="0"/>
-              <w:autoSpaceDE w:val="0"/>
-              <w:autoSpaceDN w:val="0"/>
-              <w:bidi w:val="0"/>
-              <w:adjustRightInd w:val="0"/>
-              <w:snapToGrid w:val="0"/>
-              <w:jc w:val="both"/>
-              <w:textAlignment w:val="center"/>
-              <w:rPr>
-                <w:rFonts w:hint="default" w:ascii="宋体" w:hAnsi="宋体" w:eastAsia="宋体" w:cs="宋体"/>
-                <w:i w:val="0"/>
-                <w:iCs w:val="0"/>
-                <w:snapToGrid w:val="0"/>
-                <w:color w:val="000000"/>
-                <w:kern w:val="0"/>
-                <w:sz w:val="16"/>
-                <w:szCs w:val="16"/>
-                <w:u w:val="none"/>
-                <w:lang w:val="en-US" w:eastAsia="zh-CN" w:bidi="ar-SA"/>
-              </w:rPr>
-            </w:pPr>
-            <w:r>
-              <w:rPr>
-                <w:rFonts w:hint="eastAsia" w:ascii="宋体" w:hAnsi="宋体" w:eastAsia="宋体" w:cs="宋体"/>
-                <w:i w:val="0"/>
-                <w:iCs w:val="0"/>
-                <w:snapToGrid w:val="0"/>
-                <w:color w:val="000000"/>
-                <w:kern w:val="0"/>
-                <w:sz w:val="16"/>
-                <w:szCs w:val="16"/>
-                <w:u w:val="none"/>
-                <w:lang w:val="en-US" w:eastAsia="zh-CN" w:bidi="ar-SA"/>
-              </w:rPr>
-              <w:t>肖龙莽</w:t>
-            </w:r>
-          </w:p>
-        </w:tc>
-        <w:tc>
-          <w:tcPr>
-            <w:tcW w:w="1169" w:type="dxa"/>
-            <w:tcBorders>
-              <w:top w:val="single" w:color="000000" w:sz="4" w:space="0"/>
-              <w:left w:val="single" w:color="000000" w:sz="4" w:space="0"/>
-              <w:bottom w:val="single" w:color="000000" w:sz="4" w:space="0"/>
-              <w:right w:val="single" w:color="000000" w:sz="4" w:space="0"/>
-            </w:tcBorders>
-            <w:shd w:val="clear" w:color="auto" w:fill="auto"/>
-            <w:vAlign w:val="center"/>
-          </w:tcPr>
-          <w:p>
-            <w:pPr>
-              <w:keepNext w:val="0"/>
-              <w:keepLines w:val="0"/>
-              <w:pageBreakBefore w:val="0"/>
-              <w:widowControl w:val="0"/>
-              <w:suppressLineNumbers w:val="0"/>
-              <w:kinsoku w:val="0"/>
-              <w:wordWrap/>
-              <w:overflowPunct/>
-              <w:topLinePunct w:val="0"/>
-              <w:autoSpaceDE w:val="0"/>
-              <w:autoSpaceDN w:val="0"/>
-              <w:bidi w:val="0"/>
-              <w:adjustRightInd w:val="0"/>
-              <w:snapToGrid w:val="0"/>
-              <w:jc w:val="both"/>
-              <w:textAlignment w:val="center"/>
-              <w:rPr>
-                <w:rFonts w:hint="eastAsia" w:ascii="宋体" w:hAnsi="宋体" w:eastAsia="宋体" w:cs="宋体"/>
-                <w:i w:val="0"/>
-                <w:iCs w:val="0"/>
-                <w:snapToGrid w:val="0"/>
-                <w:color w:val="000000"/>
-                <w:kern w:val="0"/>
-                <w:sz w:val="16"/>
-                <w:szCs w:val="16"/>
-                <w:u w:val="none"/>
-                <w:lang w:val="en-US" w:eastAsia="zh-CN" w:bidi="ar-SA"/>
-              </w:rPr>
-            </w:pPr>
-            <w:r>
-              <w:rPr>
-                <w:rFonts w:hint="eastAsia" w:ascii="宋体" w:hAnsi="宋体" w:cs="宋体"/>
-                <w:i w:val="0"/>
-                <w:iCs w:val="0"/>
-                <w:snapToGrid w:val="0"/>
-                <w:color w:val="000000"/>
-                <w:kern w:val="0"/>
-                <w:sz w:val="16"/>
-                <w:szCs w:val="16"/>
-                <w:u w:val="none"/>
-                <w:lang w:val="en-US" w:eastAsia="zh-CN"/>
-              </w:rPr>
-              <w:t>2025年</w:t>
-            </w:r>
-            <w:r>
-              <w:rPr>
-                <w:rFonts w:hint="eastAsia" w:ascii="宋体" w:hAnsi="宋体" w:eastAsia="宋体" w:cs="宋体"/>
-                <w:i w:val="0"/>
-                <w:iCs w:val="0"/>
-                <w:snapToGrid w:val="0"/>
-                <w:color w:val="000000"/>
-                <w:kern w:val="0"/>
-                <w:sz w:val="16"/>
-                <w:szCs w:val="16"/>
-                <w:u w:val="none"/>
-                <w:lang w:val="en-US" w:eastAsia="zh-CN"/>
-              </w:rPr>
-              <w:t>7月</w:t>
             </w:r>
           </w:p>
         </w:tc>
@@ -11069,29 +9955,35 @@
                 <w:rFonts w:hint="eastAsia" w:ascii="宋体" w:hAnsi="宋体" w:eastAsia="宋体" w:cs="宋体"/>
                 <w:i w:val="0"/>
                 <w:iCs w:val="0"/>
-                <w:snapToGrid w:val="0"/>
-                <w:color w:val="000000"/>
-                <w:kern w:val="0"/>
-                <w:sz w:val="16"/>
-                <w:szCs w:val="16"/>
-                <w:u w:val="none"/>
-                <w:lang w:val="en-US" w:eastAsia="en-US" w:bidi="ar-SA"/>
-              </w:rPr>
-            </w:pPr>
-            <w:r>
-              <w:rPr>
-                <w:rFonts w:hint="eastAsia" w:ascii="宋体" w:hAnsi="宋体" w:eastAsia="宋体" w:cs="宋体"/>
-                <w:i w:val="0"/>
-                <w:iCs w:val="0"/>
-                <w:snapToGrid w:val="0"/>
-                <w:color w:val="000000"/>
-                <w:kern w:val="0"/>
-                <w:sz w:val="16"/>
-                <w:szCs w:val="16"/>
-                <w:u w:val="none"/>
-                <w:lang w:val="en-US" w:eastAsia="zh-CN"/>
-              </w:rPr>
-              <w:t>云数据中心建设模式和网络安全</w:t>
+                <w:color w:val="000000"/>
+                <w:sz w:val="16"/>
+                <w:szCs w:val="16"/>
+                <w:u w:val="none"/>
+              </w:rPr>
+            </w:pPr>
+            <w:r>
+              <w:rPr>
+                <w:rFonts w:hint="eastAsia" w:ascii="宋体" w:hAnsi="宋体" w:eastAsia="宋体" w:cs="宋体"/>
+                <w:i w:val="0"/>
+                <w:iCs w:val="0"/>
+                <w:snapToGrid w:val="0"/>
+                <w:color w:val="000000"/>
+                <w:kern w:val="0"/>
+                <w:sz w:val="16"/>
+                <w:szCs w:val="16"/>
+                <w:u w:val="none"/>
+                <w:lang w:val="en-US" w:eastAsia="zh-CN"/>
+              </w:rPr>
+              <w:t>IT</w:t>
+            </w:r>
+            <w:r>
+              <w:rPr>
+                <w:rStyle w:val="31"/>
+                <w:snapToGrid w:val="0"/>
+                <w:color w:val="000000"/>
+                <w:lang w:val="en-US" w:eastAsia="zh-CN"/>
+              </w:rPr>
+              <w:t>服务项目经理</w:t>
             </w:r>
           </w:p>
         </w:tc>
@@ -11129,38 +10021,26 @@
                 <w:rFonts w:hint="eastAsia" w:ascii="宋体" w:hAnsi="宋体" w:eastAsia="宋体" w:cs="宋体"/>
                 <w:i w:val="0"/>
                 <w:iCs w:val="0"/>
-                <w:snapToGrid w:val="0"/>
-                <w:color w:val="000000"/>
-                <w:kern w:val="0"/>
-                <w:sz w:val="16"/>
-                <w:szCs w:val="16"/>
-                <w:u w:val="none"/>
-                <w:lang w:val="en-US" w:eastAsia="en-US" w:bidi="ar-SA"/>
-              </w:rPr>
-            </w:pPr>
-            <w:r>
-              <w:rPr>
-                <w:rFonts w:hint="eastAsia" w:ascii="宋体" w:hAnsi="宋体" w:eastAsia="宋体" w:cs="宋体"/>
-                <w:i w:val="0"/>
-                <w:iCs w:val="0"/>
-                <w:snapToGrid w:val="0"/>
-                <w:color w:val="000000"/>
-                <w:kern w:val="0"/>
-                <w:sz w:val="16"/>
-                <w:szCs w:val="16"/>
-                <w:u w:val="none"/>
-                <w:lang w:val="en-US" w:eastAsia="zh-CN"/>
-              </w:rPr>
-              <w:t>运维项目经理、安全检</w:t>
-            </w:r>
-            <w:r>
-              <w:rPr>
-                <w:rStyle w:val="31"/>
-                <w:snapToGrid w:val="0"/>
-                <w:color w:val="000000"/>
-                <w:lang w:val="en-US" w:eastAsia="zh-CN"/>
-              </w:rPr>
-              <w:t>测工程师</w:t>
+                <w:color w:val="000000"/>
+                <w:sz w:val="16"/>
+                <w:szCs w:val="16"/>
+                <w:u w:val="none"/>
+              </w:rPr>
+            </w:pPr>
+            <w:r>
+              <w:rPr>
+                <w:rFonts w:hint="eastAsia" w:ascii="宋体" w:hAnsi="宋体" w:eastAsia="宋体" w:cs="宋体"/>
+                <w:i w:val="0"/>
+                <w:iCs w:val="0"/>
+                <w:snapToGrid w:val="0"/>
+                <w:color w:val="000000"/>
+                <w:kern w:val="0"/>
+                <w:sz w:val="16"/>
+                <w:szCs w:val="16"/>
+                <w:u w:val="none"/>
+                <w:lang w:val="en-US" w:eastAsia="zh-CN"/>
+              </w:rPr>
+              <w:t>部分人员</w:t>
             </w:r>
           </w:p>
         </w:tc>
@@ -11198,29 +10078,26 @@
                 <w:rFonts w:hint="eastAsia" w:ascii="宋体" w:hAnsi="宋体" w:eastAsia="宋体" w:cs="宋体"/>
                 <w:i w:val="0"/>
                 <w:iCs w:val="0"/>
-                <w:snapToGrid w:val="0"/>
-                <w:color w:val="000000"/>
-                <w:kern w:val="0"/>
-                <w:sz w:val="16"/>
-                <w:szCs w:val="16"/>
-                <w:u w:val="none"/>
-                <w:lang w:val="en-US" w:eastAsia="en-US" w:bidi="ar-SA"/>
-              </w:rPr>
-            </w:pPr>
-            <w:r>
-              <w:rPr>
-                <w:rFonts w:hint="eastAsia" w:ascii="宋体" w:hAnsi="宋体" w:eastAsia="宋体" w:cs="宋体"/>
-                <w:i w:val="0"/>
-                <w:iCs w:val="0"/>
-                <w:snapToGrid w:val="0"/>
-                <w:color w:val="000000"/>
-                <w:kern w:val="0"/>
-                <w:sz w:val="16"/>
-                <w:szCs w:val="16"/>
-                <w:u w:val="none"/>
-                <w:lang w:val="en-US" w:eastAsia="zh-CN"/>
-              </w:rPr>
-              <w:t>肖龙莽</w:t>
+                <w:color w:val="000000"/>
+                <w:sz w:val="16"/>
+                <w:szCs w:val="16"/>
+                <w:u w:val="none"/>
+              </w:rPr>
+            </w:pPr>
+            <w:r>
+              <w:rPr>
+                <w:rFonts w:hint="eastAsia" w:ascii="宋体" w:hAnsi="宋体" w:eastAsia="宋体" w:cs="宋体"/>
+                <w:i w:val="0"/>
+                <w:iCs w:val="0"/>
+                <w:snapToGrid w:val="0"/>
+                <w:color w:val="000000"/>
+                <w:kern w:val="0"/>
+                <w:sz w:val="16"/>
+                <w:szCs w:val="16"/>
+                <w:u w:val="none"/>
+                <w:lang w:val="en-US" w:eastAsia="zh-CN"/>
+              </w:rPr>
+              <w:t>外聘</w:t>
             </w:r>
           </w:p>
         </w:tc>
@@ -11258,13 +10135,10 @@
                 <w:rFonts w:hint="eastAsia" w:ascii="宋体" w:hAnsi="宋体" w:eastAsia="宋体" w:cs="宋体"/>
                 <w:i w:val="0"/>
                 <w:iCs w:val="0"/>
-                <w:snapToGrid w:val="0"/>
-                <w:color w:val="000000"/>
-                <w:kern w:val="0"/>
-                <w:sz w:val="16"/>
-                <w:szCs w:val="16"/>
-                <w:u w:val="none"/>
-                <w:lang w:val="en-US" w:eastAsia="en-US" w:bidi="ar-SA"/>
+                <w:color w:val="000000"/>
+                <w:sz w:val="16"/>
+                <w:szCs w:val="16"/>
+                <w:u w:val="none"/>
               </w:rPr>
             </w:pPr>
             <w:r>
@@ -11295,7 +10169,7 @@
                 <w:u w:val="none"/>
                 <w:lang w:val="en-US" w:eastAsia="zh-CN"/>
               </w:rPr>
-              <w:t>7月</w:t>
+              <w:t>6月</w:t>
             </w:r>
           </w:p>
         </w:tc>
@@ -11310,6 +10184,1000 @@
             <w:insideH w:val="none" w:color="auto" w:sz="0" w:space="0"/>
             <w:insideV w:val="none" w:color="auto" w:sz="0" w:space="0"/>
           </w:tblBorders>
+          <w:shd w:val="clear" w:color="auto" w:fill="auto"/>
+          <w:tblCellMar>
+            <w:top w:w="0" w:type="dxa"/>
+            <w:left w:w="108" w:type="dxa"/>
+            <w:bottom w:w="0" w:type="dxa"/>
+            <w:right w:w="108" w:type="dxa"/>
+          </w:tblCellMar>
+        </w:tblPrEx>
+        <w:trPr>
+          <w:trHeight w:val="384" w:hRule="atLeast"/>
+          <w:jc w:val="center"/>
+        </w:trPr>
+        <w:tc>
+          <w:tcPr>
+            <w:tcW w:w="661" w:type="dxa"/>
+            <w:tcBorders>
+              <w:top w:val="single" w:color="000000" w:sz="4" w:space="0"/>
+              <w:left w:val="single" w:color="000000" w:sz="4" w:space="0"/>
+              <w:bottom w:val="single" w:color="000000" w:sz="4" w:space="0"/>
+              <w:right w:val="single" w:color="000000" w:sz="4" w:space="0"/>
+            </w:tcBorders>
+            <w:shd w:val="clear" w:color="auto" w:fill="auto"/>
+            <w:vAlign w:val="center"/>
+          </w:tcPr>
+          <w:p>
+            <w:pPr>
+              <w:keepNext w:val="0"/>
+              <w:keepLines w:val="0"/>
+              <w:pageBreakBefore w:val="0"/>
+              <w:widowControl w:val="0"/>
+              <w:numPr>
+                <w:ilvl w:val="0"/>
+                <w:numId w:val="2"/>
+              </w:numPr>
+              <w:suppressLineNumbers w:val="0"/>
+              <w:kinsoku w:val="0"/>
+              <w:wordWrap/>
+              <w:overflowPunct/>
+              <w:topLinePunct w:val="0"/>
+              <w:autoSpaceDE w:val="0"/>
+              <w:autoSpaceDN w:val="0"/>
+              <w:bidi w:val="0"/>
+              <w:adjustRightInd w:val="0"/>
+              <w:snapToGrid w:val="0"/>
+              <w:ind w:left="425" w:leftChars="0" w:hanging="425" w:firstLineChars="0"/>
+              <w:jc w:val="left"/>
+              <w:textAlignment w:val="center"/>
+              <w:rPr>
+                <w:rFonts w:hint="eastAsia" w:ascii="宋体" w:hAnsi="宋体" w:eastAsia="宋体" w:cs="宋体"/>
+                <w:i w:val="0"/>
+                <w:iCs w:val="0"/>
+                <w:snapToGrid w:val="0"/>
+                <w:color w:val="000000"/>
+                <w:kern w:val="0"/>
+                <w:sz w:val="16"/>
+                <w:szCs w:val="16"/>
+                <w:u w:val="none"/>
+                <w:lang w:val="en-US" w:eastAsia="zh-CN"/>
+              </w:rPr>
+            </w:pPr>
+          </w:p>
+        </w:tc>
+        <w:tc>
+          <w:tcPr>
+            <w:tcW w:w="2476" w:type="dxa"/>
+            <w:tcBorders>
+              <w:top w:val="single" w:color="000000" w:sz="4" w:space="0"/>
+              <w:left w:val="single" w:color="000000" w:sz="4" w:space="0"/>
+              <w:bottom w:val="single" w:color="000000" w:sz="4" w:space="0"/>
+              <w:right w:val="single" w:color="000000" w:sz="4" w:space="0"/>
+            </w:tcBorders>
+            <w:shd w:val="clear" w:color="auto" w:fill="auto"/>
+            <w:vAlign w:val="center"/>
+          </w:tcPr>
+          <w:p>
+            <w:pPr>
+              <w:keepNext w:val="0"/>
+              <w:keepLines w:val="0"/>
+              <w:pageBreakBefore w:val="0"/>
+              <w:widowControl w:val="0"/>
+              <w:suppressLineNumbers w:val="0"/>
+              <w:kinsoku w:val="0"/>
+              <w:wordWrap/>
+              <w:overflowPunct/>
+              <w:topLinePunct w:val="0"/>
+              <w:autoSpaceDE w:val="0"/>
+              <w:autoSpaceDN w:val="0"/>
+              <w:bidi w:val="0"/>
+              <w:adjustRightInd w:val="0"/>
+              <w:snapToGrid w:val="0"/>
+              <w:jc w:val="left"/>
+              <w:textAlignment w:val="center"/>
+              <w:rPr>
+                <w:rFonts w:hint="eastAsia" w:ascii="宋体" w:hAnsi="宋体" w:eastAsia="宋体" w:cs="宋体"/>
+                <w:i w:val="0"/>
+                <w:iCs w:val="0"/>
+                <w:snapToGrid w:val="0"/>
+                <w:color w:val="000000"/>
+                <w:kern w:val="0"/>
+                <w:sz w:val="16"/>
+                <w:szCs w:val="16"/>
+                <w:u w:val="none"/>
+                <w:lang w:val="en-US" w:eastAsia="zh-CN" w:bidi="ar-SA"/>
+              </w:rPr>
+            </w:pPr>
+            <w:r>
+              <w:rPr>
+                <w:rFonts w:hint="eastAsia" w:ascii="宋体" w:hAnsi="宋体" w:eastAsia="宋体" w:cs="宋体"/>
+                <w:i w:val="0"/>
+                <w:iCs w:val="0"/>
+                <w:snapToGrid w:val="0"/>
+                <w:color w:val="000000"/>
+                <w:kern w:val="0"/>
+                <w:sz w:val="16"/>
+                <w:szCs w:val="16"/>
+                <w:u w:val="none"/>
+                <w:lang w:val="en-US" w:eastAsia="zh-CN"/>
+              </w:rPr>
+              <w:t>运维服务工具使用</w:t>
+            </w:r>
+          </w:p>
+        </w:tc>
+        <w:tc>
+          <w:tcPr>
+            <w:tcW w:w="1428" w:type="dxa"/>
+            <w:tcBorders>
+              <w:top w:val="single" w:color="000000" w:sz="4" w:space="0"/>
+              <w:left w:val="single" w:color="000000" w:sz="4" w:space="0"/>
+              <w:bottom w:val="single" w:color="000000" w:sz="4" w:space="0"/>
+              <w:right w:val="single" w:color="000000" w:sz="4" w:space="0"/>
+            </w:tcBorders>
+            <w:shd w:val="clear" w:color="auto" w:fill="auto"/>
+            <w:vAlign w:val="center"/>
+          </w:tcPr>
+          <w:p>
+            <w:pPr>
+              <w:keepNext w:val="0"/>
+              <w:keepLines w:val="0"/>
+              <w:pageBreakBefore w:val="0"/>
+              <w:widowControl w:val="0"/>
+              <w:suppressLineNumbers w:val="0"/>
+              <w:kinsoku w:val="0"/>
+              <w:wordWrap/>
+              <w:overflowPunct/>
+              <w:topLinePunct w:val="0"/>
+              <w:autoSpaceDE w:val="0"/>
+              <w:autoSpaceDN w:val="0"/>
+              <w:bidi w:val="0"/>
+              <w:adjustRightInd w:val="0"/>
+              <w:snapToGrid w:val="0"/>
+              <w:jc w:val="left"/>
+              <w:textAlignment w:val="center"/>
+              <w:rPr>
+                <w:rFonts w:hint="eastAsia" w:ascii="宋体" w:hAnsi="宋体" w:eastAsia="宋体" w:cs="宋体"/>
+                <w:i w:val="0"/>
+                <w:iCs w:val="0"/>
+                <w:snapToGrid w:val="0"/>
+                <w:color w:val="000000"/>
+                <w:kern w:val="0"/>
+                <w:sz w:val="16"/>
+                <w:szCs w:val="16"/>
+                <w:u w:val="none"/>
+                <w:lang w:val="en-US" w:eastAsia="zh-CN" w:bidi="ar-SA"/>
+              </w:rPr>
+            </w:pPr>
+            <w:r>
+              <w:rPr>
+                <w:rFonts w:hint="eastAsia" w:ascii="宋体" w:hAnsi="宋体" w:eastAsia="宋体" w:cs="宋体"/>
+                <w:i w:val="0"/>
+                <w:iCs w:val="0"/>
+                <w:snapToGrid w:val="0"/>
+                <w:color w:val="000000"/>
+                <w:kern w:val="0"/>
+                <w:sz w:val="16"/>
+                <w:szCs w:val="16"/>
+                <w:u w:val="none"/>
+                <w:lang w:val="en-US" w:eastAsia="zh-CN"/>
+              </w:rPr>
+              <w:t>运维部全员</w:t>
+            </w:r>
+          </w:p>
+        </w:tc>
+        <w:tc>
+          <w:tcPr>
+            <w:tcW w:w="816" w:type="dxa"/>
+            <w:tcBorders>
+              <w:top w:val="single" w:color="000000" w:sz="4" w:space="0"/>
+              <w:left w:val="single" w:color="000000" w:sz="4" w:space="0"/>
+              <w:bottom w:val="single" w:color="000000" w:sz="4" w:space="0"/>
+              <w:right w:val="single" w:color="000000" w:sz="4" w:space="0"/>
+            </w:tcBorders>
+            <w:shd w:val="clear" w:color="auto" w:fill="auto"/>
+            <w:vAlign w:val="center"/>
+          </w:tcPr>
+          <w:p>
+            <w:pPr>
+              <w:keepNext w:val="0"/>
+              <w:keepLines w:val="0"/>
+              <w:pageBreakBefore w:val="0"/>
+              <w:widowControl w:val="0"/>
+              <w:suppressLineNumbers w:val="0"/>
+              <w:kinsoku w:val="0"/>
+              <w:wordWrap/>
+              <w:overflowPunct/>
+              <w:topLinePunct w:val="0"/>
+              <w:autoSpaceDE w:val="0"/>
+              <w:autoSpaceDN w:val="0"/>
+              <w:bidi w:val="0"/>
+              <w:adjustRightInd w:val="0"/>
+              <w:snapToGrid w:val="0"/>
+              <w:jc w:val="both"/>
+              <w:textAlignment w:val="center"/>
+              <w:rPr>
+                <w:rFonts w:hint="eastAsia" w:ascii="宋体" w:hAnsi="宋体" w:eastAsia="宋体" w:cs="宋体"/>
+                <w:i w:val="0"/>
+                <w:iCs w:val="0"/>
+                <w:snapToGrid w:val="0"/>
+                <w:color w:val="000000"/>
+                <w:kern w:val="0"/>
+                <w:sz w:val="16"/>
+                <w:szCs w:val="16"/>
+                <w:u w:val="none"/>
+                <w:lang w:val="en-US" w:eastAsia="zh-CN" w:bidi="ar-SA"/>
+              </w:rPr>
+            </w:pPr>
+            <w:r>
+              <w:rPr>
+                <w:rFonts w:hint="eastAsia" w:ascii="宋体" w:hAnsi="宋体" w:eastAsia="宋体" w:cs="宋体"/>
+                <w:i w:val="0"/>
+                <w:iCs w:val="0"/>
+                <w:snapToGrid w:val="0"/>
+                <w:color w:val="000000"/>
+                <w:kern w:val="0"/>
+                <w:sz w:val="16"/>
+                <w:szCs w:val="16"/>
+                <w:u w:val="none"/>
+                <w:lang w:val="en-US" w:eastAsia="zh-CN"/>
+              </w:rPr>
+              <w:t>肖龙莽</w:t>
+            </w:r>
+          </w:p>
+        </w:tc>
+        <w:tc>
+          <w:tcPr>
+            <w:tcW w:w="1169" w:type="dxa"/>
+            <w:tcBorders>
+              <w:top w:val="single" w:color="000000" w:sz="4" w:space="0"/>
+              <w:left w:val="single" w:color="000000" w:sz="4" w:space="0"/>
+              <w:bottom w:val="single" w:color="000000" w:sz="4" w:space="0"/>
+              <w:right w:val="single" w:color="000000" w:sz="4" w:space="0"/>
+            </w:tcBorders>
+            <w:shd w:val="clear" w:color="auto" w:fill="auto"/>
+            <w:vAlign w:val="center"/>
+          </w:tcPr>
+          <w:p>
+            <w:pPr>
+              <w:keepNext w:val="0"/>
+              <w:keepLines w:val="0"/>
+              <w:pageBreakBefore w:val="0"/>
+              <w:widowControl w:val="0"/>
+              <w:suppressLineNumbers w:val="0"/>
+              <w:kinsoku w:val="0"/>
+              <w:wordWrap/>
+              <w:overflowPunct/>
+              <w:topLinePunct w:val="0"/>
+              <w:autoSpaceDE w:val="0"/>
+              <w:autoSpaceDN w:val="0"/>
+              <w:bidi w:val="0"/>
+              <w:adjustRightInd w:val="0"/>
+              <w:snapToGrid w:val="0"/>
+              <w:jc w:val="both"/>
+              <w:textAlignment w:val="center"/>
+              <w:rPr>
+                <w:rFonts w:hint="default" w:ascii="宋体" w:hAnsi="宋体" w:eastAsia="宋体" w:cs="宋体"/>
+                <w:i w:val="0"/>
+                <w:iCs w:val="0"/>
+                <w:snapToGrid w:val="0"/>
+                <w:color w:val="000000"/>
+                <w:kern w:val="0"/>
+                <w:sz w:val="16"/>
+                <w:szCs w:val="16"/>
+                <w:u w:val="none"/>
+                <w:lang w:val="en-US" w:eastAsia="zh-CN"/>
+              </w:rPr>
+            </w:pPr>
+            <w:r>
+              <w:rPr>
+                <w:rFonts w:hint="eastAsia" w:ascii="宋体" w:hAnsi="宋体" w:cs="宋体"/>
+                <w:i w:val="0"/>
+                <w:iCs w:val="0"/>
+                <w:snapToGrid w:val="0"/>
+                <w:color w:val="000000"/>
+                <w:kern w:val="0"/>
+                <w:sz w:val="16"/>
+                <w:szCs w:val="16"/>
+                <w:u w:val="none"/>
+                <w:lang w:val="en-US" w:eastAsia="zh-CN"/>
+              </w:rPr>
+              <w:t>2025年</w:t>
+            </w:r>
+            <w:r>
+              <w:rPr>
+                <w:rFonts w:hint="eastAsia" w:ascii="宋体" w:hAnsi="宋体" w:eastAsia="宋体" w:cs="宋体"/>
+                <w:i w:val="0"/>
+                <w:iCs w:val="0"/>
+                <w:snapToGrid w:val="0"/>
+                <w:color w:val="000000"/>
+                <w:kern w:val="0"/>
+                <w:sz w:val="16"/>
+                <w:szCs w:val="16"/>
+                <w:u w:val="none"/>
+                <w:lang w:val="en-US" w:eastAsia="zh-CN"/>
+              </w:rPr>
+              <w:t>6月</w:t>
+            </w:r>
+          </w:p>
+        </w:tc>
+      </w:tr>
+      <w:tr>
+        <w:tblPrEx>
+          <w:tblBorders>
+            <w:top w:val="none" w:color="auto" w:sz="0" w:space="0"/>
+            <w:left w:val="none" w:color="auto" w:sz="0" w:space="0"/>
+            <w:bottom w:val="none" w:color="auto" w:sz="0" w:space="0"/>
+            <w:right w:val="none" w:color="auto" w:sz="0" w:space="0"/>
+            <w:insideH w:val="none" w:color="auto" w:sz="0" w:space="0"/>
+            <w:insideV w:val="none" w:color="auto" w:sz="0" w:space="0"/>
+          </w:tblBorders>
+          <w:shd w:val="clear" w:color="auto" w:fill="auto"/>
+          <w:tblCellMar>
+            <w:top w:w="0" w:type="dxa"/>
+            <w:left w:w="108" w:type="dxa"/>
+            <w:bottom w:w="0" w:type="dxa"/>
+            <w:right w:w="108" w:type="dxa"/>
+          </w:tblCellMar>
+        </w:tblPrEx>
+        <w:trPr>
+          <w:trHeight w:val="384" w:hRule="atLeast"/>
+          <w:jc w:val="center"/>
+        </w:trPr>
+        <w:tc>
+          <w:tcPr>
+            <w:tcW w:w="661" w:type="dxa"/>
+            <w:tcBorders>
+              <w:top w:val="single" w:color="000000" w:sz="4" w:space="0"/>
+              <w:left w:val="single" w:color="000000" w:sz="4" w:space="0"/>
+              <w:bottom w:val="single" w:color="000000" w:sz="4" w:space="0"/>
+              <w:right w:val="single" w:color="000000" w:sz="4" w:space="0"/>
+            </w:tcBorders>
+            <w:shd w:val="clear" w:color="auto" w:fill="auto"/>
+            <w:vAlign w:val="center"/>
+          </w:tcPr>
+          <w:p>
+            <w:pPr>
+              <w:keepNext w:val="0"/>
+              <w:keepLines w:val="0"/>
+              <w:pageBreakBefore w:val="0"/>
+              <w:widowControl w:val="0"/>
+              <w:numPr>
+                <w:ilvl w:val="0"/>
+                <w:numId w:val="2"/>
+              </w:numPr>
+              <w:suppressLineNumbers w:val="0"/>
+              <w:kinsoku w:val="0"/>
+              <w:wordWrap/>
+              <w:overflowPunct/>
+              <w:topLinePunct w:val="0"/>
+              <w:autoSpaceDE w:val="0"/>
+              <w:autoSpaceDN w:val="0"/>
+              <w:bidi w:val="0"/>
+              <w:adjustRightInd w:val="0"/>
+              <w:snapToGrid w:val="0"/>
+              <w:ind w:left="425" w:leftChars="0" w:hanging="425" w:firstLineChars="0"/>
+              <w:jc w:val="left"/>
+              <w:textAlignment w:val="center"/>
+              <w:rPr>
+                <w:rFonts w:hint="eastAsia" w:ascii="宋体" w:hAnsi="宋体" w:eastAsia="宋体" w:cs="宋体"/>
+                <w:i w:val="0"/>
+                <w:iCs w:val="0"/>
+                <w:snapToGrid w:val="0"/>
+                <w:color w:val="000000"/>
+                <w:kern w:val="0"/>
+                <w:sz w:val="16"/>
+                <w:szCs w:val="16"/>
+                <w:u w:val="none"/>
+                <w:lang w:val="en-US" w:eastAsia="zh-CN"/>
+              </w:rPr>
+            </w:pPr>
+          </w:p>
+        </w:tc>
+        <w:tc>
+          <w:tcPr>
+            <w:tcW w:w="2476" w:type="dxa"/>
+            <w:tcBorders>
+              <w:top w:val="single" w:color="000000" w:sz="4" w:space="0"/>
+              <w:left w:val="single" w:color="000000" w:sz="4" w:space="0"/>
+              <w:bottom w:val="single" w:color="000000" w:sz="4" w:space="0"/>
+              <w:right w:val="single" w:color="000000" w:sz="4" w:space="0"/>
+            </w:tcBorders>
+            <w:shd w:val="clear" w:color="auto" w:fill="auto"/>
+            <w:vAlign w:val="center"/>
+          </w:tcPr>
+          <w:p>
+            <w:pPr>
+              <w:keepNext w:val="0"/>
+              <w:keepLines w:val="0"/>
+              <w:pageBreakBefore w:val="0"/>
+              <w:widowControl w:val="0"/>
+              <w:suppressLineNumbers w:val="0"/>
+              <w:kinsoku w:val="0"/>
+              <w:wordWrap/>
+              <w:overflowPunct/>
+              <w:topLinePunct w:val="0"/>
+              <w:autoSpaceDE w:val="0"/>
+              <w:autoSpaceDN w:val="0"/>
+              <w:bidi w:val="0"/>
+              <w:adjustRightInd w:val="0"/>
+              <w:snapToGrid w:val="0"/>
+              <w:jc w:val="left"/>
+              <w:textAlignment w:val="center"/>
+              <w:rPr>
+                <w:rFonts w:hint="eastAsia" w:ascii="宋体" w:hAnsi="宋体" w:eastAsia="宋体" w:cs="宋体"/>
+                <w:i w:val="0"/>
+                <w:iCs w:val="0"/>
+                <w:snapToGrid w:val="0"/>
+                <w:color w:val="000000"/>
+                <w:kern w:val="0"/>
+                <w:sz w:val="16"/>
+                <w:szCs w:val="16"/>
+                <w:u w:val="none"/>
+                <w:lang w:val="en-US" w:eastAsia="zh-CN" w:bidi="ar-SA"/>
+              </w:rPr>
+            </w:pPr>
+            <w:r>
+              <w:rPr>
+                <w:rFonts w:hint="eastAsia" w:ascii="宋体" w:hAnsi="宋体" w:eastAsia="宋体" w:cs="宋体"/>
+                <w:i w:val="0"/>
+                <w:iCs w:val="0"/>
+                <w:snapToGrid w:val="0"/>
+                <w:color w:val="000000"/>
+                <w:kern w:val="0"/>
+                <w:sz w:val="16"/>
+                <w:szCs w:val="16"/>
+                <w:u w:val="none"/>
+                <w:lang w:val="en-US" w:eastAsia="zh-CN"/>
+              </w:rPr>
+              <w:t>产品服务化规范</w:t>
+            </w:r>
+          </w:p>
+        </w:tc>
+        <w:tc>
+          <w:tcPr>
+            <w:tcW w:w="1428" w:type="dxa"/>
+            <w:tcBorders>
+              <w:top w:val="single" w:color="000000" w:sz="4" w:space="0"/>
+              <w:left w:val="single" w:color="000000" w:sz="4" w:space="0"/>
+              <w:bottom w:val="single" w:color="000000" w:sz="4" w:space="0"/>
+              <w:right w:val="single" w:color="000000" w:sz="4" w:space="0"/>
+            </w:tcBorders>
+            <w:shd w:val="clear" w:color="auto" w:fill="auto"/>
+            <w:vAlign w:val="center"/>
+          </w:tcPr>
+          <w:p>
+            <w:pPr>
+              <w:keepNext w:val="0"/>
+              <w:keepLines w:val="0"/>
+              <w:pageBreakBefore w:val="0"/>
+              <w:widowControl w:val="0"/>
+              <w:suppressLineNumbers w:val="0"/>
+              <w:kinsoku w:val="0"/>
+              <w:wordWrap/>
+              <w:overflowPunct/>
+              <w:topLinePunct w:val="0"/>
+              <w:autoSpaceDE w:val="0"/>
+              <w:autoSpaceDN w:val="0"/>
+              <w:bidi w:val="0"/>
+              <w:adjustRightInd w:val="0"/>
+              <w:snapToGrid w:val="0"/>
+              <w:jc w:val="left"/>
+              <w:textAlignment w:val="center"/>
+              <w:rPr>
+                <w:rFonts w:hint="eastAsia" w:ascii="宋体" w:hAnsi="宋体" w:eastAsia="宋体" w:cs="宋体"/>
+                <w:i w:val="0"/>
+                <w:iCs w:val="0"/>
+                <w:snapToGrid w:val="0"/>
+                <w:color w:val="000000"/>
+                <w:kern w:val="0"/>
+                <w:sz w:val="16"/>
+                <w:szCs w:val="16"/>
+                <w:u w:val="none"/>
+                <w:lang w:val="en-US" w:eastAsia="zh-CN" w:bidi="ar-SA"/>
+              </w:rPr>
+            </w:pPr>
+            <w:r>
+              <w:rPr>
+                <w:rFonts w:hint="eastAsia" w:ascii="宋体" w:hAnsi="宋体" w:eastAsia="宋体" w:cs="宋体"/>
+                <w:i w:val="0"/>
+                <w:iCs w:val="0"/>
+                <w:snapToGrid w:val="0"/>
+                <w:color w:val="000000"/>
+                <w:kern w:val="0"/>
+                <w:sz w:val="16"/>
+                <w:szCs w:val="16"/>
+                <w:u w:val="none"/>
+                <w:lang w:val="en-US" w:eastAsia="zh-CN"/>
+              </w:rPr>
+              <w:t>运维部全员</w:t>
+            </w:r>
+          </w:p>
+        </w:tc>
+        <w:tc>
+          <w:tcPr>
+            <w:tcW w:w="816" w:type="dxa"/>
+            <w:tcBorders>
+              <w:top w:val="single" w:color="000000" w:sz="4" w:space="0"/>
+              <w:left w:val="single" w:color="000000" w:sz="4" w:space="0"/>
+              <w:bottom w:val="single" w:color="000000" w:sz="4" w:space="0"/>
+              <w:right w:val="single" w:color="000000" w:sz="4" w:space="0"/>
+            </w:tcBorders>
+            <w:shd w:val="clear" w:color="auto" w:fill="auto"/>
+            <w:vAlign w:val="center"/>
+          </w:tcPr>
+          <w:p>
+            <w:pPr>
+              <w:keepNext w:val="0"/>
+              <w:keepLines w:val="0"/>
+              <w:pageBreakBefore w:val="0"/>
+              <w:widowControl w:val="0"/>
+              <w:suppressLineNumbers w:val="0"/>
+              <w:kinsoku w:val="0"/>
+              <w:wordWrap/>
+              <w:overflowPunct/>
+              <w:topLinePunct w:val="0"/>
+              <w:autoSpaceDE w:val="0"/>
+              <w:autoSpaceDN w:val="0"/>
+              <w:bidi w:val="0"/>
+              <w:adjustRightInd w:val="0"/>
+              <w:snapToGrid w:val="0"/>
+              <w:jc w:val="both"/>
+              <w:textAlignment w:val="center"/>
+              <w:rPr>
+                <w:rFonts w:hint="default" w:ascii="宋体" w:hAnsi="宋体" w:eastAsia="宋体" w:cs="宋体"/>
+                <w:i w:val="0"/>
+                <w:iCs w:val="0"/>
+                <w:snapToGrid w:val="0"/>
+                <w:color w:val="000000"/>
+                <w:kern w:val="0"/>
+                <w:sz w:val="16"/>
+                <w:szCs w:val="16"/>
+                <w:u w:val="none"/>
+                <w:lang w:val="en-US" w:eastAsia="zh-CN" w:bidi="ar-SA"/>
+              </w:rPr>
+            </w:pPr>
+            <w:r>
+              <w:rPr>
+                <w:rFonts w:hint="eastAsia" w:ascii="宋体" w:hAnsi="宋体" w:eastAsia="宋体" w:cs="宋体"/>
+                <w:i w:val="0"/>
+                <w:iCs w:val="0"/>
+                <w:snapToGrid w:val="0"/>
+                <w:color w:val="000000"/>
+                <w:kern w:val="0"/>
+                <w:sz w:val="16"/>
+                <w:szCs w:val="16"/>
+                <w:u w:val="none"/>
+                <w:lang w:val="en-US" w:eastAsia="zh-CN" w:bidi="ar-SA"/>
+              </w:rPr>
+              <w:t>肖龙莽</w:t>
+            </w:r>
+          </w:p>
+        </w:tc>
+        <w:tc>
+          <w:tcPr>
+            <w:tcW w:w="1169" w:type="dxa"/>
+            <w:tcBorders>
+              <w:top w:val="single" w:color="000000" w:sz="4" w:space="0"/>
+              <w:left w:val="single" w:color="000000" w:sz="4" w:space="0"/>
+              <w:bottom w:val="single" w:color="000000" w:sz="4" w:space="0"/>
+              <w:right w:val="single" w:color="000000" w:sz="4" w:space="0"/>
+            </w:tcBorders>
+            <w:shd w:val="clear" w:color="auto" w:fill="auto"/>
+            <w:vAlign w:val="center"/>
+          </w:tcPr>
+          <w:p>
+            <w:pPr>
+              <w:keepNext w:val="0"/>
+              <w:keepLines w:val="0"/>
+              <w:pageBreakBefore w:val="0"/>
+              <w:widowControl w:val="0"/>
+              <w:suppressLineNumbers w:val="0"/>
+              <w:kinsoku w:val="0"/>
+              <w:wordWrap/>
+              <w:overflowPunct/>
+              <w:topLinePunct w:val="0"/>
+              <w:autoSpaceDE w:val="0"/>
+              <w:autoSpaceDN w:val="0"/>
+              <w:bidi w:val="0"/>
+              <w:adjustRightInd w:val="0"/>
+              <w:snapToGrid w:val="0"/>
+              <w:jc w:val="both"/>
+              <w:textAlignment w:val="center"/>
+              <w:rPr>
+                <w:rFonts w:hint="eastAsia" w:ascii="宋体" w:hAnsi="宋体" w:eastAsia="宋体" w:cs="宋体"/>
+                <w:i w:val="0"/>
+                <w:iCs w:val="0"/>
+                <w:snapToGrid w:val="0"/>
+                <w:color w:val="000000"/>
+                <w:kern w:val="0"/>
+                <w:sz w:val="16"/>
+                <w:szCs w:val="16"/>
+                <w:u w:val="none"/>
+                <w:lang w:val="en-US" w:eastAsia="zh-CN" w:bidi="ar-SA"/>
+              </w:rPr>
+            </w:pPr>
+            <w:r>
+              <w:rPr>
+                <w:rFonts w:hint="eastAsia" w:ascii="宋体" w:hAnsi="宋体" w:cs="宋体"/>
+                <w:i w:val="0"/>
+                <w:iCs w:val="0"/>
+                <w:snapToGrid w:val="0"/>
+                <w:color w:val="000000"/>
+                <w:kern w:val="0"/>
+                <w:sz w:val="16"/>
+                <w:szCs w:val="16"/>
+                <w:u w:val="none"/>
+                <w:lang w:val="en-US" w:eastAsia="zh-CN"/>
+              </w:rPr>
+              <w:t>2025年</w:t>
+            </w:r>
+            <w:r>
+              <w:rPr>
+                <w:rFonts w:hint="eastAsia" w:ascii="宋体" w:hAnsi="宋体" w:eastAsia="宋体" w:cs="宋体"/>
+                <w:i w:val="0"/>
+                <w:iCs w:val="0"/>
+                <w:snapToGrid w:val="0"/>
+                <w:color w:val="000000"/>
+                <w:kern w:val="0"/>
+                <w:sz w:val="16"/>
+                <w:szCs w:val="16"/>
+                <w:u w:val="none"/>
+                <w:lang w:val="en-US" w:eastAsia="zh-CN"/>
+              </w:rPr>
+              <w:t>7月</w:t>
+            </w:r>
+          </w:p>
+        </w:tc>
+      </w:tr>
+      <w:tr>
+        <w:tblPrEx>
+          <w:tblBorders>
+            <w:top w:val="none" w:color="auto" w:sz="0" w:space="0"/>
+            <w:left w:val="none" w:color="auto" w:sz="0" w:space="0"/>
+            <w:bottom w:val="none" w:color="auto" w:sz="0" w:space="0"/>
+            <w:right w:val="none" w:color="auto" w:sz="0" w:space="0"/>
+            <w:insideH w:val="none" w:color="auto" w:sz="0" w:space="0"/>
+            <w:insideV w:val="none" w:color="auto" w:sz="0" w:space="0"/>
+          </w:tblBorders>
+          <w:shd w:val="clear" w:color="auto" w:fill="auto"/>
+          <w:tblCellMar>
+            <w:top w:w="0" w:type="dxa"/>
+            <w:left w:w="108" w:type="dxa"/>
+            <w:bottom w:w="0" w:type="dxa"/>
+            <w:right w:w="108" w:type="dxa"/>
+          </w:tblCellMar>
+        </w:tblPrEx>
+        <w:trPr>
+          <w:trHeight w:val="384" w:hRule="atLeast"/>
+          <w:jc w:val="center"/>
+        </w:trPr>
+        <w:tc>
+          <w:tcPr>
+            <w:tcW w:w="661" w:type="dxa"/>
+            <w:tcBorders>
+              <w:top w:val="single" w:color="000000" w:sz="4" w:space="0"/>
+              <w:left w:val="single" w:color="000000" w:sz="4" w:space="0"/>
+              <w:bottom w:val="single" w:color="000000" w:sz="4" w:space="0"/>
+              <w:right w:val="single" w:color="000000" w:sz="4" w:space="0"/>
+            </w:tcBorders>
+            <w:shd w:val="clear" w:color="auto" w:fill="auto"/>
+            <w:vAlign w:val="center"/>
+          </w:tcPr>
+          <w:p>
+            <w:pPr>
+              <w:keepNext w:val="0"/>
+              <w:keepLines w:val="0"/>
+              <w:pageBreakBefore w:val="0"/>
+              <w:widowControl w:val="0"/>
+              <w:numPr>
+                <w:ilvl w:val="0"/>
+                <w:numId w:val="2"/>
+              </w:numPr>
+              <w:suppressLineNumbers w:val="0"/>
+              <w:kinsoku w:val="0"/>
+              <w:wordWrap/>
+              <w:overflowPunct/>
+              <w:topLinePunct w:val="0"/>
+              <w:autoSpaceDE w:val="0"/>
+              <w:autoSpaceDN w:val="0"/>
+              <w:bidi w:val="0"/>
+              <w:adjustRightInd w:val="0"/>
+              <w:snapToGrid w:val="0"/>
+              <w:ind w:left="425" w:leftChars="0" w:hanging="425" w:firstLineChars="0"/>
+              <w:jc w:val="left"/>
+              <w:textAlignment w:val="center"/>
+              <w:rPr>
+                <w:rFonts w:hint="eastAsia" w:ascii="宋体" w:hAnsi="宋体" w:eastAsia="宋体" w:cs="宋体"/>
+                <w:i w:val="0"/>
+                <w:iCs w:val="0"/>
+                <w:snapToGrid w:val="0"/>
+                <w:color w:val="000000"/>
+                <w:kern w:val="0"/>
+                <w:sz w:val="16"/>
+                <w:szCs w:val="16"/>
+                <w:u w:val="none"/>
+                <w:lang w:val="en-US" w:eastAsia="zh-CN"/>
+              </w:rPr>
+            </w:pPr>
+          </w:p>
+        </w:tc>
+        <w:tc>
+          <w:tcPr>
+            <w:tcW w:w="2476" w:type="dxa"/>
+            <w:tcBorders>
+              <w:top w:val="single" w:color="000000" w:sz="4" w:space="0"/>
+              <w:left w:val="single" w:color="000000" w:sz="4" w:space="0"/>
+              <w:bottom w:val="single" w:color="000000" w:sz="4" w:space="0"/>
+              <w:right w:val="single" w:color="000000" w:sz="4" w:space="0"/>
+            </w:tcBorders>
+            <w:shd w:val="clear" w:color="auto" w:fill="auto"/>
+            <w:vAlign w:val="center"/>
+          </w:tcPr>
+          <w:p>
+            <w:pPr>
+              <w:keepNext w:val="0"/>
+              <w:keepLines w:val="0"/>
+              <w:pageBreakBefore w:val="0"/>
+              <w:widowControl w:val="0"/>
+              <w:suppressLineNumbers w:val="0"/>
+              <w:kinsoku w:val="0"/>
+              <w:wordWrap/>
+              <w:overflowPunct/>
+              <w:topLinePunct w:val="0"/>
+              <w:autoSpaceDE w:val="0"/>
+              <w:autoSpaceDN w:val="0"/>
+              <w:bidi w:val="0"/>
+              <w:adjustRightInd w:val="0"/>
+              <w:snapToGrid w:val="0"/>
+              <w:jc w:val="left"/>
+              <w:textAlignment w:val="center"/>
+              <w:rPr>
+                <w:rFonts w:hint="eastAsia" w:ascii="宋体" w:hAnsi="宋体" w:eastAsia="宋体" w:cs="宋体"/>
+                <w:i w:val="0"/>
+                <w:iCs w:val="0"/>
+                <w:snapToGrid w:val="0"/>
+                <w:color w:val="000000"/>
+                <w:kern w:val="0"/>
+                <w:sz w:val="16"/>
+                <w:szCs w:val="16"/>
+                <w:u w:val="none"/>
+                <w:lang w:val="en-US" w:eastAsia="en-US" w:bidi="ar-SA"/>
+              </w:rPr>
+            </w:pPr>
+            <w:r>
+              <w:rPr>
+                <w:rFonts w:hint="eastAsia" w:ascii="宋体" w:hAnsi="宋体" w:eastAsia="宋体" w:cs="宋体"/>
+                <w:i w:val="0"/>
+                <w:iCs w:val="0"/>
+                <w:snapToGrid w:val="0"/>
+                <w:color w:val="000000"/>
+                <w:kern w:val="0"/>
+                <w:sz w:val="16"/>
+                <w:szCs w:val="16"/>
+                <w:u w:val="none"/>
+                <w:lang w:val="en-US" w:eastAsia="zh-CN"/>
+              </w:rPr>
+              <w:t>云数据中心建设模式和网络安全</w:t>
+            </w:r>
+          </w:p>
+        </w:tc>
+        <w:tc>
+          <w:tcPr>
+            <w:tcW w:w="1428" w:type="dxa"/>
+            <w:tcBorders>
+              <w:top w:val="single" w:color="000000" w:sz="4" w:space="0"/>
+              <w:left w:val="single" w:color="000000" w:sz="4" w:space="0"/>
+              <w:bottom w:val="single" w:color="000000" w:sz="4" w:space="0"/>
+              <w:right w:val="single" w:color="000000" w:sz="4" w:space="0"/>
+            </w:tcBorders>
+            <w:shd w:val="clear" w:color="auto" w:fill="auto"/>
+            <w:vAlign w:val="center"/>
+          </w:tcPr>
+          <w:p>
+            <w:pPr>
+              <w:keepNext w:val="0"/>
+              <w:keepLines w:val="0"/>
+              <w:pageBreakBefore w:val="0"/>
+              <w:widowControl w:val="0"/>
+              <w:suppressLineNumbers w:val="0"/>
+              <w:kinsoku w:val="0"/>
+              <w:wordWrap/>
+              <w:overflowPunct/>
+              <w:topLinePunct w:val="0"/>
+              <w:autoSpaceDE w:val="0"/>
+              <w:autoSpaceDN w:val="0"/>
+              <w:bidi w:val="0"/>
+              <w:adjustRightInd w:val="0"/>
+              <w:snapToGrid w:val="0"/>
+              <w:jc w:val="left"/>
+              <w:textAlignment w:val="center"/>
+              <w:rPr>
+                <w:rFonts w:hint="eastAsia" w:ascii="宋体" w:hAnsi="宋体" w:eastAsia="宋体" w:cs="宋体"/>
+                <w:i w:val="0"/>
+                <w:iCs w:val="0"/>
+                <w:snapToGrid w:val="0"/>
+                <w:color w:val="000000"/>
+                <w:kern w:val="0"/>
+                <w:sz w:val="16"/>
+                <w:szCs w:val="16"/>
+                <w:u w:val="none"/>
+                <w:lang w:val="en-US" w:eastAsia="en-US" w:bidi="ar-SA"/>
+              </w:rPr>
+            </w:pPr>
+            <w:r>
+              <w:rPr>
+                <w:rFonts w:hint="eastAsia" w:ascii="宋体" w:hAnsi="宋体" w:eastAsia="宋体" w:cs="宋体"/>
+                <w:i w:val="0"/>
+                <w:iCs w:val="0"/>
+                <w:snapToGrid w:val="0"/>
+                <w:color w:val="000000"/>
+                <w:kern w:val="0"/>
+                <w:sz w:val="16"/>
+                <w:szCs w:val="16"/>
+                <w:u w:val="none"/>
+                <w:lang w:val="en-US" w:eastAsia="zh-CN"/>
+              </w:rPr>
+              <w:t>运维项目经理、安全检</w:t>
+            </w:r>
+            <w:r>
+              <w:rPr>
+                <w:rStyle w:val="31"/>
+                <w:snapToGrid w:val="0"/>
+                <w:color w:val="000000"/>
+                <w:lang w:val="en-US" w:eastAsia="zh-CN"/>
+              </w:rPr>
+              <w:t>测工程师</w:t>
+            </w:r>
+          </w:p>
+        </w:tc>
+        <w:tc>
+          <w:tcPr>
+            <w:tcW w:w="816" w:type="dxa"/>
+            <w:tcBorders>
+              <w:top w:val="single" w:color="000000" w:sz="4" w:space="0"/>
+              <w:left w:val="single" w:color="000000" w:sz="4" w:space="0"/>
+              <w:bottom w:val="single" w:color="000000" w:sz="4" w:space="0"/>
+              <w:right w:val="single" w:color="000000" w:sz="4" w:space="0"/>
+            </w:tcBorders>
+            <w:shd w:val="clear" w:color="auto" w:fill="auto"/>
+            <w:vAlign w:val="center"/>
+          </w:tcPr>
+          <w:p>
+            <w:pPr>
+              <w:keepNext w:val="0"/>
+              <w:keepLines w:val="0"/>
+              <w:pageBreakBefore w:val="0"/>
+              <w:widowControl w:val="0"/>
+              <w:suppressLineNumbers w:val="0"/>
+              <w:kinsoku w:val="0"/>
+              <w:wordWrap/>
+              <w:overflowPunct/>
+              <w:topLinePunct w:val="0"/>
+              <w:autoSpaceDE w:val="0"/>
+              <w:autoSpaceDN w:val="0"/>
+              <w:bidi w:val="0"/>
+              <w:adjustRightInd w:val="0"/>
+              <w:snapToGrid w:val="0"/>
+              <w:jc w:val="both"/>
+              <w:textAlignment w:val="center"/>
+              <w:rPr>
+                <w:rFonts w:hint="eastAsia" w:ascii="宋体" w:hAnsi="宋体" w:eastAsia="宋体" w:cs="宋体"/>
+                <w:i w:val="0"/>
+                <w:iCs w:val="0"/>
+                <w:snapToGrid w:val="0"/>
+                <w:color w:val="000000"/>
+                <w:kern w:val="0"/>
+                <w:sz w:val="16"/>
+                <w:szCs w:val="16"/>
+                <w:u w:val="none"/>
+                <w:lang w:val="en-US" w:eastAsia="en-US" w:bidi="ar-SA"/>
+              </w:rPr>
+            </w:pPr>
+            <w:r>
+              <w:rPr>
+                <w:rFonts w:hint="eastAsia" w:ascii="宋体" w:hAnsi="宋体" w:eastAsia="宋体" w:cs="宋体"/>
+                <w:i w:val="0"/>
+                <w:iCs w:val="0"/>
+                <w:snapToGrid w:val="0"/>
+                <w:color w:val="000000"/>
+                <w:kern w:val="0"/>
+                <w:sz w:val="16"/>
+                <w:szCs w:val="16"/>
+                <w:u w:val="none"/>
+                <w:lang w:val="en-US" w:eastAsia="zh-CN"/>
+              </w:rPr>
+              <w:t>肖龙莽</w:t>
+            </w:r>
+          </w:p>
+        </w:tc>
+        <w:tc>
+          <w:tcPr>
+            <w:tcW w:w="1169" w:type="dxa"/>
+            <w:tcBorders>
+              <w:top w:val="single" w:color="000000" w:sz="4" w:space="0"/>
+              <w:left w:val="single" w:color="000000" w:sz="4" w:space="0"/>
+              <w:bottom w:val="single" w:color="000000" w:sz="4" w:space="0"/>
+              <w:right w:val="single" w:color="000000" w:sz="4" w:space="0"/>
+            </w:tcBorders>
+            <w:shd w:val="clear" w:color="auto" w:fill="auto"/>
+            <w:vAlign w:val="center"/>
+          </w:tcPr>
+          <w:p>
+            <w:pPr>
+              <w:keepNext w:val="0"/>
+              <w:keepLines w:val="0"/>
+              <w:pageBreakBefore w:val="0"/>
+              <w:widowControl w:val="0"/>
+              <w:suppressLineNumbers w:val="0"/>
+              <w:kinsoku w:val="0"/>
+              <w:wordWrap/>
+              <w:overflowPunct/>
+              <w:topLinePunct w:val="0"/>
+              <w:autoSpaceDE w:val="0"/>
+              <w:autoSpaceDN w:val="0"/>
+              <w:bidi w:val="0"/>
+              <w:adjustRightInd w:val="0"/>
+              <w:snapToGrid w:val="0"/>
+              <w:jc w:val="both"/>
+              <w:textAlignment w:val="center"/>
+              <w:rPr>
+                <w:rFonts w:hint="eastAsia" w:ascii="宋体" w:hAnsi="宋体" w:eastAsia="宋体" w:cs="宋体"/>
+                <w:i w:val="0"/>
+                <w:iCs w:val="0"/>
+                <w:snapToGrid w:val="0"/>
+                <w:color w:val="000000"/>
+                <w:kern w:val="0"/>
+                <w:sz w:val="16"/>
+                <w:szCs w:val="16"/>
+                <w:u w:val="none"/>
+                <w:lang w:val="en-US" w:eastAsia="en-US" w:bidi="ar-SA"/>
+              </w:rPr>
+            </w:pPr>
+            <w:r>
+              <w:rPr>
+                <w:rFonts w:hint="eastAsia" w:ascii="宋体" w:hAnsi="宋体" w:cs="宋体"/>
+                <w:i w:val="0"/>
+                <w:iCs w:val="0"/>
+                <w:snapToGrid w:val="0"/>
+                <w:color w:val="000000"/>
+                <w:kern w:val="0"/>
+                <w:sz w:val="16"/>
+                <w:szCs w:val="16"/>
+                <w:u w:val="none"/>
+                <w:lang w:val="en-US" w:eastAsia="zh-CN"/>
+              </w:rPr>
+              <w:t>2025年</w:t>
+            </w:r>
+            <w:r>
+              <w:rPr>
+                <w:rFonts w:hint="eastAsia" w:ascii="宋体" w:hAnsi="宋体" w:eastAsia="宋体" w:cs="宋体"/>
+                <w:i w:val="0"/>
+                <w:iCs w:val="0"/>
+                <w:snapToGrid w:val="0"/>
+                <w:color w:val="000000"/>
+                <w:kern w:val="0"/>
+                <w:sz w:val="16"/>
+                <w:szCs w:val="16"/>
+                <w:u w:val="none"/>
+                <w:lang w:val="en-US" w:eastAsia="zh-CN"/>
+              </w:rPr>
+              <w:t>7月</w:t>
+            </w:r>
+          </w:p>
+        </w:tc>
+      </w:tr>
+      <w:tr>
+        <w:tblPrEx>
+          <w:tblBorders>
+            <w:top w:val="none" w:color="auto" w:sz="0" w:space="0"/>
+            <w:left w:val="none" w:color="auto" w:sz="0" w:space="0"/>
+            <w:bottom w:val="none" w:color="auto" w:sz="0" w:space="0"/>
+            <w:right w:val="none" w:color="auto" w:sz="0" w:space="0"/>
+            <w:insideH w:val="none" w:color="auto" w:sz="0" w:space="0"/>
+            <w:insideV w:val="none" w:color="auto" w:sz="0" w:space="0"/>
+          </w:tblBorders>
+          <w:shd w:val="clear" w:color="auto" w:fill="auto"/>
           <w:tblCellMar>
             <w:top w:w="0" w:type="dxa"/>
             <w:left w:w="108" w:type="dxa"/>
@@ -11637,6 +11505,7 @@
             <w:insideH w:val="none" w:color="auto" w:sz="0" w:space="0"/>
             <w:insideV w:val="none" w:color="auto" w:sz="0" w:space="0"/>
           </w:tblBorders>
+          <w:shd w:val="clear" w:color="auto" w:fill="auto"/>
           <w:tblCellMar>
             <w:top w:w="0" w:type="dxa"/>
             <w:left w:w="108" w:type="dxa"/>
@@ -11982,6 +11851,7 @@
             <w:insideH w:val="none" w:color="auto" w:sz="0" w:space="0"/>
             <w:insideV w:val="none" w:color="auto" w:sz="0" w:space="0"/>
           </w:tblBorders>
+          <w:shd w:val="clear" w:color="auto" w:fill="auto"/>
           <w:tblCellMar>
             <w:top w:w="0" w:type="dxa"/>
             <w:left w:w="108" w:type="dxa"/>
@@ -12634,6 +12504,7 @@
             <w:insideH w:val="none" w:color="auto" w:sz="0" w:space="0"/>
             <w:insideV w:val="none" w:color="auto" w:sz="0" w:space="0"/>
           </w:tblBorders>
+          <w:shd w:val="clear" w:color="auto" w:fill="auto"/>
           <w:tblCellMar>
             <w:top w:w="0" w:type="dxa"/>
             <w:left w:w="108" w:type="dxa"/>
@@ -12961,6 +12832,7 @@
             <w:insideH w:val="none" w:color="auto" w:sz="0" w:space="0"/>
             <w:insideV w:val="none" w:color="auto" w:sz="0" w:space="0"/>
           </w:tblBorders>
+          <w:shd w:val="clear" w:color="auto" w:fill="auto"/>
           <w:tblCellMar>
             <w:top w:w="0" w:type="dxa"/>
             <w:left w:w="108" w:type="dxa"/>
@@ -13288,6 +13160,7 @@
             <w:insideH w:val="none" w:color="auto" w:sz="0" w:space="0"/>
             <w:insideV w:val="none" w:color="auto" w:sz="0" w:space="0"/>
           </w:tblBorders>
+          <w:shd w:val="clear" w:color="auto" w:fill="auto"/>
           <w:tblCellMar>
             <w:top w:w="0" w:type="dxa"/>
             <w:left w:w="108" w:type="dxa"/>
@@ -13633,6 +13506,7 @@
             <w:insideH w:val="none" w:color="auto" w:sz="0" w:space="0"/>
             <w:insideV w:val="none" w:color="auto" w:sz="0" w:space="0"/>
           </w:tblBorders>
+          <w:shd w:val="clear" w:color="auto" w:fill="auto"/>
           <w:tblCellMar>
             <w:top w:w="0" w:type="dxa"/>
             <w:left w:w="108" w:type="dxa"/>
@@ -13960,6 +13834,7 @@
             <w:insideH w:val="none" w:color="auto" w:sz="0" w:space="0"/>
             <w:insideV w:val="none" w:color="auto" w:sz="0" w:space="0"/>
           </w:tblBorders>
+          <w:shd w:val="clear" w:color="auto" w:fill="auto"/>
           <w:tblCellMar>
             <w:top w:w="0" w:type="dxa"/>
             <w:left w:w="108" w:type="dxa"/>
@@ -14287,6 +14162,7 @@
             <w:insideH w:val="none" w:color="auto" w:sz="0" w:space="0"/>
             <w:insideV w:val="none" w:color="auto" w:sz="0" w:space="0"/>
           </w:tblBorders>
+          <w:shd w:val="clear" w:color="auto" w:fill="auto"/>
           <w:tblCellMar>
             <w:top w:w="0" w:type="dxa"/>
             <w:left w:w="108" w:type="dxa"/>
@@ -14951,6 +14827,7 @@
             <w:insideH w:val="none" w:color="auto" w:sz="0" w:space="0"/>
             <w:insideV w:val="none" w:color="auto" w:sz="0" w:space="0"/>
           </w:tblBorders>
+          <w:shd w:val="clear" w:color="auto" w:fill="auto"/>
           <w:tblCellMar>
             <w:top w:w="0" w:type="dxa"/>
             <w:left w:w="108" w:type="dxa"/>
@@ -15610,6 +15487,7 @@
             <w:insideH w:val="none" w:color="auto" w:sz="0" w:space="0"/>
             <w:insideV w:val="none" w:color="auto" w:sz="0" w:space="0"/>
           </w:tblBorders>
+          <w:shd w:val="clear" w:color="auto" w:fill="auto"/>
           <w:tblCellMar>
             <w:top w:w="0" w:type="dxa"/>
             <w:left w:w="108" w:type="dxa"/>
@@ -15848,333 +15726,6 @@
                 <w:lang w:val="en-US" w:eastAsia="zh-CN"/>
               </w:rPr>
               <w:t>肖龙莽</w:t>
-            </w:r>
-          </w:p>
-        </w:tc>
-        <w:tc>
-          <w:tcPr>
-            <w:tcW w:w="1169" w:type="dxa"/>
-            <w:tcBorders>
-              <w:top w:val="single" w:color="000000" w:sz="4" w:space="0"/>
-              <w:left w:val="single" w:color="000000" w:sz="4" w:space="0"/>
-              <w:bottom w:val="single" w:color="000000" w:sz="4" w:space="0"/>
-              <w:right w:val="single" w:color="000000" w:sz="4" w:space="0"/>
-            </w:tcBorders>
-            <w:shd w:val="clear" w:color="auto" w:fill="auto"/>
-            <w:vAlign w:val="center"/>
-          </w:tcPr>
-          <w:p>
-            <w:pPr>
-              <w:keepNext w:val="0"/>
-              <w:keepLines w:val="0"/>
-              <w:pageBreakBefore w:val="0"/>
-              <w:widowControl w:val="0"/>
-              <w:suppressLineNumbers w:val="0"/>
-              <w:kinsoku w:val="0"/>
-              <w:wordWrap/>
-              <w:overflowPunct/>
-              <w:topLinePunct w:val="0"/>
-              <w:autoSpaceDE w:val="0"/>
-              <w:autoSpaceDN w:val="0"/>
-              <w:bidi w:val="0"/>
-              <w:adjustRightInd w:val="0"/>
-              <w:snapToGrid w:val="0"/>
-              <w:jc w:val="both"/>
-              <w:textAlignment w:val="center"/>
-              <w:rPr>
-                <w:rFonts w:hint="default" w:ascii="宋体" w:hAnsi="宋体" w:eastAsia="宋体" w:cs="宋体"/>
-                <w:i w:val="0"/>
-                <w:iCs w:val="0"/>
-                <w:snapToGrid w:val="0"/>
-                <w:color w:val="000000"/>
-                <w:kern w:val="0"/>
-                <w:sz w:val="16"/>
-                <w:szCs w:val="16"/>
-                <w:u w:val="none"/>
-                <w:lang w:val="en-US" w:eastAsia="zh-CN"/>
-              </w:rPr>
-            </w:pPr>
-            <w:r>
-              <w:rPr>
-                <w:rFonts w:hint="eastAsia" w:ascii="宋体" w:hAnsi="宋体" w:cs="宋体"/>
-                <w:i w:val="0"/>
-                <w:iCs w:val="0"/>
-                <w:snapToGrid w:val="0"/>
-                <w:color w:val="000000"/>
-                <w:kern w:val="0"/>
-                <w:sz w:val="16"/>
-                <w:szCs w:val="16"/>
-                <w:u w:val="none"/>
-                <w:lang w:val="en-US" w:eastAsia="zh-CN"/>
-              </w:rPr>
-              <w:t>2025年</w:t>
-            </w:r>
-            <w:r>
-              <w:rPr>
-                <w:rFonts w:hint="eastAsia" w:ascii="宋体" w:hAnsi="宋体" w:eastAsia="宋体" w:cs="宋体"/>
-                <w:i w:val="0"/>
-                <w:iCs w:val="0"/>
-                <w:snapToGrid w:val="0"/>
-                <w:color w:val="000000"/>
-                <w:kern w:val="0"/>
-                <w:sz w:val="16"/>
-                <w:szCs w:val="16"/>
-                <w:u w:val="none"/>
-                <w:lang w:val="en-US" w:eastAsia="zh-CN"/>
-              </w:rPr>
-              <w:t>12月</w:t>
-            </w:r>
-          </w:p>
-        </w:tc>
-      </w:tr>
-      <w:tr>
-        <w:tblPrEx>
-          <w:tblBorders>
-            <w:top w:val="none" w:color="auto" w:sz="0" w:space="0"/>
-            <w:left w:val="none" w:color="auto" w:sz="0" w:space="0"/>
-            <w:bottom w:val="none" w:color="auto" w:sz="0" w:space="0"/>
-            <w:right w:val="none" w:color="auto" w:sz="0" w:space="0"/>
-            <w:insideH w:val="none" w:color="auto" w:sz="0" w:space="0"/>
-            <w:insideV w:val="none" w:color="auto" w:sz="0" w:space="0"/>
-          </w:tblBorders>
-          <w:tblCellMar>
-            <w:top w:w="0" w:type="dxa"/>
-            <w:left w:w="108" w:type="dxa"/>
-            <w:bottom w:w="0" w:type="dxa"/>
-            <w:right w:w="108" w:type="dxa"/>
-          </w:tblCellMar>
-        </w:tblPrEx>
-        <w:trPr>
-          <w:trHeight w:val="270" w:hRule="atLeast"/>
-          <w:jc w:val="center"/>
-        </w:trPr>
-        <w:tc>
-          <w:tcPr>
-            <w:tcW w:w="661" w:type="dxa"/>
-            <w:tcBorders>
-              <w:top w:val="single" w:color="000000" w:sz="4" w:space="0"/>
-              <w:left w:val="single" w:color="000000" w:sz="4" w:space="0"/>
-              <w:bottom w:val="single" w:color="000000" w:sz="4" w:space="0"/>
-              <w:right w:val="single" w:color="000000" w:sz="4" w:space="0"/>
-            </w:tcBorders>
-            <w:shd w:val="clear" w:color="auto" w:fill="auto"/>
-            <w:vAlign w:val="center"/>
-          </w:tcPr>
-          <w:p>
-            <w:pPr>
-              <w:keepNext w:val="0"/>
-              <w:keepLines w:val="0"/>
-              <w:pageBreakBefore w:val="0"/>
-              <w:widowControl w:val="0"/>
-              <w:numPr>
-                <w:ilvl w:val="0"/>
-                <w:numId w:val="2"/>
-              </w:numPr>
-              <w:suppressLineNumbers w:val="0"/>
-              <w:kinsoku w:val="0"/>
-              <w:wordWrap/>
-              <w:overflowPunct/>
-              <w:topLinePunct w:val="0"/>
-              <w:autoSpaceDE w:val="0"/>
-              <w:autoSpaceDN w:val="0"/>
-              <w:bidi w:val="0"/>
-              <w:adjustRightInd w:val="0"/>
-              <w:snapToGrid w:val="0"/>
-              <w:ind w:left="425" w:leftChars="0" w:hanging="425" w:firstLineChars="0"/>
-              <w:jc w:val="left"/>
-              <w:textAlignment w:val="center"/>
-              <w:rPr>
-                <w:rFonts w:hint="eastAsia" w:ascii="宋体" w:hAnsi="宋体" w:eastAsia="宋体" w:cs="宋体"/>
-                <w:i w:val="0"/>
-                <w:iCs w:val="0"/>
-                <w:snapToGrid w:val="0"/>
-                <w:color w:val="000000"/>
-                <w:kern w:val="0"/>
-                <w:sz w:val="16"/>
-                <w:szCs w:val="16"/>
-                <w:u w:val="none"/>
-                <w:lang w:val="en-US" w:eastAsia="zh-CN"/>
-              </w:rPr>
-            </w:pPr>
-          </w:p>
-        </w:tc>
-        <w:tc>
-          <w:tcPr>
-            <w:tcW w:w="2476" w:type="dxa"/>
-            <w:tcBorders>
-              <w:top w:val="single" w:color="000000" w:sz="4" w:space="0"/>
-              <w:left w:val="single" w:color="000000" w:sz="4" w:space="0"/>
-              <w:bottom w:val="single" w:color="000000" w:sz="4" w:space="0"/>
-              <w:right w:val="single" w:color="000000" w:sz="4" w:space="0"/>
-            </w:tcBorders>
-            <w:shd w:val="clear" w:color="auto" w:fill="auto"/>
-            <w:vAlign w:val="center"/>
-          </w:tcPr>
-          <w:p>
-            <w:pPr>
-              <w:keepNext w:val="0"/>
-              <w:keepLines w:val="0"/>
-              <w:pageBreakBefore w:val="0"/>
-              <w:widowControl w:val="0"/>
-              <w:suppressLineNumbers w:val="0"/>
-              <w:kinsoku w:val="0"/>
-              <w:wordWrap/>
-              <w:overflowPunct/>
-              <w:topLinePunct w:val="0"/>
-              <w:autoSpaceDE w:val="0"/>
-              <w:autoSpaceDN w:val="0"/>
-              <w:bidi w:val="0"/>
-              <w:adjustRightInd w:val="0"/>
-              <w:snapToGrid w:val="0"/>
-              <w:jc w:val="left"/>
-              <w:textAlignment w:val="center"/>
-              <w:rPr>
-                <w:rFonts w:hint="eastAsia" w:ascii="宋体" w:hAnsi="宋体" w:eastAsia="宋体" w:cs="宋体"/>
-                <w:i w:val="0"/>
-                <w:iCs w:val="0"/>
-                <w:snapToGrid w:val="0"/>
-                <w:color w:val="000000"/>
-                <w:kern w:val="0"/>
-                <w:sz w:val="16"/>
-                <w:szCs w:val="16"/>
-                <w:u w:val="none"/>
-                <w:lang w:val="en-US" w:eastAsia="zh-CN" w:bidi="ar-SA"/>
-              </w:rPr>
-            </w:pPr>
-            <w:r>
-              <w:rPr>
-                <w:rFonts w:hint="eastAsia" w:ascii="宋体" w:hAnsi="宋体" w:eastAsia="宋体" w:cs="宋体"/>
-                <w:i w:val="0"/>
-                <w:iCs w:val="0"/>
-                <w:snapToGrid w:val="0"/>
-                <w:color w:val="000000"/>
-                <w:kern w:val="0"/>
-                <w:sz w:val="16"/>
-                <w:szCs w:val="16"/>
-                <w:u w:val="none"/>
-                <w:lang w:val="en-US" w:eastAsia="zh-CN"/>
-              </w:rPr>
-              <w:t>高级开发培训</w:t>
-            </w:r>
-          </w:p>
-        </w:tc>
-        <w:tc>
-          <w:tcPr>
-            <w:tcW w:w="1428" w:type="dxa"/>
-            <w:tcBorders>
-              <w:top w:val="single" w:color="000000" w:sz="4" w:space="0"/>
-              <w:left w:val="single" w:color="000000" w:sz="4" w:space="0"/>
-              <w:bottom w:val="single" w:color="000000" w:sz="4" w:space="0"/>
-              <w:right w:val="single" w:color="000000" w:sz="4" w:space="0"/>
-            </w:tcBorders>
-            <w:shd w:val="clear" w:color="auto" w:fill="auto"/>
-            <w:vAlign w:val="center"/>
-          </w:tcPr>
-          <w:p>
-            <w:pPr>
-              <w:keepNext w:val="0"/>
-              <w:keepLines w:val="0"/>
-              <w:pageBreakBefore w:val="0"/>
-              <w:widowControl w:val="0"/>
-              <w:suppressLineNumbers w:val="0"/>
-              <w:kinsoku w:val="0"/>
-              <w:wordWrap/>
-              <w:overflowPunct/>
-              <w:topLinePunct w:val="0"/>
-              <w:autoSpaceDE w:val="0"/>
-              <w:autoSpaceDN w:val="0"/>
-              <w:bidi w:val="0"/>
-              <w:adjustRightInd w:val="0"/>
-              <w:snapToGrid w:val="0"/>
-              <w:jc w:val="left"/>
-              <w:textAlignment w:val="center"/>
-              <w:rPr>
-                <w:rFonts w:hint="eastAsia" w:ascii="宋体" w:hAnsi="宋体" w:eastAsia="宋体" w:cs="宋体"/>
-                <w:i w:val="0"/>
-                <w:iCs w:val="0"/>
-                <w:snapToGrid w:val="0"/>
-                <w:color w:val="000000"/>
-                <w:kern w:val="0"/>
-                <w:sz w:val="16"/>
-                <w:szCs w:val="16"/>
-                <w:u w:val="none"/>
-                <w:lang w:val="en-US" w:eastAsia="zh-CN" w:bidi="ar-SA"/>
-              </w:rPr>
-            </w:pPr>
-            <w:r>
-              <w:rPr>
-                <w:rFonts w:hint="eastAsia" w:ascii="宋体" w:hAnsi="宋体" w:eastAsia="宋体" w:cs="宋体"/>
-                <w:i w:val="0"/>
-                <w:iCs w:val="0"/>
-                <w:snapToGrid w:val="0"/>
-                <w:color w:val="000000"/>
-                <w:kern w:val="0"/>
-                <w:sz w:val="16"/>
-                <w:szCs w:val="16"/>
-                <w:u w:val="none"/>
-                <w:lang w:val="en-US" w:eastAsia="zh-CN"/>
-              </w:rPr>
-              <w:t>研发部全员</w:t>
-            </w:r>
-          </w:p>
-        </w:tc>
-        <w:tc>
-          <w:tcPr>
-            <w:tcW w:w="816" w:type="dxa"/>
-            <w:tcBorders>
-              <w:top w:val="single" w:color="000000" w:sz="4" w:space="0"/>
-              <w:left w:val="single" w:color="000000" w:sz="4" w:space="0"/>
-              <w:bottom w:val="single" w:color="000000" w:sz="4" w:space="0"/>
-              <w:right w:val="single" w:color="000000" w:sz="4" w:space="0"/>
-            </w:tcBorders>
-            <w:shd w:val="clear" w:color="auto" w:fill="auto"/>
-            <w:vAlign w:val="center"/>
-          </w:tcPr>
-          <w:p>
-            <w:pPr>
-              <w:keepNext w:val="0"/>
-              <w:keepLines w:val="0"/>
-              <w:pageBreakBefore w:val="0"/>
-              <w:widowControl w:val="0"/>
-              <w:suppressLineNumbers w:val="0"/>
-              <w:kinsoku w:val="0"/>
-              <w:wordWrap/>
-              <w:overflowPunct/>
-              <w:topLinePunct w:val="0"/>
-              <w:autoSpaceDE w:val="0"/>
-              <w:autoSpaceDN w:val="0"/>
-              <w:bidi w:val="0"/>
-              <w:adjustRightInd w:val="0"/>
-              <w:snapToGrid w:val="0"/>
-              <w:jc w:val="both"/>
-              <w:textAlignment w:val="center"/>
-              <w:rPr>
-                <w:rFonts w:hint="eastAsia" w:ascii="宋体" w:hAnsi="宋体" w:eastAsia="宋体" w:cs="宋体"/>
-                <w:i w:val="0"/>
-                <w:iCs w:val="0"/>
-                <w:snapToGrid w:val="0"/>
-                <w:color w:val="000000"/>
-                <w:kern w:val="0"/>
-                <w:sz w:val="16"/>
-                <w:szCs w:val="16"/>
-                <w:u w:val="none"/>
-                <w:lang w:val="en-US" w:eastAsia="zh-CN" w:bidi="ar-SA"/>
-              </w:rPr>
-            </w:pPr>
-            <w:r>
-              <w:rPr>
-                <w:rFonts w:hint="eastAsia" w:ascii="宋体" w:hAnsi="宋体" w:eastAsia="宋体" w:cs="宋体"/>
-                <w:i w:val="0"/>
-                <w:iCs w:val="0"/>
-                <w:snapToGrid w:val="0"/>
-                <w:color w:val="000000"/>
-                <w:kern w:val="0"/>
-                <w:sz w:val="16"/>
-                <w:szCs w:val="16"/>
-                <w:u w:val="none"/>
-                <w:lang w:val="en-US" w:eastAsia="zh-CN"/>
-              </w:rPr>
-              <w:t>秦立祥</w:t>
             </w:r>
           </w:p>
         </w:tc>
@@ -16321,7 +15872,7 @@
                 <w:sz w:val="16"/>
                 <w:szCs w:val="16"/>
                 <w:u w:val="none"/>
-                <w:lang w:val="en-US" w:eastAsia="zh-CN" w:bidi="ar-SA"/>
+                <w:lang w:val="en-US" w:eastAsia="zh-CN"/>
               </w:rPr>
             </w:pPr>
           </w:p>
@@ -16382,16 +15933,7 @@
                 <w:u w:val="none"/>
                 <w:lang w:val="en-US" w:eastAsia="zh-CN"/>
               </w:rPr>
-              <w:t>ITSS</w:t>
-            </w:r>
-            <w:r>
-              <w:rPr>
-                <w:rStyle w:val="31"/>
-                <w:snapToGrid w:val="0"/>
-                <w:color w:val="000000"/>
-                <w:lang w:val="en-US" w:eastAsia="zh-CN"/>
-              </w:rPr>
-              <w:t>标准培训</w:t>
+              <w:t>高级开发培训</w:t>
             </w:r>
           </w:p>
         </w:tc>
@@ -16451,7 +15993,7 @@
                 <w:u w:val="none"/>
                 <w:lang w:val="en-US" w:eastAsia="zh-CN"/>
               </w:rPr>
-              <w:t>运服务相关人员</w:t>
+              <w:t>研发部全员</w:t>
             </w:r>
           </w:p>
         </w:tc>
@@ -16511,7 +16053,7 @@
                 <w:u w:val="none"/>
                 <w:lang w:val="en-US" w:eastAsia="zh-CN"/>
               </w:rPr>
-              <w:t>外聘</w:t>
+              <w:t>秦立祥</w:t>
             </w:r>
           </w:p>
         </w:tc>
@@ -16546,16 +16088,16 @@
               <w:jc w:val="both"/>
               <w:textAlignment w:val="center"/>
               <w:rPr>
-                <w:rFonts w:hint="eastAsia" w:ascii="宋体" w:hAnsi="宋体" w:eastAsia="宋体" w:cs="宋体"/>
-                <w:i w:val="0"/>
-                <w:iCs w:val="0"/>
-                <w:snapToGrid w:val="0"/>
-                <w:color w:val="000000"/>
-                <w:kern w:val="0"/>
-                <w:sz w:val="16"/>
-                <w:szCs w:val="16"/>
-                <w:u w:val="none"/>
-                <w:lang w:val="en-US" w:eastAsia="zh-CN" w:bidi="ar-SA"/>
+                <w:rFonts w:hint="default" w:ascii="宋体" w:hAnsi="宋体" w:eastAsia="宋体" w:cs="宋体"/>
+                <w:i w:val="0"/>
+                <w:iCs w:val="0"/>
+                <w:snapToGrid w:val="0"/>
+                <w:color w:val="000000"/>
+                <w:kern w:val="0"/>
+                <w:sz w:val="16"/>
+                <w:szCs w:val="16"/>
+                <w:u w:val="none"/>
+                <w:lang w:val="en-US" w:eastAsia="zh-CN"/>
               </w:rPr>
             </w:pPr>
             <w:r>
@@ -16571,349 +16113,22 @@
                 <w:u w:val="none"/>
                 <w:lang w:val="en-US" w:eastAsia="zh-CN"/>
               </w:rPr>
-              <w:t>2026年</w:t>
-            </w:r>
-            <w:r>
-              <w:rPr>
-                <w:rFonts w:hint="eastAsia" w:ascii="宋体" w:hAnsi="宋体" w:eastAsia="宋体" w:cs="宋体"/>
-                <w:i w:val="0"/>
-                <w:iCs w:val="0"/>
-                <w:snapToGrid w:val="0"/>
-                <w:color w:val="000000"/>
-                <w:kern w:val="0"/>
-                <w:sz w:val="16"/>
-                <w:szCs w:val="16"/>
-                <w:u w:val="none"/>
-                <w:lang w:val="en-US" w:eastAsia="zh-CN"/>
-              </w:rPr>
-              <w:t>1月</w:t>
-            </w:r>
-          </w:p>
-        </w:tc>
-      </w:tr>
-      <w:tr>
-        <w:tblPrEx>
-          <w:tblBorders>
-            <w:top w:val="none" w:color="auto" w:sz="0" w:space="0"/>
-            <w:left w:val="none" w:color="auto" w:sz="0" w:space="0"/>
-            <w:bottom w:val="none" w:color="auto" w:sz="0" w:space="0"/>
-            <w:right w:val="none" w:color="auto" w:sz="0" w:space="0"/>
-            <w:insideH w:val="none" w:color="auto" w:sz="0" w:space="0"/>
-            <w:insideV w:val="none" w:color="auto" w:sz="0" w:space="0"/>
-          </w:tblBorders>
-          <w:tblCellMar>
-            <w:top w:w="0" w:type="dxa"/>
-            <w:left w:w="108" w:type="dxa"/>
-            <w:bottom w:w="0" w:type="dxa"/>
-            <w:right w:w="108" w:type="dxa"/>
-          </w:tblCellMar>
-        </w:tblPrEx>
-        <w:trPr>
-          <w:trHeight w:val="270" w:hRule="atLeast"/>
-          <w:jc w:val="center"/>
-        </w:trPr>
-        <w:tc>
-          <w:tcPr>
-            <w:tcW w:w="661" w:type="dxa"/>
-            <w:tcBorders>
-              <w:top w:val="single" w:color="000000" w:sz="4" w:space="0"/>
-              <w:left w:val="single" w:color="000000" w:sz="4" w:space="0"/>
-              <w:bottom w:val="single" w:color="000000" w:sz="4" w:space="0"/>
-              <w:right w:val="single" w:color="000000" w:sz="4" w:space="0"/>
-            </w:tcBorders>
-            <w:shd w:val="clear" w:color="auto" w:fill="auto"/>
-            <w:vAlign w:val="center"/>
-          </w:tcPr>
-          <w:p>
-            <w:pPr>
-              <w:keepNext w:val="0"/>
-              <w:keepLines w:val="0"/>
-              <w:pageBreakBefore w:val="0"/>
-              <w:widowControl w:val="0"/>
-              <w:numPr>
-                <w:ilvl w:val="0"/>
-                <w:numId w:val="2"/>
-              </w:numPr>
-              <w:suppressLineNumbers w:val="0"/>
-              <w:kinsoku w:val="0"/>
-              <w:wordWrap/>
-              <w:overflowPunct/>
-              <w:topLinePunct w:val="0"/>
-              <w:autoSpaceDE w:val="0"/>
-              <w:autoSpaceDN w:val="0"/>
-              <w:bidi w:val="0"/>
-              <w:adjustRightInd w:val="0"/>
-              <w:snapToGrid w:val="0"/>
-              <w:ind w:left="425" w:leftChars="0" w:hanging="425" w:firstLineChars="0"/>
-              <w:jc w:val="left"/>
-              <w:textAlignment w:val="center"/>
-              <w:rPr>
-                <w:rFonts w:hint="eastAsia" w:ascii="宋体" w:hAnsi="宋体" w:eastAsia="宋体" w:cs="宋体"/>
-                <w:i w:val="0"/>
-                <w:iCs w:val="0"/>
-                <w:snapToGrid w:val="0"/>
-                <w:color w:val="000000"/>
-                <w:kern w:val="0"/>
-                <w:sz w:val="16"/>
-                <w:szCs w:val="16"/>
-                <w:u w:val="none"/>
-                <w:lang w:val="en-US" w:eastAsia="zh-CN" w:bidi="ar-SA"/>
-              </w:rPr>
-            </w:pPr>
-          </w:p>
-        </w:tc>
-        <w:tc>
-          <w:tcPr>
-            <w:tcW w:w="2476" w:type="dxa"/>
-            <w:tcBorders>
-              <w:top w:val="single" w:color="000000" w:sz="4" w:space="0"/>
-              <w:left w:val="single" w:color="000000" w:sz="4" w:space="0"/>
-              <w:bottom w:val="single" w:color="000000" w:sz="4" w:space="0"/>
-              <w:right w:val="single" w:color="000000" w:sz="4" w:space="0"/>
-            </w:tcBorders>
-            <w:shd w:val="clear" w:color="auto" w:fill="auto"/>
-            <w:vAlign w:val="center"/>
-          </w:tcPr>
-          <w:p>
-            <w:pPr>
-              <w:keepNext w:val="0"/>
-              <w:keepLines w:val="0"/>
-              <w:pageBreakBefore w:val="0"/>
-              <w:widowControl w:val="0"/>
-              <w:suppressLineNumbers w:val="0"/>
-              <w:kinsoku w:val="0"/>
-              <w:wordWrap/>
-              <w:overflowPunct/>
-              <w:topLinePunct w:val="0"/>
-              <w:autoSpaceDE w:val="0"/>
-              <w:autoSpaceDN w:val="0"/>
-              <w:bidi w:val="0"/>
-              <w:adjustRightInd w:val="0"/>
-              <w:snapToGrid w:val="0"/>
-              <w:jc w:val="left"/>
-              <w:textAlignment w:val="center"/>
-              <w:rPr>
-                <w:rFonts w:hint="eastAsia" w:ascii="宋体" w:hAnsi="宋体" w:eastAsia="宋体" w:cs="宋体"/>
-                <w:i w:val="0"/>
-                <w:iCs w:val="0"/>
-                <w:snapToGrid w:val="0"/>
-                <w:color w:val="000000"/>
-                <w:kern w:val="0"/>
-                <w:sz w:val="16"/>
-                <w:szCs w:val="16"/>
-                <w:u w:val="none"/>
-                <w:lang w:val="en-US" w:eastAsia="zh-CN" w:bidi="ar-SA"/>
-              </w:rPr>
-            </w:pPr>
-            <w:r>
-              <w:rPr>
-                <w:rFonts w:hint="eastAsia" w:ascii="宋体" w:hAnsi="宋体" w:eastAsia="宋体" w:cs="宋体"/>
-                <w:i w:val="0"/>
-                <w:iCs w:val="0"/>
-                <w:snapToGrid w:val="0"/>
-                <w:color w:val="000000"/>
-                <w:kern w:val="0"/>
-                <w:sz w:val="16"/>
-                <w:szCs w:val="16"/>
-                <w:u w:val="none"/>
-                <w:lang w:val="en-US" w:eastAsia="zh-CN"/>
-              </w:rPr>
-              <w:t>运维服务工具使用</w:t>
-            </w:r>
-          </w:p>
-        </w:tc>
-        <w:tc>
-          <w:tcPr>
-            <w:tcW w:w="1428" w:type="dxa"/>
-            <w:tcBorders>
-              <w:top w:val="single" w:color="000000" w:sz="4" w:space="0"/>
-              <w:left w:val="single" w:color="000000" w:sz="4" w:space="0"/>
-              <w:bottom w:val="single" w:color="000000" w:sz="4" w:space="0"/>
-              <w:right w:val="single" w:color="000000" w:sz="4" w:space="0"/>
-            </w:tcBorders>
-            <w:shd w:val="clear" w:color="auto" w:fill="auto"/>
-            <w:vAlign w:val="center"/>
-          </w:tcPr>
-          <w:p>
-            <w:pPr>
-              <w:keepNext w:val="0"/>
-              <w:keepLines w:val="0"/>
-              <w:pageBreakBefore w:val="0"/>
-              <w:widowControl w:val="0"/>
-              <w:suppressLineNumbers w:val="0"/>
-              <w:kinsoku w:val="0"/>
-              <w:wordWrap/>
-              <w:overflowPunct/>
-              <w:topLinePunct w:val="0"/>
-              <w:autoSpaceDE w:val="0"/>
-              <w:autoSpaceDN w:val="0"/>
-              <w:bidi w:val="0"/>
-              <w:adjustRightInd w:val="0"/>
-              <w:snapToGrid w:val="0"/>
-              <w:jc w:val="left"/>
-              <w:textAlignment w:val="center"/>
-              <w:rPr>
-                <w:rFonts w:hint="eastAsia" w:ascii="宋体" w:hAnsi="宋体" w:eastAsia="宋体" w:cs="宋体"/>
-                <w:i w:val="0"/>
-                <w:iCs w:val="0"/>
-                <w:snapToGrid w:val="0"/>
-                <w:color w:val="000000"/>
-                <w:kern w:val="0"/>
-                <w:sz w:val="16"/>
-                <w:szCs w:val="16"/>
-                <w:u w:val="none"/>
-                <w:lang w:val="en-US" w:eastAsia="zh-CN" w:bidi="ar-SA"/>
-              </w:rPr>
-            </w:pPr>
-            <w:r>
-              <w:rPr>
-                <w:rFonts w:hint="eastAsia" w:ascii="宋体" w:hAnsi="宋体" w:eastAsia="宋体" w:cs="宋体"/>
-                <w:i w:val="0"/>
-                <w:iCs w:val="0"/>
-                <w:snapToGrid w:val="0"/>
-                <w:color w:val="000000"/>
-                <w:kern w:val="0"/>
-                <w:sz w:val="16"/>
-                <w:szCs w:val="16"/>
-                <w:u w:val="none"/>
-                <w:lang w:val="en-US" w:eastAsia="zh-CN"/>
-              </w:rPr>
-              <w:t>运维部全员</w:t>
-            </w:r>
-          </w:p>
-        </w:tc>
-        <w:tc>
-          <w:tcPr>
-            <w:tcW w:w="816" w:type="dxa"/>
-            <w:tcBorders>
-              <w:top w:val="single" w:color="000000" w:sz="4" w:space="0"/>
-              <w:left w:val="single" w:color="000000" w:sz="4" w:space="0"/>
-              <w:bottom w:val="single" w:color="000000" w:sz="4" w:space="0"/>
-              <w:right w:val="single" w:color="000000" w:sz="4" w:space="0"/>
-            </w:tcBorders>
-            <w:shd w:val="clear" w:color="auto" w:fill="auto"/>
-            <w:vAlign w:val="center"/>
-          </w:tcPr>
-          <w:p>
-            <w:pPr>
-              <w:keepNext w:val="0"/>
-              <w:keepLines w:val="0"/>
-              <w:pageBreakBefore w:val="0"/>
-              <w:widowControl w:val="0"/>
-              <w:suppressLineNumbers w:val="0"/>
-              <w:kinsoku w:val="0"/>
-              <w:wordWrap/>
-              <w:overflowPunct/>
-              <w:topLinePunct w:val="0"/>
-              <w:autoSpaceDE w:val="0"/>
-              <w:autoSpaceDN w:val="0"/>
-              <w:bidi w:val="0"/>
-              <w:adjustRightInd w:val="0"/>
-              <w:snapToGrid w:val="0"/>
-              <w:jc w:val="both"/>
-              <w:textAlignment w:val="center"/>
-              <w:rPr>
-                <w:rFonts w:hint="eastAsia" w:ascii="宋体" w:hAnsi="宋体" w:eastAsia="宋体" w:cs="宋体"/>
-                <w:i w:val="0"/>
-                <w:iCs w:val="0"/>
-                <w:snapToGrid w:val="0"/>
-                <w:color w:val="000000"/>
-                <w:kern w:val="0"/>
-                <w:sz w:val="16"/>
-                <w:szCs w:val="16"/>
-                <w:u w:val="none"/>
-                <w:lang w:val="en-US" w:eastAsia="zh-CN" w:bidi="ar-SA"/>
-              </w:rPr>
-            </w:pPr>
-            <w:r>
-              <w:rPr>
-                <w:rFonts w:hint="eastAsia" w:ascii="宋体" w:hAnsi="宋体" w:eastAsia="宋体" w:cs="宋体"/>
-                <w:i w:val="0"/>
-                <w:iCs w:val="0"/>
-                <w:snapToGrid w:val="0"/>
-                <w:color w:val="000000"/>
-                <w:kern w:val="0"/>
-                <w:sz w:val="16"/>
-                <w:szCs w:val="16"/>
-                <w:u w:val="none"/>
-                <w:lang w:val="en-US" w:eastAsia="zh-CN"/>
-              </w:rPr>
-              <w:t>肖龙莽</w:t>
-            </w:r>
-          </w:p>
-        </w:tc>
-        <w:tc>
-          <w:tcPr>
-            <w:tcW w:w="1169" w:type="dxa"/>
-            <w:tcBorders>
-              <w:top w:val="single" w:color="000000" w:sz="4" w:space="0"/>
-              <w:left w:val="single" w:color="000000" w:sz="4" w:space="0"/>
-              <w:bottom w:val="single" w:color="000000" w:sz="4" w:space="0"/>
-              <w:right w:val="single" w:color="000000" w:sz="4" w:space="0"/>
-            </w:tcBorders>
-            <w:shd w:val="clear" w:color="auto" w:fill="auto"/>
-            <w:vAlign w:val="center"/>
-          </w:tcPr>
-          <w:p>
-            <w:pPr>
-              <w:keepNext w:val="0"/>
-              <w:keepLines w:val="0"/>
-              <w:pageBreakBefore w:val="0"/>
-              <w:widowControl w:val="0"/>
-              <w:suppressLineNumbers w:val="0"/>
-              <w:kinsoku w:val="0"/>
-              <w:wordWrap/>
-              <w:overflowPunct/>
-              <w:topLinePunct w:val="0"/>
-              <w:autoSpaceDE w:val="0"/>
-              <w:autoSpaceDN w:val="0"/>
-              <w:bidi w:val="0"/>
-              <w:adjustRightInd w:val="0"/>
-              <w:snapToGrid w:val="0"/>
-              <w:jc w:val="both"/>
-              <w:textAlignment w:val="center"/>
-              <w:rPr>
-                <w:rFonts w:hint="eastAsia" w:ascii="宋体" w:hAnsi="宋体" w:eastAsia="宋体" w:cs="宋体"/>
-                <w:i w:val="0"/>
-                <w:iCs w:val="0"/>
-                <w:snapToGrid w:val="0"/>
-                <w:color w:val="000000"/>
-                <w:kern w:val="0"/>
-                <w:sz w:val="16"/>
-                <w:szCs w:val="16"/>
-                <w:u w:val="none"/>
-                <w:lang w:val="en-US" w:eastAsia="zh-CN" w:bidi="ar-SA"/>
-              </w:rPr>
-            </w:pPr>
-            <w:r>
-              <w:rPr>
-                <w:rFonts w:hint="eastAsia" w:ascii="宋体" w:hAnsi="宋体" w:cs="宋体"/>
-                <w:i w:val="0"/>
-                <w:iCs w:val="0"/>
-                <w:snapToGrid w:val="0"/>
-                <w:color w:val="000000"/>
-                <w:kern w:val="0"/>
-                <w:sz w:val="16"/>
-                <w:szCs w:val="16"/>
-                <w:u w:val="none"/>
-                <w:lang w:val="en-US" w:eastAsia="zh-CN"/>
-              </w:rPr>
-              <w:t>2026年</w:t>
-            </w:r>
-            <w:r>
-              <w:rPr>
-                <w:rFonts w:hint="eastAsia" w:ascii="宋体" w:hAnsi="宋体" w:eastAsia="宋体" w:cs="宋体"/>
-                <w:i w:val="0"/>
-                <w:iCs w:val="0"/>
-                <w:snapToGrid w:val="0"/>
-                <w:color w:val="000000"/>
-                <w:kern w:val="0"/>
-                <w:sz w:val="16"/>
-                <w:szCs w:val="16"/>
-                <w:u w:val="none"/>
-                <w:lang w:val="en-US" w:eastAsia="zh-CN"/>
-              </w:rPr>
-              <w:t>1月</w:t>
+              <w:t>2025年</w:t>
+            </w:r>
+            <w:r>
+              <w:rPr>
+                <w:rFonts w:hint="eastAsia" w:ascii="宋体" w:hAnsi="宋体" w:eastAsia="宋体" w:cs="宋体"/>
+                <w:i w:val="0"/>
+                <w:iCs w:val="0"/>
+                <w:snapToGrid w:val="0"/>
+                <w:color w:val="000000"/>
+                <w:kern w:val="0"/>
+                <w:sz w:val="16"/>
+                <w:szCs w:val="16"/>
+                <w:u w:val="none"/>
+                <w:lang w:val="en-US" w:eastAsia="zh-CN"/>
+              </w:rPr>
+              <w:t>12月</w:t>
             </w:r>
           </w:p>
         </w:tc>
@@ -17046,7 +16261,16 @@
                 <w:u w:val="none"/>
                 <w:lang w:val="en-US" w:eastAsia="zh-CN"/>
               </w:rPr>
-              <w:t>入职培训（包括制度与企业文化</w:t>
+              <w:t>ITSS</w:t>
+            </w:r>
+            <w:r>
+              <w:rPr>
+                <w:rStyle w:val="31"/>
+                <w:snapToGrid w:val="0"/>
+                <w:color w:val="000000"/>
+                <w:lang w:val="en-US" w:eastAsia="zh-CN"/>
+              </w:rPr>
+              <w:t>标准培训</w:t>
             </w:r>
           </w:p>
         </w:tc>
@@ -17106,7 +16330,7 @@
                 <w:u w:val="none"/>
                 <w:lang w:val="en-US" w:eastAsia="zh-CN"/>
               </w:rPr>
-              <w:t>公司全员</w:t>
+              <w:t>运服务相关人员</w:t>
             </w:r>
           </w:p>
         </w:tc>
@@ -17166,7 +16390,7 @@
                 <w:u w:val="none"/>
                 <w:lang w:val="en-US" w:eastAsia="zh-CN"/>
               </w:rPr>
-              <w:t>各模块负责人</w:t>
+              <w:t>外聘</w:t>
             </w:r>
           </w:p>
         </w:tc>
@@ -17241,7 +16465,7 @@
                 <w:u w:val="none"/>
                 <w:lang w:val="en-US" w:eastAsia="zh-CN"/>
               </w:rPr>
-              <w:t>3月</w:t>
+              <w:t>1月</w:t>
             </w:r>
           </w:p>
         </w:tc>
@@ -17374,7 +16598,7 @@
                 <w:u w:val="none"/>
                 <w:lang w:val="en-US" w:eastAsia="zh-CN"/>
               </w:rPr>
-              <w:t>公司产品培训</w:t>
+              <w:t>运维服务工具使用</w:t>
             </w:r>
           </w:p>
         </w:tc>
@@ -17434,7 +16658,7 @@
                 <w:u w:val="none"/>
                 <w:lang w:val="en-US" w:eastAsia="zh-CN"/>
               </w:rPr>
-              <w:t>公司全员</w:t>
+              <w:t>运维部全员</w:t>
             </w:r>
           </w:p>
         </w:tc>
@@ -17569,7 +16793,7 @@
                 <w:u w:val="none"/>
                 <w:lang w:val="en-US" w:eastAsia="zh-CN"/>
               </w:rPr>
-              <w:t>3月</w:t>
+              <w:t>1月</w:t>
             </w:r>
           </w:p>
         </w:tc>
@@ -17665,9 +16889,6 @@
               <w:pageBreakBefore w:val="0"/>
               <w:widowControl w:val="0"/>
               <w:suppressLineNumbers w:val="0"/>
-              <w:tabs>
-                <w:tab w:val="center" w:pos="1320"/>
-              </w:tabs>
               <w:kinsoku w:val="0"/>
               <w:wordWrap/>
               <w:overflowPunct/>
@@ -17680,32 +16901,32 @@
               <w:jc w:val="left"/>
               <w:textAlignment w:val="center"/>
               <w:rPr>
-                <w:rFonts w:hint="eastAsia" w:ascii="宋体" w:hAnsi="宋体" w:eastAsia="宋体" w:cs="宋体"/>
-                <w:i w:val="0"/>
-                <w:iCs w:val="0"/>
-                <w:snapToGrid w:val="0"/>
-                <w:color w:val="000000"/>
-                <w:kern w:val="0"/>
-                <w:sz w:val="16"/>
-                <w:szCs w:val="16"/>
-                <w:u w:val="none"/>
-                <w:lang w:val="en-US" w:eastAsia="zh-CN" w:bidi="ar-SA"/>
-              </w:rPr>
-            </w:pPr>
-            <w:r>
-              <w:rPr>
-                <w:rFonts w:hint="eastAsia" w:ascii="宋体" w:hAnsi="宋体" w:eastAsia="宋体" w:cs="宋体"/>
-                <w:i w:val="0"/>
-                <w:iCs w:val="0"/>
-                <w:snapToGrid w:val="0"/>
-                <w:color w:val="000000"/>
-                <w:kern w:val="0"/>
-                <w:sz w:val="16"/>
-                <w:szCs w:val="16"/>
-                <w:u w:val="none"/>
-                <w:lang w:val="en-US" w:eastAsia="zh-CN"/>
-              </w:rPr>
-              <w:t>产品测试用例编写</w:t>
+                <w:rFonts w:hint="default" w:ascii="宋体" w:hAnsi="宋体" w:eastAsia="宋体" w:cs="宋体"/>
+                <w:i w:val="0"/>
+                <w:iCs w:val="0"/>
+                <w:snapToGrid w:val="0"/>
+                <w:color w:val="000000"/>
+                <w:kern w:val="0"/>
+                <w:sz w:val="16"/>
+                <w:szCs w:val="16"/>
+                <w:u w:val="none"/>
+                <w:lang w:val="en-US" w:eastAsia="zh-CN"/>
+              </w:rPr>
+            </w:pPr>
+            <w:r>
+              <w:rPr>
+                <w:rFonts w:hint="eastAsia" w:ascii="宋体" w:hAnsi="宋体" w:cs="宋体"/>
+                <w:i w:val="0"/>
+                <w:iCs w:val="0"/>
+                <w:snapToGrid w:val="0"/>
+                <w:color w:val="000000"/>
+                <w:kern w:val="0"/>
+                <w:sz w:val="16"/>
+                <w:szCs w:val="16"/>
+                <w:u w:val="none"/>
+                <w:lang w:val="en-US" w:eastAsia="zh-CN"/>
+              </w:rPr>
+              <w:t>服务数据管理制度培训</w:t>
             </w:r>
           </w:p>
         </w:tc>
@@ -17740,32 +16961,32 @@
               <w:jc w:val="left"/>
               <w:textAlignment w:val="center"/>
               <w:rPr>
-                <w:rFonts w:hint="eastAsia" w:ascii="宋体" w:hAnsi="宋体" w:eastAsia="宋体" w:cs="宋体"/>
-                <w:i w:val="0"/>
-                <w:iCs w:val="0"/>
-                <w:snapToGrid w:val="0"/>
-                <w:color w:val="000000"/>
-                <w:kern w:val="0"/>
-                <w:sz w:val="16"/>
-                <w:szCs w:val="16"/>
-                <w:u w:val="none"/>
-                <w:lang w:val="en-US" w:eastAsia="zh-CN" w:bidi="ar-SA"/>
-              </w:rPr>
-            </w:pPr>
-            <w:r>
-              <w:rPr>
-                <w:rFonts w:hint="eastAsia" w:ascii="宋体" w:hAnsi="宋体" w:eastAsia="宋体" w:cs="宋体"/>
-                <w:i w:val="0"/>
-                <w:iCs w:val="0"/>
-                <w:snapToGrid w:val="0"/>
-                <w:color w:val="000000"/>
-                <w:kern w:val="0"/>
-                <w:sz w:val="16"/>
-                <w:szCs w:val="16"/>
-                <w:u w:val="none"/>
-                <w:lang w:val="en-US" w:eastAsia="zh-CN"/>
-              </w:rPr>
-              <w:t>运维部、研发部</w:t>
+                <w:rFonts w:hint="default" w:ascii="宋体" w:hAnsi="宋体" w:eastAsia="宋体" w:cs="宋体"/>
+                <w:i w:val="0"/>
+                <w:iCs w:val="0"/>
+                <w:snapToGrid w:val="0"/>
+                <w:color w:val="000000"/>
+                <w:kern w:val="0"/>
+                <w:sz w:val="16"/>
+                <w:szCs w:val="16"/>
+                <w:u w:val="none"/>
+                <w:lang w:val="en-US" w:eastAsia="zh-CN"/>
+              </w:rPr>
+            </w:pPr>
+            <w:r>
+              <w:rPr>
+                <w:rFonts w:hint="eastAsia" w:ascii="宋体" w:hAnsi="宋体" w:cs="宋体"/>
+                <w:i w:val="0"/>
+                <w:iCs w:val="0"/>
+                <w:snapToGrid w:val="0"/>
+                <w:color w:val="000000"/>
+                <w:kern w:val="0"/>
+                <w:sz w:val="16"/>
+                <w:szCs w:val="16"/>
+                <w:u w:val="none"/>
+                <w:lang w:val="en-US" w:eastAsia="zh-CN"/>
+              </w:rPr>
+              <w:t>运维部全员</w:t>
             </w:r>
           </w:p>
         </w:tc>
@@ -17800,21 +17021,21 @@
               <w:jc w:val="both"/>
               <w:textAlignment w:val="center"/>
               <w:rPr>
-                <w:rFonts w:hint="eastAsia" w:ascii="宋体" w:hAnsi="宋体" w:eastAsia="宋体" w:cs="宋体"/>
-                <w:i w:val="0"/>
-                <w:iCs w:val="0"/>
-                <w:snapToGrid w:val="0"/>
-                <w:color w:val="000000"/>
-                <w:kern w:val="0"/>
-                <w:sz w:val="16"/>
-                <w:szCs w:val="16"/>
-                <w:u w:val="none"/>
-                <w:lang w:val="en-US" w:eastAsia="zh-CN" w:bidi="ar-SA"/>
-              </w:rPr>
-            </w:pPr>
-            <w:r>
-              <w:rPr>
-                <w:rFonts w:hint="eastAsia" w:ascii="宋体" w:hAnsi="宋体" w:eastAsia="宋体" w:cs="宋体"/>
+                <w:rFonts w:hint="default" w:ascii="宋体" w:hAnsi="宋体" w:eastAsia="宋体" w:cs="宋体"/>
+                <w:i w:val="0"/>
+                <w:iCs w:val="0"/>
+                <w:snapToGrid w:val="0"/>
+                <w:color w:val="000000"/>
+                <w:kern w:val="0"/>
+                <w:sz w:val="16"/>
+                <w:szCs w:val="16"/>
+                <w:u w:val="none"/>
+                <w:lang w:val="en-US" w:eastAsia="zh-CN"/>
+              </w:rPr>
+            </w:pPr>
+            <w:r>
+              <w:rPr>
+                <w:rFonts w:hint="eastAsia" w:ascii="宋体" w:hAnsi="宋体" w:cs="宋体"/>
                 <w:i w:val="0"/>
                 <w:iCs w:val="0"/>
                 <w:snapToGrid w:val="0"/>
@@ -17860,16 +17081,16 @@
               <w:jc w:val="both"/>
               <w:textAlignment w:val="center"/>
               <w:rPr>
-                <w:rFonts w:hint="eastAsia" w:ascii="宋体" w:hAnsi="宋体" w:eastAsia="宋体" w:cs="宋体"/>
-                <w:i w:val="0"/>
-                <w:iCs w:val="0"/>
-                <w:snapToGrid w:val="0"/>
-                <w:color w:val="000000"/>
-                <w:kern w:val="0"/>
-                <w:sz w:val="16"/>
-                <w:szCs w:val="16"/>
-                <w:u w:val="none"/>
-                <w:lang w:val="en-US" w:eastAsia="zh-CN" w:bidi="ar-SA"/>
+                <w:rFonts w:hint="default" w:ascii="宋体" w:hAnsi="宋体" w:cs="宋体"/>
+                <w:i w:val="0"/>
+                <w:iCs w:val="0"/>
+                <w:snapToGrid w:val="0"/>
+                <w:color w:val="000000"/>
+                <w:kern w:val="0"/>
+                <w:sz w:val="16"/>
+                <w:szCs w:val="16"/>
+                <w:u w:val="none"/>
+                <w:lang w:val="en-US" w:eastAsia="zh-CN"/>
               </w:rPr>
             </w:pPr>
             <w:r>
@@ -17885,22 +17106,7 @@
                 <w:u w:val="none"/>
                 <w:lang w:val="en-US" w:eastAsia="zh-CN"/>
               </w:rPr>
-              <w:t>2026年</w:t>
-            </w:r>
-            <w:r>
-              <w:rPr>
-                <w:rFonts w:hint="eastAsia" w:ascii="宋体" w:hAnsi="宋体" w:eastAsia="宋体" w:cs="宋体"/>
-                <w:i w:val="0"/>
-                <w:iCs w:val="0"/>
-                <w:snapToGrid w:val="0"/>
-                <w:color w:val="000000"/>
-                <w:kern w:val="0"/>
-                <w:sz w:val="16"/>
-                <w:szCs w:val="16"/>
-                <w:u w:val="none"/>
-                <w:lang w:val="en-US" w:eastAsia="zh-CN"/>
-              </w:rPr>
-              <w:t>3月</w:t>
+              <w:t>2026年1月</w:t>
             </w:r>
           </w:p>
         </w:tc>
@@ -17950,9 +17156,6 @@
                 <w:numId w:val="2"/>
               </w:numPr>
               <w:suppressLineNumbers w:val="0"/>
-              <w:tabs>
-                <w:tab w:val="center" w:pos="1320"/>
-              </w:tabs>
               <w:kinsoku w:val="0"/>
               <w:wordWrap/>
               <w:overflowPunct/>
@@ -17999,9 +17202,6 @@
               <w:pageBreakBefore w:val="0"/>
               <w:widowControl w:val="0"/>
               <w:suppressLineNumbers w:val="0"/>
-              <w:tabs>
-                <w:tab w:val="center" w:pos="1320"/>
-              </w:tabs>
               <w:kinsoku w:val="0"/>
               <w:wordWrap/>
               <w:overflowPunct/>
@@ -18014,30 +17214,32 @@
               <w:jc w:val="left"/>
               <w:textAlignment w:val="center"/>
               <w:rPr>
-                <w:rFonts w:hint="eastAsia" w:ascii="宋体" w:hAnsi="宋体" w:eastAsia="宋体" w:cs="宋体"/>
-                <w:i w:val="0"/>
-                <w:iCs w:val="0"/>
-                <w:snapToGrid w:val="0"/>
-                <w:color w:val="000000"/>
-                <w:kern w:val="0"/>
-                <w:sz w:val="16"/>
-                <w:szCs w:val="16"/>
-                <w:u w:val="none"/>
-                <w:lang w:val="en-US" w:eastAsia="zh-CN" w:bidi="ar-SA"/>
-              </w:rPr>
-            </w:pPr>
-            <w:r>
-              <w:rPr>
-                <w:rFonts w:hint="eastAsia" w:ascii="宋体" w:hAnsi="宋体" w:eastAsia="宋体" w:cs="宋体"/>
-                <w:i w:val="0"/>
-                <w:iCs w:val="0"/>
-                <w:color w:val="000000"/>
-                <w:sz w:val="16"/>
-                <w:szCs w:val="16"/>
-                <w:u w:val="none"/>
-                <w:lang w:val="en-US" w:eastAsia="zh-CN"/>
-              </w:rPr>
-              <w:t>运维服务服务知识</w:t>
+                <w:rFonts w:hint="default" w:ascii="宋体" w:hAnsi="宋体" w:cs="宋体"/>
+                <w:i w:val="0"/>
+                <w:iCs w:val="0"/>
+                <w:snapToGrid w:val="0"/>
+                <w:color w:val="000000"/>
+                <w:kern w:val="0"/>
+                <w:sz w:val="16"/>
+                <w:szCs w:val="16"/>
+                <w:u w:val="none"/>
+                <w:lang w:val="en-US" w:eastAsia="zh-CN"/>
+              </w:rPr>
+            </w:pPr>
+            <w:r>
+              <w:rPr>
+                <w:rFonts w:hint="eastAsia" w:ascii="宋体" w:hAnsi="宋体" w:cs="宋体"/>
+                <w:i w:val="0"/>
+                <w:iCs w:val="0"/>
+                <w:snapToGrid w:val="0"/>
+                <w:color w:val="000000"/>
+                <w:kern w:val="0"/>
+                <w:sz w:val="16"/>
+                <w:szCs w:val="16"/>
+                <w:u w:val="none"/>
+                <w:lang w:val="en-US" w:eastAsia="zh-CN"/>
+              </w:rPr>
+              <w:t>版本管理工具培训</w:t>
             </w:r>
           </w:p>
         </w:tc>
@@ -18072,30 +17274,32 @@
               <w:jc w:val="left"/>
               <w:textAlignment w:val="center"/>
               <w:rPr>
-                <w:rFonts w:hint="eastAsia" w:ascii="宋体" w:hAnsi="宋体" w:eastAsia="宋体" w:cs="宋体"/>
-                <w:i w:val="0"/>
-                <w:iCs w:val="0"/>
-                <w:snapToGrid w:val="0"/>
-                <w:color w:val="000000"/>
-                <w:kern w:val="0"/>
-                <w:sz w:val="16"/>
-                <w:szCs w:val="16"/>
-                <w:u w:val="none"/>
-                <w:lang w:val="en-US" w:eastAsia="zh-CN" w:bidi="ar-SA"/>
-              </w:rPr>
-            </w:pPr>
-            <w:r>
-              <w:rPr>
-                <w:rFonts w:hint="eastAsia" w:ascii="宋体" w:hAnsi="宋体" w:eastAsia="宋体" w:cs="宋体"/>
-                <w:i w:val="0"/>
-                <w:iCs w:val="0"/>
-                <w:color w:val="000000"/>
-                <w:sz w:val="16"/>
-                <w:szCs w:val="16"/>
-                <w:u w:val="none"/>
-                <w:lang w:val="en-US" w:eastAsia="zh-CN"/>
-              </w:rPr>
-              <w:t>全体运维人员</w:t>
+                <w:rFonts w:hint="default" w:ascii="宋体" w:hAnsi="宋体" w:cs="宋体"/>
+                <w:i w:val="0"/>
+                <w:iCs w:val="0"/>
+                <w:snapToGrid w:val="0"/>
+                <w:color w:val="000000"/>
+                <w:kern w:val="0"/>
+                <w:sz w:val="16"/>
+                <w:szCs w:val="16"/>
+                <w:u w:val="none"/>
+                <w:lang w:val="en-US" w:eastAsia="zh-CN"/>
+              </w:rPr>
+            </w:pPr>
+            <w:r>
+              <w:rPr>
+                <w:rFonts w:hint="eastAsia" w:ascii="宋体" w:hAnsi="宋体" w:cs="宋体"/>
+                <w:i w:val="0"/>
+                <w:iCs w:val="0"/>
+                <w:snapToGrid w:val="0"/>
+                <w:color w:val="000000"/>
+                <w:kern w:val="0"/>
+                <w:sz w:val="16"/>
+                <w:szCs w:val="16"/>
+                <w:u w:val="none"/>
+                <w:lang w:val="en-US" w:eastAsia="zh-CN"/>
+              </w:rPr>
+              <w:t>运维部全员</w:t>
             </w:r>
           </w:p>
         </w:tc>
@@ -18130,21 +17334,21 @@
               <w:jc w:val="both"/>
               <w:textAlignment w:val="center"/>
               <w:rPr>
-                <w:rFonts w:hint="eastAsia" w:ascii="宋体" w:hAnsi="宋体" w:eastAsia="宋体" w:cs="宋体"/>
-                <w:i w:val="0"/>
-                <w:iCs w:val="0"/>
-                <w:snapToGrid w:val="0"/>
-                <w:color w:val="000000"/>
-                <w:kern w:val="0"/>
-                <w:sz w:val="16"/>
-                <w:szCs w:val="16"/>
-                <w:u w:val="none"/>
-                <w:lang w:val="en-US" w:eastAsia="zh-CN" w:bidi="ar-SA"/>
-              </w:rPr>
-            </w:pPr>
-            <w:r>
-              <w:rPr>
-                <w:rFonts w:hint="eastAsia" w:ascii="宋体" w:hAnsi="宋体" w:eastAsia="宋体" w:cs="宋体"/>
+                <w:rFonts w:hint="default" w:ascii="宋体" w:hAnsi="宋体" w:cs="宋体"/>
+                <w:i w:val="0"/>
+                <w:iCs w:val="0"/>
+                <w:snapToGrid w:val="0"/>
+                <w:color w:val="000000"/>
+                <w:kern w:val="0"/>
+                <w:sz w:val="16"/>
+                <w:szCs w:val="16"/>
+                <w:u w:val="none"/>
+                <w:lang w:val="en-US" w:eastAsia="zh-CN"/>
+              </w:rPr>
+            </w:pPr>
+            <w:r>
+              <w:rPr>
+                <w:rFonts w:hint="eastAsia" w:ascii="宋体" w:hAnsi="宋体" w:cs="宋体"/>
                 <w:i w:val="0"/>
                 <w:iCs w:val="0"/>
                 <w:snapToGrid w:val="0"/>
@@ -18190,16 +17394,16 @@
               <w:jc w:val="both"/>
               <w:textAlignment w:val="center"/>
               <w:rPr>
-                <w:rFonts w:hint="eastAsia" w:ascii="宋体" w:hAnsi="宋体" w:eastAsia="宋体" w:cs="宋体"/>
-                <w:i w:val="0"/>
-                <w:iCs w:val="0"/>
-                <w:snapToGrid w:val="0"/>
-                <w:color w:val="000000"/>
-                <w:kern w:val="0"/>
-                <w:sz w:val="16"/>
-                <w:szCs w:val="16"/>
-                <w:u w:val="none"/>
-                <w:lang w:val="en-US" w:eastAsia="zh-CN" w:bidi="ar-SA"/>
+                <w:rFonts w:hint="default" w:ascii="宋体" w:hAnsi="宋体" w:cs="宋体"/>
+                <w:i w:val="0"/>
+                <w:iCs w:val="0"/>
+                <w:snapToGrid w:val="0"/>
+                <w:color w:val="000000"/>
+                <w:kern w:val="0"/>
+                <w:sz w:val="16"/>
+                <w:szCs w:val="16"/>
+                <w:u w:val="none"/>
+                <w:lang w:val="en-US" w:eastAsia="zh-CN"/>
               </w:rPr>
             </w:pPr>
             <w:r>
@@ -18215,20 +17419,7 @@
                 <w:u w:val="none"/>
                 <w:lang w:val="en-US" w:eastAsia="zh-CN"/>
               </w:rPr>
-              <w:t>2026年</w:t>
-            </w:r>
-            <w:r>
-              <w:rPr>
-                <w:rFonts w:hint="eastAsia" w:ascii="宋体" w:hAnsi="宋体" w:eastAsia="宋体" w:cs="宋体"/>
-                <w:i w:val="0"/>
-                <w:iCs w:val="0"/>
-                <w:color w:val="000000"/>
-                <w:sz w:val="16"/>
-                <w:szCs w:val="16"/>
-                <w:u w:val="none"/>
-                <w:lang w:val="en-US" w:eastAsia="zh-CN"/>
-              </w:rPr>
-              <w:t>3月</w:t>
+              <w:t>2026年1月</w:t>
             </w:r>
           </w:p>
         </w:tc>
@@ -18243,6 +17434,7 @@
             <w:insideH w:val="none" w:color="auto" w:sz="0" w:space="0"/>
             <w:insideV w:val="none" w:color="auto" w:sz="0" w:space="0"/>
           </w:tblBorders>
+          <w:shd w:val="clear" w:color="auto" w:fill="auto"/>
           <w:tblCellMar>
             <w:top w:w="0" w:type="dxa"/>
             <w:left w:w="108" w:type="dxa"/>
@@ -18277,9 +17469,6 @@
                 <w:numId w:val="2"/>
               </w:numPr>
               <w:suppressLineNumbers w:val="0"/>
-              <w:tabs>
-                <w:tab w:val="center" w:pos="1320"/>
-              </w:tabs>
               <w:kinsoku w:val="0"/>
               <w:wordWrap/>
               <w:overflowPunct/>
@@ -18326,9 +17515,6 @@
               <w:pageBreakBefore w:val="0"/>
               <w:widowControl w:val="0"/>
               <w:suppressLineNumbers w:val="0"/>
-              <w:tabs>
-                <w:tab w:val="center" w:pos="1320"/>
-              </w:tabs>
               <w:kinsoku w:val="0"/>
               <w:wordWrap/>
               <w:overflowPunct/>
@@ -18366,22 +17552,7 @@
                 <w:u w:val="none"/>
                 <w:lang w:val="en-US" w:eastAsia="zh-CN"/>
               </w:rPr>
-              <w:t>运维服务制度</w:t>
-            </w:r>
-            <w:r>
-              <w:rPr>
-                <w:rFonts w:hint="eastAsia" w:ascii="宋体" w:hAnsi="宋体" w:eastAsia="宋体" w:cs="宋体"/>
-                <w:i w:val="0"/>
-                <w:iCs w:val="0"/>
-                <w:snapToGrid w:val="0"/>
-                <w:color w:val="000000"/>
-                <w:kern w:val="0"/>
-                <w:sz w:val="16"/>
-                <w:szCs w:val="16"/>
-                <w:u w:val="none"/>
-                <w:lang w:val="en-US" w:eastAsia="zh-CN"/>
-              </w:rPr>
-              <w:tab/>
+              <w:t>入职培训（包括制度与企业文化</w:t>
             </w:r>
           </w:p>
         </w:tc>
@@ -18441,7 +17612,7 @@
                 <w:u w:val="none"/>
                 <w:lang w:val="en-US" w:eastAsia="zh-CN"/>
               </w:rPr>
-              <w:t>各相关部门</w:t>
+              <w:t>公司全员</w:t>
             </w:r>
           </w:p>
         </w:tc>
@@ -18501,7 +17672,7 @@
                 <w:u w:val="none"/>
                 <w:lang w:val="en-US" w:eastAsia="zh-CN"/>
               </w:rPr>
-              <w:t>肖龙莽</w:t>
+              <w:t>各模块负责人</w:t>
             </w:r>
           </w:p>
         </w:tc>
@@ -18581,6 +17752,1343 @@
           </w:p>
         </w:tc>
       </w:tr>
+      <w:tr>
+        <w:tblPrEx>
+          <w:tblBorders>
+            <w:top w:val="none" w:color="auto" w:sz="0" w:space="0"/>
+            <w:left w:val="none" w:color="auto" w:sz="0" w:space="0"/>
+            <w:bottom w:val="none" w:color="auto" w:sz="0" w:space="0"/>
+            <w:right w:val="none" w:color="auto" w:sz="0" w:space="0"/>
+            <w:insideH w:val="none" w:color="auto" w:sz="0" w:space="0"/>
+            <w:insideV w:val="none" w:color="auto" w:sz="0" w:space="0"/>
+          </w:tblBorders>
+          <w:shd w:val="clear" w:color="auto" w:fill="auto"/>
+          <w:tblCellMar>
+            <w:top w:w="0" w:type="dxa"/>
+            <w:left w:w="108" w:type="dxa"/>
+            <w:bottom w:w="0" w:type="dxa"/>
+            <w:right w:w="108" w:type="dxa"/>
+          </w:tblCellMar>
+        </w:tblPrEx>
+        <w:trPr>
+          <w:trHeight w:val="270" w:hRule="atLeast"/>
+          <w:jc w:val="center"/>
+        </w:trPr>
+        <w:tc>
+          <w:tcPr>
+            <w:tcW w:w="661" w:type="dxa"/>
+            <w:tcBorders>
+              <w:top w:val="single" w:color="000000" w:sz="4" w:space="0"/>
+              <w:left w:val="single" w:color="000000" w:sz="4" w:space="0"/>
+              <w:bottom w:val="single" w:color="000000" w:sz="4" w:space="0"/>
+              <w:right w:val="single" w:color="000000" w:sz="4" w:space="0"/>
+            </w:tcBorders>
+            <w:shd w:val="clear" w:color="auto" w:fill="auto"/>
+            <w:vAlign w:val="center"/>
+          </w:tcPr>
+          <w:p>
+            <w:pPr>
+              <w:keepNext w:val="0"/>
+              <w:keepLines w:val="0"/>
+              <w:pageBreakBefore w:val="0"/>
+              <w:widowControl w:val="0"/>
+              <w:numPr>
+                <w:ilvl w:val="0"/>
+                <w:numId w:val="2"/>
+              </w:numPr>
+              <w:suppressLineNumbers w:val="0"/>
+              <w:kinsoku w:val="0"/>
+              <w:wordWrap/>
+              <w:overflowPunct/>
+              <w:topLinePunct w:val="0"/>
+              <w:autoSpaceDE w:val="0"/>
+              <w:autoSpaceDN w:val="0"/>
+              <w:bidi w:val="0"/>
+              <w:adjustRightInd w:val="0"/>
+              <w:snapToGrid w:val="0"/>
+              <w:ind w:left="425" w:leftChars="0" w:hanging="425" w:firstLineChars="0"/>
+              <w:jc w:val="left"/>
+              <w:textAlignment w:val="center"/>
+              <w:rPr>
+                <w:rFonts w:hint="eastAsia" w:ascii="宋体" w:hAnsi="宋体" w:eastAsia="宋体" w:cs="宋体"/>
+                <w:i w:val="0"/>
+                <w:iCs w:val="0"/>
+                <w:snapToGrid w:val="0"/>
+                <w:color w:val="000000"/>
+                <w:kern w:val="0"/>
+                <w:sz w:val="16"/>
+                <w:szCs w:val="16"/>
+                <w:u w:val="none"/>
+                <w:lang w:val="en-US" w:eastAsia="zh-CN" w:bidi="ar-SA"/>
+              </w:rPr>
+            </w:pPr>
+          </w:p>
+        </w:tc>
+        <w:tc>
+          <w:tcPr>
+            <w:tcW w:w="2476" w:type="dxa"/>
+            <w:tcBorders>
+              <w:top w:val="single" w:color="000000" w:sz="4" w:space="0"/>
+              <w:left w:val="single" w:color="000000" w:sz="4" w:space="0"/>
+              <w:bottom w:val="single" w:color="000000" w:sz="4" w:space="0"/>
+              <w:right w:val="single" w:color="000000" w:sz="4" w:space="0"/>
+            </w:tcBorders>
+            <w:shd w:val="clear" w:color="auto" w:fill="auto"/>
+            <w:vAlign w:val="center"/>
+          </w:tcPr>
+          <w:p>
+            <w:pPr>
+              <w:keepNext w:val="0"/>
+              <w:keepLines w:val="0"/>
+              <w:pageBreakBefore w:val="0"/>
+              <w:widowControl w:val="0"/>
+              <w:suppressLineNumbers w:val="0"/>
+              <w:kinsoku w:val="0"/>
+              <w:wordWrap/>
+              <w:overflowPunct/>
+              <w:topLinePunct w:val="0"/>
+              <w:autoSpaceDE w:val="0"/>
+              <w:autoSpaceDN w:val="0"/>
+              <w:bidi w:val="0"/>
+              <w:adjustRightInd w:val="0"/>
+              <w:snapToGrid w:val="0"/>
+              <w:jc w:val="left"/>
+              <w:textAlignment w:val="center"/>
+              <w:rPr>
+                <w:rFonts w:hint="eastAsia" w:ascii="宋体" w:hAnsi="宋体" w:eastAsia="宋体" w:cs="宋体"/>
+                <w:i w:val="0"/>
+                <w:iCs w:val="0"/>
+                <w:snapToGrid w:val="0"/>
+                <w:color w:val="000000"/>
+                <w:kern w:val="0"/>
+                <w:sz w:val="16"/>
+                <w:szCs w:val="16"/>
+                <w:u w:val="none"/>
+                <w:lang w:val="en-US" w:eastAsia="zh-CN" w:bidi="ar-SA"/>
+              </w:rPr>
+            </w:pPr>
+            <w:r>
+              <w:rPr>
+                <w:rFonts w:hint="eastAsia" w:ascii="宋体" w:hAnsi="宋体" w:eastAsia="宋体" w:cs="宋体"/>
+                <w:i w:val="0"/>
+                <w:iCs w:val="0"/>
+                <w:snapToGrid w:val="0"/>
+                <w:color w:val="000000"/>
+                <w:kern w:val="0"/>
+                <w:sz w:val="16"/>
+                <w:szCs w:val="16"/>
+                <w:u w:val="none"/>
+                <w:lang w:val="en-US" w:eastAsia="zh-CN"/>
+              </w:rPr>
+              <w:t>公司产品培训</w:t>
+            </w:r>
+          </w:p>
+        </w:tc>
+        <w:tc>
+          <w:tcPr>
+            <w:tcW w:w="1428" w:type="dxa"/>
+            <w:tcBorders>
+              <w:top w:val="single" w:color="000000" w:sz="4" w:space="0"/>
+              <w:left w:val="single" w:color="000000" w:sz="4" w:space="0"/>
+              <w:bottom w:val="single" w:color="000000" w:sz="4" w:space="0"/>
+              <w:right w:val="single" w:color="000000" w:sz="4" w:space="0"/>
+            </w:tcBorders>
+            <w:shd w:val="clear" w:color="auto" w:fill="auto"/>
+            <w:vAlign w:val="center"/>
+          </w:tcPr>
+          <w:p>
+            <w:pPr>
+              <w:keepNext w:val="0"/>
+              <w:keepLines w:val="0"/>
+              <w:pageBreakBefore w:val="0"/>
+              <w:widowControl w:val="0"/>
+              <w:suppressLineNumbers w:val="0"/>
+              <w:kinsoku w:val="0"/>
+              <w:wordWrap/>
+              <w:overflowPunct/>
+              <w:topLinePunct w:val="0"/>
+              <w:autoSpaceDE w:val="0"/>
+              <w:autoSpaceDN w:val="0"/>
+              <w:bidi w:val="0"/>
+              <w:adjustRightInd w:val="0"/>
+              <w:snapToGrid w:val="0"/>
+              <w:jc w:val="left"/>
+              <w:textAlignment w:val="center"/>
+              <w:rPr>
+                <w:rFonts w:hint="eastAsia" w:ascii="宋体" w:hAnsi="宋体" w:eastAsia="宋体" w:cs="宋体"/>
+                <w:i w:val="0"/>
+                <w:iCs w:val="0"/>
+                <w:snapToGrid w:val="0"/>
+                <w:color w:val="000000"/>
+                <w:kern w:val="0"/>
+                <w:sz w:val="16"/>
+                <w:szCs w:val="16"/>
+                <w:u w:val="none"/>
+                <w:lang w:val="en-US" w:eastAsia="zh-CN" w:bidi="ar-SA"/>
+              </w:rPr>
+            </w:pPr>
+            <w:r>
+              <w:rPr>
+                <w:rFonts w:hint="eastAsia" w:ascii="宋体" w:hAnsi="宋体" w:eastAsia="宋体" w:cs="宋体"/>
+                <w:i w:val="0"/>
+                <w:iCs w:val="0"/>
+                <w:snapToGrid w:val="0"/>
+                <w:color w:val="000000"/>
+                <w:kern w:val="0"/>
+                <w:sz w:val="16"/>
+                <w:szCs w:val="16"/>
+                <w:u w:val="none"/>
+                <w:lang w:val="en-US" w:eastAsia="zh-CN"/>
+              </w:rPr>
+              <w:t>公司全员</w:t>
+            </w:r>
+          </w:p>
+        </w:tc>
+        <w:tc>
+          <w:tcPr>
+            <w:tcW w:w="816" w:type="dxa"/>
+            <w:tcBorders>
+              <w:top w:val="single" w:color="000000" w:sz="4" w:space="0"/>
+              <w:left w:val="single" w:color="000000" w:sz="4" w:space="0"/>
+              <w:bottom w:val="single" w:color="000000" w:sz="4" w:space="0"/>
+              <w:right w:val="single" w:color="000000" w:sz="4" w:space="0"/>
+            </w:tcBorders>
+            <w:shd w:val="clear" w:color="auto" w:fill="auto"/>
+            <w:vAlign w:val="center"/>
+          </w:tcPr>
+          <w:p>
+            <w:pPr>
+              <w:keepNext w:val="0"/>
+              <w:keepLines w:val="0"/>
+              <w:pageBreakBefore w:val="0"/>
+              <w:widowControl w:val="0"/>
+              <w:suppressLineNumbers w:val="0"/>
+              <w:kinsoku w:val="0"/>
+              <w:wordWrap/>
+              <w:overflowPunct/>
+              <w:topLinePunct w:val="0"/>
+              <w:autoSpaceDE w:val="0"/>
+              <w:autoSpaceDN w:val="0"/>
+              <w:bidi w:val="0"/>
+              <w:adjustRightInd w:val="0"/>
+              <w:snapToGrid w:val="0"/>
+              <w:jc w:val="both"/>
+              <w:textAlignment w:val="center"/>
+              <w:rPr>
+                <w:rFonts w:hint="eastAsia" w:ascii="宋体" w:hAnsi="宋体" w:eastAsia="宋体" w:cs="宋体"/>
+                <w:i w:val="0"/>
+                <w:iCs w:val="0"/>
+                <w:snapToGrid w:val="0"/>
+                <w:color w:val="000000"/>
+                <w:kern w:val="0"/>
+                <w:sz w:val="16"/>
+                <w:szCs w:val="16"/>
+                <w:u w:val="none"/>
+                <w:lang w:val="en-US" w:eastAsia="zh-CN" w:bidi="ar-SA"/>
+              </w:rPr>
+            </w:pPr>
+            <w:r>
+              <w:rPr>
+                <w:rFonts w:hint="eastAsia" w:ascii="宋体" w:hAnsi="宋体" w:eastAsia="宋体" w:cs="宋体"/>
+                <w:i w:val="0"/>
+                <w:iCs w:val="0"/>
+                <w:snapToGrid w:val="0"/>
+                <w:color w:val="000000"/>
+                <w:kern w:val="0"/>
+                <w:sz w:val="16"/>
+                <w:szCs w:val="16"/>
+                <w:u w:val="none"/>
+                <w:lang w:val="en-US" w:eastAsia="zh-CN"/>
+              </w:rPr>
+              <w:t>肖龙莽</w:t>
+            </w:r>
+          </w:p>
+        </w:tc>
+        <w:tc>
+          <w:tcPr>
+            <w:tcW w:w="1169" w:type="dxa"/>
+            <w:tcBorders>
+              <w:top w:val="single" w:color="000000" w:sz="4" w:space="0"/>
+              <w:left w:val="single" w:color="000000" w:sz="4" w:space="0"/>
+              <w:bottom w:val="single" w:color="000000" w:sz="4" w:space="0"/>
+              <w:right w:val="single" w:color="000000" w:sz="4" w:space="0"/>
+            </w:tcBorders>
+            <w:shd w:val="clear" w:color="auto" w:fill="auto"/>
+            <w:vAlign w:val="center"/>
+          </w:tcPr>
+          <w:p>
+            <w:pPr>
+              <w:keepNext w:val="0"/>
+              <w:keepLines w:val="0"/>
+              <w:pageBreakBefore w:val="0"/>
+              <w:widowControl w:val="0"/>
+              <w:suppressLineNumbers w:val="0"/>
+              <w:kinsoku w:val="0"/>
+              <w:wordWrap/>
+              <w:overflowPunct/>
+              <w:topLinePunct w:val="0"/>
+              <w:autoSpaceDE w:val="0"/>
+              <w:autoSpaceDN w:val="0"/>
+              <w:bidi w:val="0"/>
+              <w:adjustRightInd w:val="0"/>
+              <w:snapToGrid w:val="0"/>
+              <w:jc w:val="both"/>
+              <w:textAlignment w:val="center"/>
+              <w:rPr>
+                <w:rFonts w:hint="eastAsia" w:ascii="宋体" w:hAnsi="宋体" w:eastAsia="宋体" w:cs="宋体"/>
+                <w:i w:val="0"/>
+                <w:iCs w:val="0"/>
+                <w:snapToGrid w:val="0"/>
+                <w:color w:val="000000"/>
+                <w:kern w:val="0"/>
+                <w:sz w:val="16"/>
+                <w:szCs w:val="16"/>
+                <w:u w:val="none"/>
+                <w:lang w:val="en-US" w:eastAsia="zh-CN" w:bidi="ar-SA"/>
+              </w:rPr>
+            </w:pPr>
+            <w:r>
+              <w:rPr>
+                <w:rFonts w:hint="eastAsia" w:ascii="宋体" w:hAnsi="宋体" w:cs="宋体"/>
+                <w:i w:val="0"/>
+                <w:iCs w:val="0"/>
+                <w:snapToGrid w:val="0"/>
+                <w:color w:val="000000"/>
+                <w:kern w:val="0"/>
+                <w:sz w:val="16"/>
+                <w:szCs w:val="16"/>
+                <w:u w:val="none"/>
+                <w:lang w:val="en-US" w:eastAsia="zh-CN"/>
+              </w:rPr>
+              <w:t>2026年</w:t>
+            </w:r>
+            <w:r>
+              <w:rPr>
+                <w:rFonts w:hint="eastAsia" w:ascii="宋体" w:hAnsi="宋体" w:eastAsia="宋体" w:cs="宋体"/>
+                <w:i w:val="0"/>
+                <w:iCs w:val="0"/>
+                <w:snapToGrid w:val="0"/>
+                <w:color w:val="000000"/>
+                <w:kern w:val="0"/>
+                <w:sz w:val="16"/>
+                <w:szCs w:val="16"/>
+                <w:u w:val="none"/>
+                <w:lang w:val="en-US" w:eastAsia="zh-CN"/>
+              </w:rPr>
+              <w:t>3月</w:t>
+            </w:r>
+          </w:p>
+        </w:tc>
+      </w:tr>
+      <w:tr>
+        <w:tblPrEx>
+          <w:tblBorders>
+            <w:top w:val="none" w:color="auto" w:sz="0" w:space="0"/>
+            <w:left w:val="none" w:color="auto" w:sz="0" w:space="0"/>
+            <w:bottom w:val="none" w:color="auto" w:sz="0" w:space="0"/>
+            <w:right w:val="none" w:color="auto" w:sz="0" w:space="0"/>
+            <w:insideH w:val="none" w:color="auto" w:sz="0" w:space="0"/>
+            <w:insideV w:val="none" w:color="auto" w:sz="0" w:space="0"/>
+          </w:tblBorders>
+          <w:shd w:val="clear" w:color="auto" w:fill="auto"/>
+          <w:tblCellMar>
+            <w:top w:w="0" w:type="dxa"/>
+            <w:left w:w="108" w:type="dxa"/>
+            <w:bottom w:w="0" w:type="dxa"/>
+            <w:right w:w="108" w:type="dxa"/>
+          </w:tblCellMar>
+        </w:tblPrEx>
+        <w:trPr>
+          <w:trHeight w:val="270" w:hRule="atLeast"/>
+          <w:jc w:val="center"/>
+        </w:trPr>
+        <w:tc>
+          <w:tcPr>
+            <w:tcW w:w="661" w:type="dxa"/>
+            <w:tcBorders>
+              <w:top w:val="single" w:color="000000" w:sz="4" w:space="0"/>
+              <w:left w:val="single" w:color="000000" w:sz="4" w:space="0"/>
+              <w:bottom w:val="single" w:color="000000" w:sz="4" w:space="0"/>
+              <w:right w:val="single" w:color="000000" w:sz="4" w:space="0"/>
+            </w:tcBorders>
+            <w:shd w:val="clear" w:color="auto" w:fill="auto"/>
+            <w:vAlign w:val="center"/>
+          </w:tcPr>
+          <w:p>
+            <w:pPr>
+              <w:keepNext w:val="0"/>
+              <w:keepLines w:val="0"/>
+              <w:pageBreakBefore w:val="0"/>
+              <w:widowControl w:val="0"/>
+              <w:numPr>
+                <w:ilvl w:val="0"/>
+                <w:numId w:val="2"/>
+              </w:numPr>
+              <w:suppressLineNumbers w:val="0"/>
+              <w:kinsoku w:val="0"/>
+              <w:wordWrap/>
+              <w:overflowPunct/>
+              <w:topLinePunct w:val="0"/>
+              <w:autoSpaceDE w:val="0"/>
+              <w:autoSpaceDN w:val="0"/>
+              <w:bidi w:val="0"/>
+              <w:adjustRightInd w:val="0"/>
+              <w:snapToGrid w:val="0"/>
+              <w:ind w:left="425" w:leftChars="0" w:hanging="425" w:firstLineChars="0"/>
+              <w:jc w:val="left"/>
+              <w:textAlignment w:val="center"/>
+              <w:rPr>
+                <w:rFonts w:hint="eastAsia" w:ascii="宋体" w:hAnsi="宋体" w:eastAsia="宋体" w:cs="宋体"/>
+                <w:i w:val="0"/>
+                <w:iCs w:val="0"/>
+                <w:snapToGrid w:val="0"/>
+                <w:color w:val="000000"/>
+                <w:kern w:val="0"/>
+                <w:sz w:val="16"/>
+                <w:szCs w:val="16"/>
+                <w:u w:val="none"/>
+                <w:lang w:val="en-US" w:eastAsia="zh-CN" w:bidi="ar-SA"/>
+              </w:rPr>
+            </w:pPr>
+          </w:p>
+        </w:tc>
+        <w:tc>
+          <w:tcPr>
+            <w:tcW w:w="2476" w:type="dxa"/>
+            <w:tcBorders>
+              <w:top w:val="single" w:color="000000" w:sz="4" w:space="0"/>
+              <w:left w:val="single" w:color="000000" w:sz="4" w:space="0"/>
+              <w:bottom w:val="single" w:color="000000" w:sz="4" w:space="0"/>
+              <w:right w:val="single" w:color="000000" w:sz="4" w:space="0"/>
+            </w:tcBorders>
+            <w:shd w:val="clear" w:color="auto" w:fill="auto"/>
+            <w:vAlign w:val="center"/>
+          </w:tcPr>
+          <w:p>
+            <w:pPr>
+              <w:keepNext w:val="0"/>
+              <w:keepLines w:val="0"/>
+              <w:pageBreakBefore w:val="0"/>
+              <w:widowControl w:val="0"/>
+              <w:suppressLineNumbers w:val="0"/>
+              <w:tabs>
+                <w:tab w:val="center" w:pos="1320"/>
+              </w:tabs>
+              <w:kinsoku w:val="0"/>
+              <w:wordWrap/>
+              <w:overflowPunct/>
+              <w:topLinePunct w:val="0"/>
+              <w:autoSpaceDE w:val="0"/>
+              <w:autoSpaceDN w:val="0"/>
+              <w:bidi w:val="0"/>
+              <w:adjustRightInd w:val="0"/>
+              <w:snapToGrid w:val="0"/>
+              <w:jc w:val="left"/>
+              <w:textAlignment w:val="center"/>
+              <w:rPr>
+                <w:rFonts w:hint="eastAsia" w:ascii="宋体" w:hAnsi="宋体" w:eastAsia="宋体" w:cs="宋体"/>
+                <w:i w:val="0"/>
+                <w:iCs w:val="0"/>
+                <w:snapToGrid w:val="0"/>
+                <w:color w:val="000000"/>
+                <w:kern w:val="0"/>
+                <w:sz w:val="16"/>
+                <w:szCs w:val="16"/>
+                <w:u w:val="none"/>
+                <w:lang w:val="en-US" w:eastAsia="zh-CN" w:bidi="ar-SA"/>
+              </w:rPr>
+            </w:pPr>
+            <w:r>
+              <w:rPr>
+                <w:rFonts w:hint="eastAsia" w:ascii="宋体" w:hAnsi="宋体" w:eastAsia="宋体" w:cs="宋体"/>
+                <w:i w:val="0"/>
+                <w:iCs w:val="0"/>
+                <w:snapToGrid w:val="0"/>
+                <w:color w:val="000000"/>
+                <w:kern w:val="0"/>
+                <w:sz w:val="16"/>
+                <w:szCs w:val="16"/>
+                <w:u w:val="none"/>
+                <w:lang w:val="en-US" w:eastAsia="zh-CN"/>
+              </w:rPr>
+              <w:t>产品测试用例编写</w:t>
+            </w:r>
+          </w:p>
+        </w:tc>
+        <w:tc>
+          <w:tcPr>
+            <w:tcW w:w="1428" w:type="dxa"/>
+            <w:tcBorders>
+              <w:top w:val="single" w:color="000000" w:sz="4" w:space="0"/>
+              <w:left w:val="single" w:color="000000" w:sz="4" w:space="0"/>
+              <w:bottom w:val="single" w:color="000000" w:sz="4" w:space="0"/>
+              <w:right w:val="single" w:color="000000" w:sz="4" w:space="0"/>
+            </w:tcBorders>
+            <w:shd w:val="clear" w:color="auto" w:fill="auto"/>
+            <w:vAlign w:val="center"/>
+          </w:tcPr>
+          <w:p>
+            <w:pPr>
+              <w:keepNext w:val="0"/>
+              <w:keepLines w:val="0"/>
+              <w:pageBreakBefore w:val="0"/>
+              <w:widowControl w:val="0"/>
+              <w:suppressLineNumbers w:val="0"/>
+              <w:kinsoku w:val="0"/>
+              <w:wordWrap/>
+              <w:overflowPunct/>
+              <w:topLinePunct w:val="0"/>
+              <w:autoSpaceDE w:val="0"/>
+              <w:autoSpaceDN w:val="0"/>
+              <w:bidi w:val="0"/>
+              <w:adjustRightInd w:val="0"/>
+              <w:snapToGrid w:val="0"/>
+              <w:jc w:val="left"/>
+              <w:textAlignment w:val="center"/>
+              <w:rPr>
+                <w:rFonts w:hint="eastAsia" w:ascii="宋体" w:hAnsi="宋体" w:eastAsia="宋体" w:cs="宋体"/>
+                <w:i w:val="0"/>
+                <w:iCs w:val="0"/>
+                <w:snapToGrid w:val="0"/>
+                <w:color w:val="000000"/>
+                <w:kern w:val="0"/>
+                <w:sz w:val="16"/>
+                <w:szCs w:val="16"/>
+                <w:u w:val="none"/>
+                <w:lang w:val="en-US" w:eastAsia="zh-CN" w:bidi="ar-SA"/>
+              </w:rPr>
+            </w:pPr>
+            <w:r>
+              <w:rPr>
+                <w:rFonts w:hint="eastAsia" w:ascii="宋体" w:hAnsi="宋体" w:eastAsia="宋体" w:cs="宋体"/>
+                <w:i w:val="0"/>
+                <w:iCs w:val="0"/>
+                <w:snapToGrid w:val="0"/>
+                <w:color w:val="000000"/>
+                <w:kern w:val="0"/>
+                <w:sz w:val="16"/>
+                <w:szCs w:val="16"/>
+                <w:u w:val="none"/>
+                <w:lang w:val="en-US" w:eastAsia="zh-CN"/>
+              </w:rPr>
+              <w:t>运维部、研发部</w:t>
+            </w:r>
+          </w:p>
+        </w:tc>
+        <w:tc>
+          <w:tcPr>
+            <w:tcW w:w="816" w:type="dxa"/>
+            <w:tcBorders>
+              <w:top w:val="single" w:color="000000" w:sz="4" w:space="0"/>
+              <w:left w:val="single" w:color="000000" w:sz="4" w:space="0"/>
+              <w:bottom w:val="single" w:color="000000" w:sz="4" w:space="0"/>
+              <w:right w:val="single" w:color="000000" w:sz="4" w:space="0"/>
+            </w:tcBorders>
+            <w:shd w:val="clear" w:color="auto" w:fill="auto"/>
+            <w:vAlign w:val="center"/>
+          </w:tcPr>
+          <w:p>
+            <w:pPr>
+              <w:keepNext w:val="0"/>
+              <w:keepLines w:val="0"/>
+              <w:pageBreakBefore w:val="0"/>
+              <w:widowControl w:val="0"/>
+              <w:suppressLineNumbers w:val="0"/>
+              <w:kinsoku w:val="0"/>
+              <w:wordWrap/>
+              <w:overflowPunct/>
+              <w:topLinePunct w:val="0"/>
+              <w:autoSpaceDE w:val="0"/>
+              <w:autoSpaceDN w:val="0"/>
+              <w:bidi w:val="0"/>
+              <w:adjustRightInd w:val="0"/>
+              <w:snapToGrid w:val="0"/>
+              <w:jc w:val="both"/>
+              <w:textAlignment w:val="center"/>
+              <w:rPr>
+                <w:rFonts w:hint="eastAsia" w:ascii="宋体" w:hAnsi="宋体" w:eastAsia="宋体" w:cs="宋体"/>
+                <w:i w:val="0"/>
+                <w:iCs w:val="0"/>
+                <w:snapToGrid w:val="0"/>
+                <w:color w:val="000000"/>
+                <w:kern w:val="0"/>
+                <w:sz w:val="16"/>
+                <w:szCs w:val="16"/>
+                <w:u w:val="none"/>
+                <w:lang w:val="en-US" w:eastAsia="zh-CN" w:bidi="ar-SA"/>
+              </w:rPr>
+            </w:pPr>
+            <w:r>
+              <w:rPr>
+                <w:rFonts w:hint="eastAsia" w:ascii="宋体" w:hAnsi="宋体" w:eastAsia="宋体" w:cs="宋体"/>
+                <w:i w:val="0"/>
+                <w:iCs w:val="0"/>
+                <w:snapToGrid w:val="0"/>
+                <w:color w:val="000000"/>
+                <w:kern w:val="0"/>
+                <w:sz w:val="16"/>
+                <w:szCs w:val="16"/>
+                <w:u w:val="none"/>
+                <w:lang w:val="en-US" w:eastAsia="zh-CN"/>
+              </w:rPr>
+              <w:t>肖龙莽</w:t>
+            </w:r>
+          </w:p>
+        </w:tc>
+        <w:tc>
+          <w:tcPr>
+            <w:tcW w:w="1169" w:type="dxa"/>
+            <w:tcBorders>
+              <w:top w:val="single" w:color="000000" w:sz="4" w:space="0"/>
+              <w:left w:val="single" w:color="000000" w:sz="4" w:space="0"/>
+              <w:bottom w:val="single" w:color="000000" w:sz="4" w:space="0"/>
+              <w:right w:val="single" w:color="000000" w:sz="4" w:space="0"/>
+            </w:tcBorders>
+            <w:shd w:val="clear" w:color="auto" w:fill="auto"/>
+            <w:vAlign w:val="center"/>
+          </w:tcPr>
+          <w:p>
+            <w:pPr>
+              <w:keepNext w:val="0"/>
+              <w:keepLines w:val="0"/>
+              <w:pageBreakBefore w:val="0"/>
+              <w:widowControl w:val="0"/>
+              <w:suppressLineNumbers w:val="0"/>
+              <w:kinsoku w:val="0"/>
+              <w:wordWrap/>
+              <w:overflowPunct/>
+              <w:topLinePunct w:val="0"/>
+              <w:autoSpaceDE w:val="0"/>
+              <w:autoSpaceDN w:val="0"/>
+              <w:bidi w:val="0"/>
+              <w:adjustRightInd w:val="0"/>
+              <w:snapToGrid w:val="0"/>
+              <w:jc w:val="both"/>
+              <w:textAlignment w:val="center"/>
+              <w:rPr>
+                <w:rFonts w:hint="eastAsia" w:ascii="宋体" w:hAnsi="宋体" w:eastAsia="宋体" w:cs="宋体"/>
+                <w:i w:val="0"/>
+                <w:iCs w:val="0"/>
+                <w:snapToGrid w:val="0"/>
+                <w:color w:val="000000"/>
+                <w:kern w:val="0"/>
+                <w:sz w:val="16"/>
+                <w:szCs w:val="16"/>
+                <w:u w:val="none"/>
+                <w:lang w:val="en-US" w:eastAsia="zh-CN" w:bidi="ar-SA"/>
+              </w:rPr>
+            </w:pPr>
+            <w:r>
+              <w:rPr>
+                <w:rFonts w:hint="eastAsia" w:ascii="宋体" w:hAnsi="宋体" w:cs="宋体"/>
+                <w:i w:val="0"/>
+                <w:iCs w:val="0"/>
+                <w:snapToGrid w:val="0"/>
+                <w:color w:val="000000"/>
+                <w:kern w:val="0"/>
+                <w:sz w:val="16"/>
+                <w:szCs w:val="16"/>
+                <w:u w:val="none"/>
+                <w:lang w:val="en-US" w:eastAsia="zh-CN"/>
+              </w:rPr>
+              <w:t>2026年</w:t>
+            </w:r>
+            <w:r>
+              <w:rPr>
+                <w:rFonts w:hint="eastAsia" w:ascii="宋体" w:hAnsi="宋体" w:eastAsia="宋体" w:cs="宋体"/>
+                <w:i w:val="0"/>
+                <w:iCs w:val="0"/>
+                <w:snapToGrid w:val="0"/>
+                <w:color w:val="000000"/>
+                <w:kern w:val="0"/>
+                <w:sz w:val="16"/>
+                <w:szCs w:val="16"/>
+                <w:u w:val="none"/>
+                <w:lang w:val="en-US" w:eastAsia="zh-CN"/>
+              </w:rPr>
+              <w:t>3月</w:t>
+            </w:r>
+          </w:p>
+        </w:tc>
+      </w:tr>
+      <w:tr>
+        <w:tblPrEx>
+          <w:tblBorders>
+            <w:top w:val="none" w:color="auto" w:sz="0" w:space="0"/>
+            <w:left w:val="none" w:color="auto" w:sz="0" w:space="0"/>
+            <w:bottom w:val="none" w:color="auto" w:sz="0" w:space="0"/>
+            <w:right w:val="none" w:color="auto" w:sz="0" w:space="0"/>
+            <w:insideH w:val="none" w:color="auto" w:sz="0" w:space="0"/>
+            <w:insideV w:val="none" w:color="auto" w:sz="0" w:space="0"/>
+          </w:tblBorders>
+          <w:shd w:val="clear" w:color="auto" w:fill="auto"/>
+          <w:tblCellMar>
+            <w:top w:w="0" w:type="dxa"/>
+            <w:left w:w="108" w:type="dxa"/>
+            <w:bottom w:w="0" w:type="dxa"/>
+            <w:right w:w="108" w:type="dxa"/>
+          </w:tblCellMar>
+        </w:tblPrEx>
+        <w:trPr>
+          <w:trHeight w:val="270" w:hRule="atLeast"/>
+          <w:jc w:val="center"/>
+        </w:trPr>
+        <w:tc>
+          <w:tcPr>
+            <w:tcW w:w="661" w:type="dxa"/>
+            <w:tcBorders>
+              <w:top w:val="single" w:color="000000" w:sz="4" w:space="0"/>
+              <w:left w:val="single" w:color="000000" w:sz="4" w:space="0"/>
+              <w:bottom w:val="single" w:color="000000" w:sz="4" w:space="0"/>
+              <w:right w:val="single" w:color="000000" w:sz="4" w:space="0"/>
+            </w:tcBorders>
+            <w:shd w:val="clear" w:color="auto" w:fill="auto"/>
+            <w:vAlign w:val="center"/>
+          </w:tcPr>
+          <w:p>
+            <w:pPr>
+              <w:keepNext w:val="0"/>
+              <w:keepLines w:val="0"/>
+              <w:pageBreakBefore w:val="0"/>
+              <w:widowControl w:val="0"/>
+              <w:numPr>
+                <w:ilvl w:val="0"/>
+                <w:numId w:val="2"/>
+              </w:numPr>
+              <w:suppressLineNumbers w:val="0"/>
+              <w:tabs>
+                <w:tab w:val="center" w:pos="1320"/>
+              </w:tabs>
+              <w:kinsoku w:val="0"/>
+              <w:wordWrap/>
+              <w:overflowPunct/>
+              <w:topLinePunct w:val="0"/>
+              <w:autoSpaceDE w:val="0"/>
+              <w:autoSpaceDN w:val="0"/>
+              <w:bidi w:val="0"/>
+              <w:adjustRightInd w:val="0"/>
+              <w:snapToGrid w:val="0"/>
+              <w:ind w:left="425" w:leftChars="0" w:hanging="425" w:firstLineChars="0"/>
+              <w:jc w:val="left"/>
+              <w:textAlignment w:val="center"/>
+              <w:rPr>
+                <w:rFonts w:hint="eastAsia" w:ascii="宋体" w:hAnsi="宋体" w:eastAsia="宋体" w:cs="宋体"/>
+                <w:i w:val="0"/>
+                <w:iCs w:val="0"/>
+                <w:snapToGrid w:val="0"/>
+                <w:color w:val="000000"/>
+                <w:kern w:val="0"/>
+                <w:sz w:val="16"/>
+                <w:szCs w:val="16"/>
+                <w:u w:val="none"/>
+                <w:lang w:val="en-US" w:eastAsia="zh-CN" w:bidi="ar-SA"/>
+              </w:rPr>
+            </w:pPr>
+          </w:p>
+        </w:tc>
+        <w:tc>
+          <w:tcPr>
+            <w:tcW w:w="2476" w:type="dxa"/>
+            <w:tcBorders>
+              <w:top w:val="single" w:color="000000" w:sz="4" w:space="0"/>
+              <w:left w:val="single" w:color="000000" w:sz="4" w:space="0"/>
+              <w:bottom w:val="single" w:color="000000" w:sz="4" w:space="0"/>
+              <w:right w:val="single" w:color="000000" w:sz="4" w:space="0"/>
+            </w:tcBorders>
+            <w:shd w:val="clear" w:color="auto" w:fill="auto"/>
+            <w:vAlign w:val="center"/>
+          </w:tcPr>
+          <w:p>
+            <w:pPr>
+              <w:keepNext w:val="0"/>
+              <w:keepLines w:val="0"/>
+              <w:pageBreakBefore w:val="0"/>
+              <w:widowControl w:val="0"/>
+              <w:suppressLineNumbers w:val="0"/>
+              <w:tabs>
+                <w:tab w:val="center" w:pos="1320"/>
+              </w:tabs>
+              <w:kinsoku w:val="0"/>
+              <w:wordWrap/>
+              <w:overflowPunct/>
+              <w:topLinePunct w:val="0"/>
+              <w:autoSpaceDE w:val="0"/>
+              <w:autoSpaceDN w:val="0"/>
+              <w:bidi w:val="0"/>
+              <w:adjustRightInd w:val="0"/>
+              <w:snapToGrid w:val="0"/>
+              <w:jc w:val="left"/>
+              <w:textAlignment w:val="center"/>
+              <w:rPr>
+                <w:rFonts w:hint="eastAsia" w:ascii="宋体" w:hAnsi="宋体" w:eastAsia="宋体" w:cs="宋体"/>
+                <w:i w:val="0"/>
+                <w:iCs w:val="0"/>
+                <w:snapToGrid w:val="0"/>
+                <w:color w:val="000000"/>
+                <w:kern w:val="0"/>
+                <w:sz w:val="16"/>
+                <w:szCs w:val="16"/>
+                <w:u w:val="none"/>
+                <w:lang w:val="en-US" w:eastAsia="zh-CN" w:bidi="ar-SA"/>
+              </w:rPr>
+            </w:pPr>
+            <w:r>
+              <w:rPr>
+                <w:rFonts w:hint="eastAsia" w:ascii="宋体" w:hAnsi="宋体" w:eastAsia="宋体" w:cs="宋体"/>
+                <w:i w:val="0"/>
+                <w:iCs w:val="0"/>
+                <w:color w:val="000000"/>
+                <w:sz w:val="16"/>
+                <w:szCs w:val="16"/>
+                <w:u w:val="none"/>
+                <w:lang w:val="en-US" w:eastAsia="zh-CN"/>
+              </w:rPr>
+              <w:t>运维服务服务知识</w:t>
+            </w:r>
+          </w:p>
+        </w:tc>
+        <w:tc>
+          <w:tcPr>
+            <w:tcW w:w="1428" w:type="dxa"/>
+            <w:tcBorders>
+              <w:top w:val="single" w:color="000000" w:sz="4" w:space="0"/>
+              <w:left w:val="single" w:color="000000" w:sz="4" w:space="0"/>
+              <w:bottom w:val="single" w:color="000000" w:sz="4" w:space="0"/>
+              <w:right w:val="single" w:color="000000" w:sz="4" w:space="0"/>
+            </w:tcBorders>
+            <w:shd w:val="clear" w:color="auto" w:fill="auto"/>
+            <w:vAlign w:val="center"/>
+          </w:tcPr>
+          <w:p>
+            <w:pPr>
+              <w:keepNext w:val="0"/>
+              <w:keepLines w:val="0"/>
+              <w:pageBreakBefore w:val="0"/>
+              <w:widowControl w:val="0"/>
+              <w:suppressLineNumbers w:val="0"/>
+              <w:kinsoku w:val="0"/>
+              <w:wordWrap/>
+              <w:overflowPunct/>
+              <w:topLinePunct w:val="0"/>
+              <w:autoSpaceDE w:val="0"/>
+              <w:autoSpaceDN w:val="0"/>
+              <w:bidi w:val="0"/>
+              <w:adjustRightInd w:val="0"/>
+              <w:snapToGrid w:val="0"/>
+              <w:jc w:val="left"/>
+              <w:textAlignment w:val="center"/>
+              <w:rPr>
+                <w:rFonts w:hint="eastAsia" w:ascii="宋体" w:hAnsi="宋体" w:eastAsia="宋体" w:cs="宋体"/>
+                <w:i w:val="0"/>
+                <w:iCs w:val="0"/>
+                <w:snapToGrid w:val="0"/>
+                <w:color w:val="000000"/>
+                <w:kern w:val="0"/>
+                <w:sz w:val="16"/>
+                <w:szCs w:val="16"/>
+                <w:u w:val="none"/>
+                <w:lang w:val="en-US" w:eastAsia="zh-CN" w:bidi="ar-SA"/>
+              </w:rPr>
+            </w:pPr>
+            <w:r>
+              <w:rPr>
+                <w:rFonts w:hint="eastAsia" w:ascii="宋体" w:hAnsi="宋体" w:eastAsia="宋体" w:cs="宋体"/>
+                <w:i w:val="0"/>
+                <w:iCs w:val="0"/>
+                <w:color w:val="000000"/>
+                <w:sz w:val="16"/>
+                <w:szCs w:val="16"/>
+                <w:u w:val="none"/>
+                <w:lang w:val="en-US" w:eastAsia="zh-CN"/>
+              </w:rPr>
+              <w:t>全体运维人员</w:t>
+            </w:r>
+          </w:p>
+        </w:tc>
+        <w:tc>
+          <w:tcPr>
+            <w:tcW w:w="816" w:type="dxa"/>
+            <w:tcBorders>
+              <w:top w:val="single" w:color="000000" w:sz="4" w:space="0"/>
+              <w:left w:val="single" w:color="000000" w:sz="4" w:space="0"/>
+              <w:bottom w:val="single" w:color="000000" w:sz="4" w:space="0"/>
+              <w:right w:val="single" w:color="000000" w:sz="4" w:space="0"/>
+            </w:tcBorders>
+            <w:shd w:val="clear" w:color="auto" w:fill="auto"/>
+            <w:vAlign w:val="center"/>
+          </w:tcPr>
+          <w:p>
+            <w:pPr>
+              <w:keepNext w:val="0"/>
+              <w:keepLines w:val="0"/>
+              <w:pageBreakBefore w:val="0"/>
+              <w:widowControl w:val="0"/>
+              <w:suppressLineNumbers w:val="0"/>
+              <w:kinsoku w:val="0"/>
+              <w:wordWrap/>
+              <w:overflowPunct/>
+              <w:topLinePunct w:val="0"/>
+              <w:autoSpaceDE w:val="0"/>
+              <w:autoSpaceDN w:val="0"/>
+              <w:bidi w:val="0"/>
+              <w:adjustRightInd w:val="0"/>
+              <w:snapToGrid w:val="0"/>
+              <w:jc w:val="both"/>
+              <w:textAlignment w:val="center"/>
+              <w:rPr>
+                <w:rFonts w:hint="eastAsia" w:ascii="宋体" w:hAnsi="宋体" w:eastAsia="宋体" w:cs="宋体"/>
+                <w:i w:val="0"/>
+                <w:iCs w:val="0"/>
+                <w:snapToGrid w:val="0"/>
+                <w:color w:val="000000"/>
+                <w:kern w:val="0"/>
+                <w:sz w:val="16"/>
+                <w:szCs w:val="16"/>
+                <w:u w:val="none"/>
+                <w:lang w:val="en-US" w:eastAsia="zh-CN" w:bidi="ar-SA"/>
+              </w:rPr>
+            </w:pPr>
+            <w:r>
+              <w:rPr>
+                <w:rFonts w:hint="eastAsia" w:ascii="宋体" w:hAnsi="宋体" w:eastAsia="宋体" w:cs="宋体"/>
+                <w:i w:val="0"/>
+                <w:iCs w:val="0"/>
+                <w:snapToGrid w:val="0"/>
+                <w:color w:val="000000"/>
+                <w:kern w:val="0"/>
+                <w:sz w:val="16"/>
+                <w:szCs w:val="16"/>
+                <w:u w:val="none"/>
+                <w:lang w:val="en-US" w:eastAsia="zh-CN"/>
+              </w:rPr>
+              <w:t>肖龙莽</w:t>
+            </w:r>
+          </w:p>
+        </w:tc>
+        <w:tc>
+          <w:tcPr>
+            <w:tcW w:w="1169" w:type="dxa"/>
+            <w:tcBorders>
+              <w:top w:val="single" w:color="000000" w:sz="4" w:space="0"/>
+              <w:left w:val="single" w:color="000000" w:sz="4" w:space="0"/>
+              <w:bottom w:val="single" w:color="000000" w:sz="4" w:space="0"/>
+              <w:right w:val="single" w:color="000000" w:sz="4" w:space="0"/>
+            </w:tcBorders>
+            <w:shd w:val="clear" w:color="auto" w:fill="auto"/>
+            <w:vAlign w:val="center"/>
+          </w:tcPr>
+          <w:p>
+            <w:pPr>
+              <w:keepNext w:val="0"/>
+              <w:keepLines w:val="0"/>
+              <w:pageBreakBefore w:val="0"/>
+              <w:widowControl w:val="0"/>
+              <w:suppressLineNumbers w:val="0"/>
+              <w:kinsoku w:val="0"/>
+              <w:wordWrap/>
+              <w:overflowPunct/>
+              <w:topLinePunct w:val="0"/>
+              <w:autoSpaceDE w:val="0"/>
+              <w:autoSpaceDN w:val="0"/>
+              <w:bidi w:val="0"/>
+              <w:adjustRightInd w:val="0"/>
+              <w:snapToGrid w:val="0"/>
+              <w:jc w:val="both"/>
+              <w:textAlignment w:val="center"/>
+              <w:rPr>
+                <w:rFonts w:hint="eastAsia" w:ascii="宋体" w:hAnsi="宋体" w:eastAsia="宋体" w:cs="宋体"/>
+                <w:i w:val="0"/>
+                <w:iCs w:val="0"/>
+                <w:snapToGrid w:val="0"/>
+                <w:color w:val="000000"/>
+                <w:kern w:val="0"/>
+                <w:sz w:val="16"/>
+                <w:szCs w:val="16"/>
+                <w:u w:val="none"/>
+                <w:lang w:val="en-US" w:eastAsia="zh-CN" w:bidi="ar-SA"/>
+              </w:rPr>
+            </w:pPr>
+            <w:r>
+              <w:rPr>
+                <w:rFonts w:hint="eastAsia" w:ascii="宋体" w:hAnsi="宋体" w:cs="宋体"/>
+                <w:i w:val="0"/>
+                <w:iCs w:val="0"/>
+                <w:snapToGrid w:val="0"/>
+                <w:color w:val="000000"/>
+                <w:kern w:val="0"/>
+                <w:sz w:val="16"/>
+                <w:szCs w:val="16"/>
+                <w:u w:val="none"/>
+                <w:lang w:val="en-US" w:eastAsia="zh-CN"/>
+              </w:rPr>
+              <w:t>2026年</w:t>
+            </w:r>
+            <w:r>
+              <w:rPr>
+                <w:rFonts w:hint="eastAsia" w:ascii="宋体" w:hAnsi="宋体" w:eastAsia="宋体" w:cs="宋体"/>
+                <w:i w:val="0"/>
+                <w:iCs w:val="0"/>
+                <w:color w:val="000000"/>
+                <w:sz w:val="16"/>
+                <w:szCs w:val="16"/>
+                <w:u w:val="none"/>
+                <w:lang w:val="en-US" w:eastAsia="zh-CN"/>
+              </w:rPr>
+              <w:t>3月</w:t>
+            </w:r>
+          </w:p>
+        </w:tc>
+      </w:tr>
+      <w:tr>
+        <w:tblPrEx>
+          <w:tblBorders>
+            <w:top w:val="none" w:color="auto" w:sz="0" w:space="0"/>
+            <w:left w:val="none" w:color="auto" w:sz="0" w:space="0"/>
+            <w:bottom w:val="none" w:color="auto" w:sz="0" w:space="0"/>
+            <w:right w:val="none" w:color="auto" w:sz="0" w:space="0"/>
+            <w:insideH w:val="none" w:color="auto" w:sz="0" w:space="0"/>
+            <w:insideV w:val="none" w:color="auto" w:sz="0" w:space="0"/>
+          </w:tblBorders>
+          <w:shd w:val="clear" w:color="auto" w:fill="auto"/>
+          <w:tblCellMar>
+            <w:top w:w="0" w:type="dxa"/>
+            <w:left w:w="108" w:type="dxa"/>
+            <w:bottom w:w="0" w:type="dxa"/>
+            <w:right w:w="108" w:type="dxa"/>
+          </w:tblCellMar>
+        </w:tblPrEx>
+        <w:trPr>
+          <w:trHeight w:val="270" w:hRule="atLeast"/>
+          <w:jc w:val="center"/>
+        </w:trPr>
+        <w:tc>
+          <w:tcPr>
+            <w:tcW w:w="661" w:type="dxa"/>
+            <w:tcBorders>
+              <w:top w:val="single" w:color="000000" w:sz="4" w:space="0"/>
+              <w:left w:val="single" w:color="000000" w:sz="4" w:space="0"/>
+              <w:bottom w:val="single" w:color="000000" w:sz="4" w:space="0"/>
+              <w:right w:val="single" w:color="000000" w:sz="4" w:space="0"/>
+            </w:tcBorders>
+            <w:shd w:val="clear" w:color="auto" w:fill="auto"/>
+            <w:vAlign w:val="center"/>
+          </w:tcPr>
+          <w:p>
+            <w:pPr>
+              <w:keepNext w:val="0"/>
+              <w:keepLines w:val="0"/>
+              <w:pageBreakBefore w:val="0"/>
+              <w:widowControl w:val="0"/>
+              <w:numPr>
+                <w:ilvl w:val="0"/>
+                <w:numId w:val="2"/>
+              </w:numPr>
+              <w:suppressLineNumbers w:val="0"/>
+              <w:tabs>
+                <w:tab w:val="center" w:pos="1320"/>
+              </w:tabs>
+              <w:kinsoku w:val="0"/>
+              <w:wordWrap/>
+              <w:overflowPunct/>
+              <w:topLinePunct w:val="0"/>
+              <w:autoSpaceDE w:val="0"/>
+              <w:autoSpaceDN w:val="0"/>
+              <w:bidi w:val="0"/>
+              <w:adjustRightInd w:val="0"/>
+              <w:snapToGrid w:val="0"/>
+              <w:ind w:left="425" w:leftChars="0" w:hanging="425" w:firstLineChars="0"/>
+              <w:jc w:val="left"/>
+              <w:textAlignment w:val="center"/>
+              <w:rPr>
+                <w:rFonts w:hint="eastAsia" w:ascii="宋体" w:hAnsi="宋体" w:eastAsia="宋体" w:cs="宋体"/>
+                <w:i w:val="0"/>
+                <w:iCs w:val="0"/>
+                <w:snapToGrid w:val="0"/>
+                <w:color w:val="000000"/>
+                <w:kern w:val="0"/>
+                <w:sz w:val="16"/>
+                <w:szCs w:val="16"/>
+                <w:u w:val="none"/>
+                <w:lang w:val="en-US" w:eastAsia="zh-CN" w:bidi="ar-SA"/>
+              </w:rPr>
+            </w:pPr>
+          </w:p>
+        </w:tc>
+        <w:tc>
+          <w:tcPr>
+            <w:tcW w:w="2476" w:type="dxa"/>
+            <w:tcBorders>
+              <w:top w:val="single" w:color="000000" w:sz="4" w:space="0"/>
+              <w:left w:val="single" w:color="000000" w:sz="4" w:space="0"/>
+              <w:bottom w:val="single" w:color="000000" w:sz="4" w:space="0"/>
+              <w:right w:val="single" w:color="000000" w:sz="4" w:space="0"/>
+            </w:tcBorders>
+            <w:shd w:val="clear" w:color="auto" w:fill="auto"/>
+            <w:vAlign w:val="center"/>
+          </w:tcPr>
+          <w:p>
+            <w:pPr>
+              <w:keepNext w:val="0"/>
+              <w:keepLines w:val="0"/>
+              <w:pageBreakBefore w:val="0"/>
+              <w:widowControl w:val="0"/>
+              <w:suppressLineNumbers w:val="0"/>
+              <w:tabs>
+                <w:tab w:val="center" w:pos="1320"/>
+              </w:tabs>
+              <w:kinsoku w:val="0"/>
+              <w:wordWrap/>
+              <w:overflowPunct/>
+              <w:topLinePunct w:val="0"/>
+              <w:autoSpaceDE w:val="0"/>
+              <w:autoSpaceDN w:val="0"/>
+              <w:bidi w:val="0"/>
+              <w:adjustRightInd w:val="0"/>
+              <w:snapToGrid w:val="0"/>
+              <w:jc w:val="left"/>
+              <w:textAlignment w:val="center"/>
+              <w:rPr>
+                <w:rFonts w:hint="eastAsia" w:ascii="宋体" w:hAnsi="宋体" w:eastAsia="宋体" w:cs="宋体"/>
+                <w:i w:val="0"/>
+                <w:iCs w:val="0"/>
+                <w:snapToGrid w:val="0"/>
+                <w:color w:val="000000"/>
+                <w:kern w:val="0"/>
+                <w:sz w:val="16"/>
+                <w:szCs w:val="16"/>
+                <w:u w:val="none"/>
+                <w:lang w:val="en-US" w:eastAsia="zh-CN" w:bidi="ar-SA"/>
+              </w:rPr>
+            </w:pPr>
+            <w:r>
+              <w:rPr>
+                <w:rFonts w:hint="eastAsia" w:ascii="宋体" w:hAnsi="宋体" w:eastAsia="宋体" w:cs="宋体"/>
+                <w:i w:val="0"/>
+                <w:iCs w:val="0"/>
+                <w:snapToGrid w:val="0"/>
+                <w:color w:val="000000"/>
+                <w:kern w:val="0"/>
+                <w:sz w:val="16"/>
+                <w:szCs w:val="16"/>
+                <w:u w:val="none"/>
+                <w:lang w:val="en-US" w:eastAsia="zh-CN"/>
+              </w:rPr>
+              <w:t>运维服务制度</w:t>
+            </w:r>
+            <w:r>
+              <w:rPr>
+                <w:rFonts w:hint="eastAsia" w:ascii="宋体" w:hAnsi="宋体" w:eastAsia="宋体" w:cs="宋体"/>
+                <w:i w:val="0"/>
+                <w:iCs w:val="0"/>
+                <w:snapToGrid w:val="0"/>
+                <w:color w:val="000000"/>
+                <w:kern w:val="0"/>
+                <w:sz w:val="16"/>
+                <w:szCs w:val="16"/>
+                <w:u w:val="none"/>
+                <w:lang w:val="en-US" w:eastAsia="zh-CN"/>
+              </w:rPr>
+              <w:tab/>
+            </w:r>
+          </w:p>
+        </w:tc>
+        <w:tc>
+          <w:tcPr>
+            <w:tcW w:w="1428" w:type="dxa"/>
+            <w:tcBorders>
+              <w:top w:val="single" w:color="000000" w:sz="4" w:space="0"/>
+              <w:left w:val="single" w:color="000000" w:sz="4" w:space="0"/>
+              <w:bottom w:val="single" w:color="000000" w:sz="4" w:space="0"/>
+              <w:right w:val="single" w:color="000000" w:sz="4" w:space="0"/>
+            </w:tcBorders>
+            <w:shd w:val="clear" w:color="auto" w:fill="auto"/>
+            <w:vAlign w:val="center"/>
+          </w:tcPr>
+          <w:p>
+            <w:pPr>
+              <w:keepNext w:val="0"/>
+              <w:keepLines w:val="0"/>
+              <w:pageBreakBefore w:val="0"/>
+              <w:widowControl w:val="0"/>
+              <w:suppressLineNumbers w:val="0"/>
+              <w:kinsoku w:val="0"/>
+              <w:wordWrap/>
+              <w:overflowPunct/>
+              <w:topLinePunct w:val="0"/>
+              <w:autoSpaceDE w:val="0"/>
+              <w:autoSpaceDN w:val="0"/>
+              <w:bidi w:val="0"/>
+              <w:adjustRightInd w:val="0"/>
+              <w:snapToGrid w:val="0"/>
+              <w:jc w:val="left"/>
+              <w:textAlignment w:val="center"/>
+              <w:rPr>
+                <w:rFonts w:hint="eastAsia" w:ascii="宋体" w:hAnsi="宋体" w:eastAsia="宋体" w:cs="宋体"/>
+                <w:i w:val="0"/>
+                <w:iCs w:val="0"/>
+                <w:snapToGrid w:val="0"/>
+                <w:color w:val="000000"/>
+                <w:kern w:val="0"/>
+                <w:sz w:val="16"/>
+                <w:szCs w:val="16"/>
+                <w:u w:val="none"/>
+                <w:lang w:val="en-US" w:eastAsia="zh-CN" w:bidi="ar-SA"/>
+              </w:rPr>
+            </w:pPr>
+            <w:r>
+              <w:rPr>
+                <w:rFonts w:hint="eastAsia" w:ascii="宋体" w:hAnsi="宋体" w:eastAsia="宋体" w:cs="宋体"/>
+                <w:i w:val="0"/>
+                <w:iCs w:val="0"/>
+                <w:snapToGrid w:val="0"/>
+                <w:color w:val="000000"/>
+                <w:kern w:val="0"/>
+                <w:sz w:val="16"/>
+                <w:szCs w:val="16"/>
+                <w:u w:val="none"/>
+                <w:lang w:val="en-US" w:eastAsia="zh-CN"/>
+              </w:rPr>
+              <w:t>各相关部门</w:t>
+            </w:r>
+          </w:p>
+        </w:tc>
+        <w:tc>
+          <w:tcPr>
+            <w:tcW w:w="816" w:type="dxa"/>
+            <w:tcBorders>
+              <w:top w:val="single" w:color="000000" w:sz="4" w:space="0"/>
+              <w:left w:val="single" w:color="000000" w:sz="4" w:space="0"/>
+              <w:bottom w:val="single" w:color="000000" w:sz="4" w:space="0"/>
+              <w:right w:val="single" w:color="000000" w:sz="4" w:space="0"/>
+            </w:tcBorders>
+            <w:shd w:val="clear" w:color="auto" w:fill="auto"/>
+            <w:vAlign w:val="center"/>
+          </w:tcPr>
+          <w:p>
+            <w:pPr>
+              <w:keepNext w:val="0"/>
+              <w:keepLines w:val="0"/>
+              <w:pageBreakBefore w:val="0"/>
+              <w:widowControl w:val="0"/>
+              <w:suppressLineNumbers w:val="0"/>
+              <w:kinsoku w:val="0"/>
+              <w:wordWrap/>
+              <w:overflowPunct/>
+              <w:topLinePunct w:val="0"/>
+              <w:autoSpaceDE w:val="0"/>
+              <w:autoSpaceDN w:val="0"/>
+              <w:bidi w:val="0"/>
+              <w:adjustRightInd w:val="0"/>
+              <w:snapToGrid w:val="0"/>
+              <w:jc w:val="both"/>
+              <w:textAlignment w:val="center"/>
+              <w:rPr>
+                <w:rFonts w:hint="eastAsia" w:ascii="宋体" w:hAnsi="宋体" w:eastAsia="宋体" w:cs="宋体"/>
+                <w:i w:val="0"/>
+                <w:iCs w:val="0"/>
+                <w:snapToGrid w:val="0"/>
+                <w:color w:val="000000"/>
+                <w:kern w:val="0"/>
+                <w:sz w:val="16"/>
+                <w:szCs w:val="16"/>
+                <w:u w:val="none"/>
+                <w:lang w:val="en-US" w:eastAsia="zh-CN" w:bidi="ar-SA"/>
+              </w:rPr>
+            </w:pPr>
+            <w:r>
+              <w:rPr>
+                <w:rFonts w:hint="eastAsia" w:ascii="宋体" w:hAnsi="宋体" w:eastAsia="宋体" w:cs="宋体"/>
+                <w:i w:val="0"/>
+                <w:iCs w:val="0"/>
+                <w:snapToGrid w:val="0"/>
+                <w:color w:val="000000"/>
+                <w:kern w:val="0"/>
+                <w:sz w:val="16"/>
+                <w:szCs w:val="16"/>
+                <w:u w:val="none"/>
+                <w:lang w:val="en-US" w:eastAsia="zh-CN"/>
+              </w:rPr>
+              <w:t>肖龙莽</w:t>
+            </w:r>
+          </w:p>
+        </w:tc>
+        <w:tc>
+          <w:tcPr>
+            <w:tcW w:w="1169" w:type="dxa"/>
+            <w:tcBorders>
+              <w:top w:val="single" w:color="000000" w:sz="4" w:space="0"/>
+              <w:left w:val="single" w:color="000000" w:sz="4" w:space="0"/>
+              <w:bottom w:val="single" w:color="000000" w:sz="4" w:space="0"/>
+              <w:right w:val="single" w:color="000000" w:sz="4" w:space="0"/>
+            </w:tcBorders>
+            <w:shd w:val="clear" w:color="auto" w:fill="auto"/>
+            <w:vAlign w:val="center"/>
+          </w:tcPr>
+          <w:p>
+            <w:pPr>
+              <w:keepNext w:val="0"/>
+              <w:keepLines w:val="0"/>
+              <w:pageBreakBefore w:val="0"/>
+              <w:widowControl w:val="0"/>
+              <w:suppressLineNumbers w:val="0"/>
+              <w:kinsoku w:val="0"/>
+              <w:wordWrap/>
+              <w:overflowPunct/>
+              <w:topLinePunct w:val="0"/>
+              <w:autoSpaceDE w:val="0"/>
+              <w:autoSpaceDN w:val="0"/>
+              <w:bidi w:val="0"/>
+              <w:adjustRightInd w:val="0"/>
+              <w:snapToGrid w:val="0"/>
+              <w:jc w:val="both"/>
+              <w:textAlignment w:val="center"/>
+              <w:rPr>
+                <w:rFonts w:hint="eastAsia" w:ascii="宋体" w:hAnsi="宋体" w:eastAsia="宋体" w:cs="宋体"/>
+                <w:i w:val="0"/>
+                <w:iCs w:val="0"/>
+                <w:snapToGrid w:val="0"/>
+                <w:color w:val="000000"/>
+                <w:kern w:val="0"/>
+                <w:sz w:val="16"/>
+                <w:szCs w:val="16"/>
+                <w:u w:val="none"/>
+                <w:lang w:val="en-US" w:eastAsia="zh-CN" w:bidi="ar-SA"/>
+              </w:rPr>
+            </w:pPr>
+            <w:r>
+              <w:rPr>
+                <w:rFonts w:hint="eastAsia" w:ascii="宋体" w:hAnsi="宋体" w:cs="宋体"/>
+                <w:i w:val="0"/>
+                <w:iCs w:val="0"/>
+                <w:snapToGrid w:val="0"/>
+                <w:color w:val="000000"/>
+                <w:kern w:val="0"/>
+                <w:sz w:val="16"/>
+                <w:szCs w:val="16"/>
+                <w:u w:val="none"/>
+                <w:lang w:val="en-US" w:eastAsia="zh-CN"/>
+              </w:rPr>
+              <w:t>2026年</w:t>
+            </w:r>
+            <w:r>
+              <w:rPr>
+                <w:rFonts w:hint="eastAsia" w:ascii="宋体" w:hAnsi="宋体" w:eastAsia="宋体" w:cs="宋体"/>
+                <w:i w:val="0"/>
+                <w:iCs w:val="0"/>
+                <w:snapToGrid w:val="0"/>
+                <w:color w:val="000000"/>
+                <w:kern w:val="0"/>
+                <w:sz w:val="16"/>
+                <w:szCs w:val="16"/>
+                <w:u w:val="none"/>
+                <w:lang w:val="en-US" w:eastAsia="zh-CN"/>
+              </w:rPr>
+              <w:t>3月</w:t>
+            </w:r>
+          </w:p>
+        </w:tc>
+      </w:tr>
+      <w:bookmarkEnd w:id="13"/>
     </w:tbl>
     <w:p>
       <w:pPr>
@@ -18603,7 +19111,7 @@
           <w:lang w:val="en-US" w:eastAsia="zh-CN"/>
         </w:rPr>
       </w:pPr>
-      <w:bookmarkStart w:id="8" w:name="_Toc23287"/>
+      <w:bookmarkStart w:id="8" w:name="_Toc3819"/>
       <w:r>
         <w:rPr>
           <w:rFonts w:hint="eastAsia"/>
@@ -19944,7 +20452,7 @@
           <w:lang w:val="en-US" w:eastAsia="zh-CN"/>
         </w:rPr>
       </w:pPr>
-      <w:bookmarkStart w:id="9" w:name="_Toc8406"/>
+      <w:bookmarkStart w:id="9" w:name="_Toc16425"/>
       <w:r>
         <w:rPr>
           <w:rFonts w:hint="eastAsia"/>
@@ -20056,6 +20564,58 @@
         <w:t>，遇节假日提前完成。</w:t>
       </w:r>
     </w:p>
+    <w:p>
+      <w:pPr>
+        <w:keepNext w:val="0"/>
+        <w:keepLines w:val="0"/>
+        <w:pageBreakBefore w:val="0"/>
+        <w:widowControl w:val="0"/>
+        <w:kinsoku w:val="0"/>
+        <w:wordWrap/>
+        <w:overflowPunct/>
+        <w:topLinePunct w:val="0"/>
+        <w:autoSpaceDE w:val="0"/>
+        <w:autoSpaceDN w:val="0"/>
+        <w:bidi w:val="0"/>
+        <w:adjustRightInd w:val="0"/>
+        <w:snapToGrid w:val="0"/>
+        <w:spacing w:line="360" w:lineRule="auto"/>
+        <w:ind w:left="0" w:right="0" w:firstLine="0"/>
+        <w:textAlignment w:val="baseline"/>
+        <w:rPr>
+          <w:rFonts w:ascii="宋体" w:hAnsi="宋体" w:eastAsia="宋体" w:cs="宋体"/>
+          <w:spacing w:val="-4"/>
+          <w:sz w:val="24"/>
+          <w:szCs w:val="24"/>
+        </w:rPr>
+      </w:pPr>
+    </w:p>
+    <w:p>
+      <w:pPr>
+        <w:keepNext w:val="0"/>
+        <w:keepLines w:val="0"/>
+        <w:pageBreakBefore w:val="0"/>
+        <w:widowControl w:val="0"/>
+        <w:kinsoku w:val="0"/>
+        <w:wordWrap/>
+        <w:overflowPunct/>
+        <w:topLinePunct w:val="0"/>
+        <w:autoSpaceDE w:val="0"/>
+        <w:autoSpaceDN w:val="0"/>
+        <w:bidi w:val="0"/>
+        <w:adjustRightInd w:val="0"/>
+        <w:snapToGrid w:val="0"/>
+        <w:spacing w:line="360" w:lineRule="auto"/>
+        <w:ind w:left="0" w:right="0" w:firstLine="0"/>
+        <w:textAlignment w:val="baseline"/>
+        <w:rPr>
+          <w:rFonts w:ascii="宋体" w:hAnsi="宋体" w:eastAsia="宋体" w:cs="宋体"/>
+          <w:spacing w:val="-4"/>
+          <w:sz w:val="24"/>
+          <w:szCs w:val="24"/>
+        </w:rPr>
+      </w:pPr>
+    </w:p>
     <w:tbl>
       <w:tblPr>
         <w:tblStyle w:val="25"/>
@@ -21262,11 +21822,11 @@
           <w:lang w:val="en-US" w:eastAsia="zh-CN"/>
         </w:rPr>
       </w:pPr>
-      <w:bookmarkStart w:id="10" w:name="bookmark15"/>
+      <w:bookmarkStart w:id="10" w:name="bookmark16"/>
       <w:bookmarkEnd w:id="10"/>
-      <w:bookmarkStart w:id="11" w:name="bookmark16"/>
+      <w:bookmarkStart w:id="11" w:name="bookmark15"/>
       <w:bookmarkEnd w:id="11"/>
-      <w:bookmarkStart w:id="12" w:name="_Toc10518"/>
+      <w:bookmarkStart w:id="12" w:name="_Toc12909"/>
       <w:r>
         <w:rPr>
           <w:rFonts w:hint="eastAsia"/>
@@ -21352,7 +21912,6 @@
         <w:t>月第一周进行。</w:t>
       </w:r>
     </w:p>
-    <w:bookmarkEnd w:id="13"/>
     <w:sectPr>
       <w:pgSz w:w="11906" w:h="16838"/>
       <w:pgMar w:top="1440" w:right="1800" w:bottom="1440" w:left="1800" w:header="851" w:footer="992" w:gutter="0"/>
